--- a/docs/submission/DRIW_Final_Report.docx
+++ b/docs/submission/DRIW_Final_Report.docx
@@ -78,7 +78,7 @@
         <w:t xml:space="preserve">Submitted: </w:t>
       </w:r>
       <w:r>
-        <w:t>October 16, 2026</w:t>
+        <w:t>October 23, 2026</w:t>
       </w:r>
     </w:p>
     <w:p>
@@ -138,7 +138,7 @@
       <w:r>
         <w:fldChar w:fldCharType="separate"/>
       </w:r>
-      <w:hyperlink w:anchor="_Toc243047583" w:history="1">
+      <w:hyperlink w:anchor="_Toc243685906" w:history="1">
         <w:r>
           <w:rPr>
             <w:rStyle w:val="Hyperlink"/>
@@ -165,7 +165,7 @@
             <w:noProof/>
             <w:webHidden/>
           </w:rPr>
-          <w:instrText xml:space="preserve"> PAGEREF _Toc243047583 \h </w:instrText>
+          <w:instrText xml:space="preserve"> PAGEREF _Toc243685906 \h </w:instrText>
         </w:r>
         <w:r>
           <w:rPr>
@@ -206,7 +206,7 @@
           <w:noProof/>
         </w:rPr>
       </w:pPr>
-      <w:hyperlink w:anchor="_Toc243047584" w:history="1">
+      <w:hyperlink w:anchor="_Toc243685907" w:history="1">
         <w:r>
           <w:rPr>
             <w:rStyle w:val="Hyperlink"/>
@@ -233,7 +233,7 @@
             <w:noProof/>
             <w:webHidden/>
           </w:rPr>
-          <w:instrText xml:space="preserve"> PAGEREF _Toc243047584 \h </w:instrText>
+          <w:instrText xml:space="preserve"> PAGEREF _Toc243685907 \h </w:instrText>
         </w:r>
         <w:r>
           <w:rPr>
@@ -274,7 +274,7 @@
           <w:noProof/>
         </w:rPr>
       </w:pPr>
-      <w:hyperlink w:anchor="_Toc243047585" w:history="1">
+      <w:hyperlink w:anchor="_Toc243685908" w:history="1">
         <w:r>
           <w:rPr>
             <w:rStyle w:val="Hyperlink"/>
@@ -301,7 +301,7 @@
             <w:noProof/>
             <w:webHidden/>
           </w:rPr>
-          <w:instrText xml:space="preserve"> PAGEREF _Toc243047585 \h </w:instrText>
+          <w:instrText xml:space="preserve"> PAGEREF _Toc243685908 \h </w:instrText>
         </w:r>
         <w:r>
           <w:rPr>
@@ -342,7 +342,7 @@
           <w:noProof/>
         </w:rPr>
       </w:pPr>
-      <w:hyperlink w:anchor="_Toc243047586" w:history="1">
+      <w:hyperlink w:anchor="_Toc243685909" w:history="1">
         <w:r>
           <w:rPr>
             <w:rStyle w:val="Hyperlink"/>
@@ -369,7 +369,7 @@
             <w:noProof/>
             <w:webHidden/>
           </w:rPr>
-          <w:instrText xml:space="preserve"> PAGEREF _Toc243047586 \h </w:instrText>
+          <w:instrText xml:space="preserve"> PAGEREF _Toc243685909 \h </w:instrText>
         </w:r>
         <w:r>
           <w:rPr>
@@ -410,7 +410,7 @@
           <w:noProof/>
         </w:rPr>
       </w:pPr>
-      <w:hyperlink w:anchor="_Toc243047587" w:history="1">
+      <w:hyperlink w:anchor="_Toc243685910" w:history="1">
         <w:r>
           <w:rPr>
             <w:rStyle w:val="Hyperlink"/>
@@ -437,7 +437,7 @@
             <w:noProof/>
             <w:webHidden/>
           </w:rPr>
-          <w:instrText xml:space="preserve"> PAGEREF _Toc243047587 \h </w:instrText>
+          <w:instrText xml:space="preserve"> PAGEREF _Toc243685910 \h </w:instrText>
         </w:r>
         <w:r>
           <w:rPr>
@@ -478,7 +478,7 @@
           <w:noProof/>
         </w:rPr>
       </w:pPr>
-      <w:hyperlink w:anchor="_Toc243047588" w:history="1">
+      <w:hyperlink w:anchor="_Toc243685911" w:history="1">
         <w:r>
           <w:rPr>
             <w:rStyle w:val="Hyperlink"/>
@@ -505,7 +505,7 @@
             <w:noProof/>
             <w:webHidden/>
           </w:rPr>
-          <w:instrText xml:space="preserve"> PAGEREF _Toc243047588 \h </w:instrText>
+          <w:instrText xml:space="preserve"> PAGEREF _Toc243685911 \h </w:instrText>
         </w:r>
         <w:r>
           <w:rPr>
@@ -546,7 +546,7 @@
           <w:noProof/>
         </w:rPr>
       </w:pPr>
-      <w:hyperlink w:anchor="_Toc243047589" w:history="1">
+      <w:hyperlink w:anchor="_Toc243685912" w:history="1">
         <w:r>
           <w:rPr>
             <w:rStyle w:val="Hyperlink"/>
@@ -573,7 +573,7 @@
             <w:noProof/>
             <w:webHidden/>
           </w:rPr>
-          <w:instrText xml:space="preserve"> PAGEREF _Toc243047589 \h </w:instrText>
+          <w:instrText xml:space="preserve"> PAGEREF _Toc243685912 \h </w:instrText>
         </w:r>
         <w:r>
           <w:rPr>
@@ -614,7 +614,7 @@
           <w:noProof/>
         </w:rPr>
       </w:pPr>
-      <w:hyperlink w:anchor="_Toc243047590" w:history="1">
+      <w:hyperlink w:anchor="_Toc243685913" w:history="1">
         <w:r>
           <w:rPr>
             <w:rStyle w:val="Hyperlink"/>
@@ -641,7 +641,7 @@
             <w:noProof/>
             <w:webHidden/>
           </w:rPr>
-          <w:instrText xml:space="preserve"> PAGEREF _Toc243047590 \h </w:instrText>
+          <w:instrText xml:space="preserve"> PAGEREF _Toc243685913 \h </w:instrText>
         </w:r>
         <w:r>
           <w:rPr>
@@ -682,7 +682,7 @@
           <w:noProof/>
         </w:rPr>
       </w:pPr>
-      <w:hyperlink w:anchor="_Toc243047591" w:history="1">
+      <w:hyperlink w:anchor="_Toc243685914" w:history="1">
         <w:r>
           <w:rPr>
             <w:rStyle w:val="Hyperlink"/>
@@ -709,7 +709,7 @@
             <w:noProof/>
             <w:webHidden/>
           </w:rPr>
-          <w:instrText xml:space="preserve"> PAGEREF _Toc243047591 \h </w:instrText>
+          <w:instrText xml:space="preserve"> PAGEREF _Toc243685914 \h </w:instrText>
         </w:r>
         <w:r>
           <w:rPr>
@@ -750,7 +750,7 @@
           <w:noProof/>
         </w:rPr>
       </w:pPr>
-      <w:hyperlink w:anchor="_Toc243047592" w:history="1">
+      <w:hyperlink w:anchor="_Toc243685915" w:history="1">
         <w:r>
           <w:rPr>
             <w:rStyle w:val="Hyperlink"/>
@@ -777,7 +777,7 @@
             <w:noProof/>
             <w:webHidden/>
           </w:rPr>
-          <w:instrText xml:space="preserve"> PAGEREF _Toc243047592 \h </w:instrText>
+          <w:instrText xml:space="preserve"> PAGEREF _Toc243685915 \h </w:instrText>
         </w:r>
         <w:r>
           <w:rPr>
@@ -818,7 +818,7 @@
           <w:noProof/>
         </w:rPr>
       </w:pPr>
-      <w:hyperlink w:anchor="_Toc243047593" w:history="1">
+      <w:hyperlink w:anchor="_Toc243685916" w:history="1">
         <w:r>
           <w:rPr>
             <w:rStyle w:val="Hyperlink"/>
@@ -845,7 +845,7 @@
             <w:noProof/>
             <w:webHidden/>
           </w:rPr>
-          <w:instrText xml:space="preserve"> PAGEREF _Toc243047593 \h </w:instrText>
+          <w:instrText xml:space="preserve"> PAGEREF _Toc243685916 \h </w:instrText>
         </w:r>
         <w:r>
           <w:rPr>
@@ -886,7 +886,7 @@
           <w:noProof/>
         </w:rPr>
       </w:pPr>
-      <w:hyperlink w:anchor="_Toc243047594" w:history="1">
+      <w:hyperlink w:anchor="_Toc243685917" w:history="1">
         <w:r>
           <w:rPr>
             <w:rStyle w:val="Hyperlink"/>
@@ -913,7 +913,7 @@
             <w:noProof/>
             <w:webHidden/>
           </w:rPr>
-          <w:instrText xml:space="preserve"> PAGEREF _Toc243047594 \h </w:instrText>
+          <w:instrText xml:space="preserve"> PAGEREF _Toc243685917 \h </w:instrText>
         </w:r>
         <w:r>
           <w:rPr>
@@ -954,7 +954,7 @@
           <w:noProof/>
         </w:rPr>
       </w:pPr>
-      <w:hyperlink w:anchor="_Toc243047595" w:history="1">
+      <w:hyperlink w:anchor="_Toc243685918" w:history="1">
         <w:r>
           <w:rPr>
             <w:rStyle w:val="Hyperlink"/>
@@ -981,7 +981,7 @@
             <w:noProof/>
             <w:webHidden/>
           </w:rPr>
-          <w:instrText xml:space="preserve"> PAGEREF _Toc243047595 \h </w:instrText>
+          <w:instrText xml:space="preserve"> PAGEREF _Toc243685918 \h </w:instrText>
         </w:r>
         <w:r>
           <w:rPr>
@@ -1022,7 +1022,7 @@
           <w:noProof/>
         </w:rPr>
       </w:pPr>
-      <w:hyperlink w:anchor="_Toc243047596" w:history="1">
+      <w:hyperlink w:anchor="_Toc243685919" w:history="1">
         <w:r>
           <w:rPr>
             <w:rStyle w:val="Hyperlink"/>
@@ -1049,7 +1049,7 @@
             <w:noProof/>
             <w:webHidden/>
           </w:rPr>
-          <w:instrText xml:space="preserve"> PAGEREF _Toc243047596 \h </w:instrText>
+          <w:instrText xml:space="preserve"> PAGEREF _Toc243685919 \h </w:instrText>
         </w:r>
         <w:r>
           <w:rPr>
@@ -1090,7 +1090,7 @@
           <w:noProof/>
         </w:rPr>
       </w:pPr>
-      <w:hyperlink w:anchor="_Toc243047597" w:history="1">
+      <w:hyperlink w:anchor="_Toc243685920" w:history="1">
         <w:r>
           <w:rPr>
             <w:rStyle w:val="Hyperlink"/>
@@ -1117,7 +1117,7 @@
             <w:noProof/>
             <w:webHidden/>
           </w:rPr>
-          <w:instrText xml:space="preserve"> PAGEREF _Toc243047597 \h </w:instrText>
+          <w:instrText xml:space="preserve"> PAGEREF _Toc243685920 \h </w:instrText>
         </w:r>
         <w:r>
           <w:rPr>
@@ -1158,7 +1158,7 @@
           <w:noProof/>
         </w:rPr>
       </w:pPr>
-      <w:hyperlink w:anchor="_Toc243047598" w:history="1">
+      <w:hyperlink w:anchor="_Toc243685921" w:history="1">
         <w:r>
           <w:rPr>
             <w:rStyle w:val="Hyperlink"/>
@@ -1185,7 +1185,7 @@
             <w:noProof/>
             <w:webHidden/>
           </w:rPr>
-          <w:instrText xml:space="preserve"> PAGEREF _Toc243047598 \h </w:instrText>
+          <w:instrText xml:space="preserve"> PAGEREF _Toc243685921 \h </w:instrText>
         </w:r>
         <w:r>
           <w:rPr>
@@ -1226,7 +1226,7 @@
           <w:noProof/>
         </w:rPr>
       </w:pPr>
-      <w:hyperlink w:anchor="_Toc243047599" w:history="1">
+      <w:hyperlink w:anchor="_Toc243685922" w:history="1">
         <w:r>
           <w:rPr>
             <w:rStyle w:val="Hyperlink"/>
@@ -1253,7 +1253,7 @@
             <w:noProof/>
             <w:webHidden/>
           </w:rPr>
-          <w:instrText xml:space="preserve"> PAGEREF _Toc243047599 \h </w:instrText>
+          <w:instrText xml:space="preserve"> PAGEREF _Toc243685922 \h </w:instrText>
         </w:r>
         <w:r>
           <w:rPr>
@@ -1294,7 +1294,7 @@
           <w:noProof/>
         </w:rPr>
       </w:pPr>
-      <w:hyperlink w:anchor="_Toc243047600" w:history="1">
+      <w:hyperlink w:anchor="_Toc243685923" w:history="1">
         <w:r>
           <w:rPr>
             <w:rStyle w:val="Hyperlink"/>
@@ -1321,7 +1321,7 @@
             <w:noProof/>
             <w:webHidden/>
           </w:rPr>
-          <w:instrText xml:space="preserve"> PAGEREF _Toc243047600 \h </w:instrText>
+          <w:instrText xml:space="preserve"> PAGEREF _Toc243685923 \h </w:instrText>
         </w:r>
         <w:r>
           <w:rPr>
@@ -1362,7 +1362,7 @@
           <w:noProof/>
         </w:rPr>
       </w:pPr>
-      <w:hyperlink w:anchor="_Toc243047601" w:history="1">
+      <w:hyperlink w:anchor="_Toc243685924" w:history="1">
         <w:r>
           <w:rPr>
             <w:rStyle w:val="Hyperlink"/>
@@ -1389,7 +1389,7 @@
             <w:noProof/>
             <w:webHidden/>
           </w:rPr>
-          <w:instrText xml:space="preserve"> PAGEREF _Toc243047601 \h </w:instrText>
+          <w:instrText xml:space="preserve"> PAGEREF _Toc243685924 \h </w:instrText>
         </w:r>
         <w:r>
           <w:rPr>
@@ -1430,7 +1430,7 @@
           <w:noProof/>
         </w:rPr>
       </w:pPr>
-      <w:hyperlink w:anchor="_Toc243047602" w:history="1">
+      <w:hyperlink w:anchor="_Toc243685925" w:history="1">
         <w:r>
           <w:rPr>
             <w:rStyle w:val="Hyperlink"/>
@@ -1457,7 +1457,7 @@
             <w:noProof/>
             <w:webHidden/>
           </w:rPr>
-          <w:instrText xml:space="preserve"> PAGEREF _Toc243047602 \h </w:instrText>
+          <w:instrText xml:space="preserve"> PAGEREF _Toc243685925 \h </w:instrText>
         </w:r>
         <w:r>
           <w:rPr>
@@ -1498,7 +1498,7 @@
           <w:noProof/>
         </w:rPr>
       </w:pPr>
-      <w:hyperlink w:anchor="_Toc243047603" w:history="1">
+      <w:hyperlink w:anchor="_Toc243685926" w:history="1">
         <w:r>
           <w:rPr>
             <w:rStyle w:val="Hyperlink"/>
@@ -1525,7 +1525,7 @@
             <w:noProof/>
             <w:webHidden/>
           </w:rPr>
-          <w:instrText xml:space="preserve"> PAGEREF _Toc243047603 \h </w:instrText>
+          <w:instrText xml:space="preserve"> PAGEREF _Toc243685926 \h </w:instrText>
         </w:r>
         <w:r>
           <w:rPr>
@@ -1566,7 +1566,7 @@
           <w:noProof/>
         </w:rPr>
       </w:pPr>
-      <w:hyperlink w:anchor="_Toc243047604" w:history="1">
+      <w:hyperlink w:anchor="_Toc243685927" w:history="1">
         <w:r>
           <w:rPr>
             <w:rStyle w:val="Hyperlink"/>
@@ -1593,7 +1593,7 @@
             <w:noProof/>
             <w:webHidden/>
           </w:rPr>
-          <w:instrText xml:space="preserve"> PAGEREF _Toc243047604 \h </w:instrText>
+          <w:instrText xml:space="preserve"> PAGEREF _Toc243685927 \h </w:instrText>
         </w:r>
         <w:r>
           <w:rPr>
@@ -1634,7 +1634,7 @@
           <w:noProof/>
         </w:rPr>
       </w:pPr>
-      <w:hyperlink w:anchor="_Toc243047605" w:history="1">
+      <w:hyperlink w:anchor="_Toc243685928" w:history="1">
         <w:r>
           <w:rPr>
             <w:rStyle w:val="Hyperlink"/>
@@ -1661,7 +1661,7 @@
             <w:noProof/>
             <w:webHidden/>
           </w:rPr>
-          <w:instrText xml:space="preserve"> PAGEREF _Toc243047605 \h </w:instrText>
+          <w:instrText xml:space="preserve"> PAGEREF _Toc243685928 \h </w:instrText>
         </w:r>
         <w:r>
           <w:rPr>
@@ -1702,7 +1702,7 @@
           <w:noProof/>
         </w:rPr>
       </w:pPr>
-      <w:hyperlink w:anchor="_Toc243047606" w:history="1">
+      <w:hyperlink w:anchor="_Toc243685929" w:history="1">
         <w:r>
           <w:rPr>
             <w:rStyle w:val="Hyperlink"/>
@@ -1729,7 +1729,7 @@
             <w:noProof/>
             <w:webHidden/>
           </w:rPr>
-          <w:instrText xml:space="preserve"> PAGEREF _Toc243047606 \h </w:instrText>
+          <w:instrText xml:space="preserve"> PAGEREF _Toc243685929 \h </w:instrText>
         </w:r>
         <w:r>
           <w:rPr>
@@ -1770,7 +1770,7 @@
           <w:noProof/>
         </w:rPr>
       </w:pPr>
-      <w:hyperlink w:anchor="_Toc243047607" w:history="1">
+      <w:hyperlink w:anchor="_Toc243685930" w:history="1">
         <w:r>
           <w:rPr>
             <w:rStyle w:val="Hyperlink"/>
@@ -1797,7 +1797,7 @@
             <w:noProof/>
             <w:webHidden/>
           </w:rPr>
-          <w:instrText xml:space="preserve"> PAGEREF _Toc243047607 \h </w:instrText>
+          <w:instrText xml:space="preserve"> PAGEREF _Toc243685930 \h </w:instrText>
         </w:r>
         <w:r>
           <w:rPr>
@@ -1838,7 +1838,7 @@
           <w:noProof/>
         </w:rPr>
       </w:pPr>
-      <w:hyperlink w:anchor="_Toc243047608" w:history="1">
+      <w:hyperlink w:anchor="_Toc243685931" w:history="1">
         <w:r>
           <w:rPr>
             <w:rStyle w:val="Hyperlink"/>
@@ -1865,7 +1865,7 @@
             <w:noProof/>
             <w:webHidden/>
           </w:rPr>
-          <w:instrText xml:space="preserve"> PAGEREF _Toc243047608 \h </w:instrText>
+          <w:instrText xml:space="preserve"> PAGEREF _Toc243685931 \h </w:instrText>
         </w:r>
         <w:r>
           <w:rPr>
@@ -1906,7 +1906,7 @@
           <w:noProof/>
         </w:rPr>
       </w:pPr>
-      <w:hyperlink w:anchor="_Toc243047609" w:history="1">
+      <w:hyperlink w:anchor="_Toc243685932" w:history="1">
         <w:r>
           <w:rPr>
             <w:rStyle w:val="Hyperlink"/>
@@ -1933,7 +1933,7 @@
             <w:noProof/>
             <w:webHidden/>
           </w:rPr>
-          <w:instrText xml:space="preserve"> PAGEREF _Toc243047609 \h </w:instrText>
+          <w:instrText xml:space="preserve"> PAGEREF _Toc243685932 \h </w:instrText>
         </w:r>
         <w:r>
           <w:rPr>
@@ -1974,7 +1974,7 @@
           <w:noProof/>
         </w:rPr>
       </w:pPr>
-      <w:hyperlink w:anchor="_Toc243047610" w:history="1">
+      <w:hyperlink w:anchor="_Toc243685933" w:history="1">
         <w:r>
           <w:rPr>
             <w:rStyle w:val="Hyperlink"/>
@@ -2001,7 +2001,7 @@
             <w:noProof/>
             <w:webHidden/>
           </w:rPr>
-          <w:instrText xml:space="preserve"> PAGEREF _Toc243047610 \h </w:instrText>
+          <w:instrText xml:space="preserve"> PAGEREF _Toc243685933 \h </w:instrText>
         </w:r>
         <w:r>
           <w:rPr>
@@ -2042,7 +2042,7 @@
           <w:noProof/>
         </w:rPr>
       </w:pPr>
-      <w:hyperlink w:anchor="_Toc243047611" w:history="1">
+      <w:hyperlink w:anchor="_Toc243685934" w:history="1">
         <w:r>
           <w:rPr>
             <w:rStyle w:val="Hyperlink"/>
@@ -2069,7 +2069,7 @@
             <w:noProof/>
             <w:webHidden/>
           </w:rPr>
-          <w:instrText xml:space="preserve"> PAGEREF _Toc243047611 \h </w:instrText>
+          <w:instrText xml:space="preserve"> PAGEREF _Toc243685934 \h </w:instrText>
         </w:r>
         <w:r>
           <w:rPr>
@@ -2110,7 +2110,7 @@
           <w:noProof/>
         </w:rPr>
       </w:pPr>
-      <w:hyperlink w:anchor="_Toc243047612" w:history="1">
+      <w:hyperlink w:anchor="_Toc243685935" w:history="1">
         <w:r>
           <w:rPr>
             <w:rStyle w:val="Hyperlink"/>
@@ -2137,7 +2137,7 @@
             <w:noProof/>
             <w:webHidden/>
           </w:rPr>
-          <w:instrText xml:space="preserve"> PAGEREF _Toc243047612 \h </w:instrText>
+          <w:instrText xml:space="preserve"> PAGEREF _Toc243685935 \h </w:instrText>
         </w:r>
         <w:r>
           <w:rPr>
@@ -2178,7 +2178,7 @@
           <w:noProof/>
         </w:rPr>
       </w:pPr>
-      <w:hyperlink w:anchor="_Toc243047613" w:history="1">
+      <w:hyperlink w:anchor="_Toc243685936" w:history="1">
         <w:r>
           <w:rPr>
             <w:rStyle w:val="Hyperlink"/>
@@ -2205,7 +2205,7 @@
             <w:noProof/>
             <w:webHidden/>
           </w:rPr>
-          <w:instrText xml:space="preserve"> PAGEREF _Toc243047613 \h </w:instrText>
+          <w:instrText xml:space="preserve"> PAGEREF _Toc243685936 \h </w:instrText>
         </w:r>
         <w:r>
           <w:rPr>
@@ -2246,7 +2246,7 @@
           <w:noProof/>
         </w:rPr>
       </w:pPr>
-      <w:hyperlink w:anchor="_Toc243047614" w:history="1">
+      <w:hyperlink w:anchor="_Toc243685937" w:history="1">
         <w:r>
           <w:rPr>
             <w:rStyle w:val="Hyperlink"/>
@@ -2273,7 +2273,7 @@
             <w:noProof/>
             <w:webHidden/>
           </w:rPr>
-          <w:instrText xml:space="preserve"> PAGEREF _Toc243047614 \h </w:instrText>
+          <w:instrText xml:space="preserve"> PAGEREF _Toc243685937 \h </w:instrText>
         </w:r>
         <w:r>
           <w:rPr>
@@ -2314,7 +2314,7 @@
           <w:noProof/>
         </w:rPr>
       </w:pPr>
-      <w:hyperlink w:anchor="_Toc243047615" w:history="1">
+      <w:hyperlink w:anchor="_Toc243685938" w:history="1">
         <w:r>
           <w:rPr>
             <w:rStyle w:val="Hyperlink"/>
@@ -2341,7 +2341,7 @@
             <w:noProof/>
             <w:webHidden/>
           </w:rPr>
-          <w:instrText xml:space="preserve"> PAGEREF _Toc243047615 \h </w:instrText>
+          <w:instrText xml:space="preserve"> PAGEREF _Toc243685938 \h </w:instrText>
         </w:r>
         <w:r>
           <w:rPr>
@@ -2382,7 +2382,7 @@
           <w:noProof/>
         </w:rPr>
       </w:pPr>
-      <w:hyperlink w:anchor="_Toc243047616" w:history="1">
+      <w:hyperlink w:anchor="_Toc243685939" w:history="1">
         <w:r>
           <w:rPr>
             <w:rStyle w:val="Hyperlink"/>
@@ -2409,7 +2409,7 @@
             <w:noProof/>
             <w:webHidden/>
           </w:rPr>
-          <w:instrText xml:space="preserve"> PAGEREF _Toc243047616 \h </w:instrText>
+          <w:instrText xml:space="preserve"> PAGEREF _Toc243685939 \h </w:instrText>
         </w:r>
         <w:r>
           <w:rPr>
@@ -2450,7 +2450,7 @@
           <w:noProof/>
         </w:rPr>
       </w:pPr>
-      <w:hyperlink w:anchor="_Toc243047617" w:history="1">
+      <w:hyperlink w:anchor="_Toc243685940" w:history="1">
         <w:r>
           <w:rPr>
             <w:rStyle w:val="Hyperlink"/>
@@ -2477,7 +2477,7 @@
             <w:noProof/>
             <w:webHidden/>
           </w:rPr>
-          <w:instrText xml:space="preserve"> PAGEREF _Toc243047617 \h </w:instrText>
+          <w:instrText xml:space="preserve"> PAGEREF _Toc243685940 \h </w:instrText>
         </w:r>
         <w:r>
           <w:rPr>
@@ -2518,7 +2518,7 @@
           <w:noProof/>
         </w:rPr>
       </w:pPr>
-      <w:hyperlink w:anchor="_Toc243047618" w:history="1">
+      <w:hyperlink w:anchor="_Toc243685941" w:history="1">
         <w:r>
           <w:rPr>
             <w:rStyle w:val="Hyperlink"/>
@@ -2545,7 +2545,7 @@
             <w:noProof/>
             <w:webHidden/>
           </w:rPr>
-          <w:instrText xml:space="preserve"> PAGEREF _Toc243047618 \h </w:instrText>
+          <w:instrText xml:space="preserve"> PAGEREF _Toc243685941 \h </w:instrText>
         </w:r>
         <w:r>
           <w:rPr>
@@ -2586,7 +2586,7 @@
           <w:noProof/>
         </w:rPr>
       </w:pPr>
-      <w:hyperlink w:anchor="_Toc243047619" w:history="1">
+      <w:hyperlink w:anchor="_Toc243685942" w:history="1">
         <w:r>
           <w:rPr>
             <w:rStyle w:val="Hyperlink"/>
@@ -2613,7 +2613,7 @@
             <w:noProof/>
             <w:webHidden/>
           </w:rPr>
-          <w:instrText xml:space="preserve"> PAGEREF _Toc243047619 \h </w:instrText>
+          <w:instrText xml:space="preserve"> PAGEREF _Toc243685942 \h </w:instrText>
         </w:r>
         <w:r>
           <w:rPr>
@@ -2654,7 +2654,7 @@
           <w:noProof/>
         </w:rPr>
       </w:pPr>
-      <w:hyperlink w:anchor="_Toc243047620" w:history="1">
+      <w:hyperlink w:anchor="_Toc243685943" w:history="1">
         <w:r>
           <w:rPr>
             <w:rStyle w:val="Hyperlink"/>
@@ -2681,7 +2681,7 @@
             <w:noProof/>
             <w:webHidden/>
           </w:rPr>
-          <w:instrText xml:space="preserve"> PAGEREF _Toc243047620 \h </w:instrText>
+          <w:instrText xml:space="preserve"> PAGEREF _Toc243685943 \h </w:instrText>
         </w:r>
         <w:r>
           <w:rPr>
@@ -2722,7 +2722,7 @@
           <w:noProof/>
         </w:rPr>
       </w:pPr>
-      <w:hyperlink w:anchor="_Toc243047621" w:history="1">
+      <w:hyperlink w:anchor="_Toc243685944" w:history="1">
         <w:r>
           <w:rPr>
             <w:rStyle w:val="Hyperlink"/>
@@ -2749,7 +2749,7 @@
             <w:noProof/>
             <w:webHidden/>
           </w:rPr>
-          <w:instrText xml:space="preserve"> PAGEREF _Toc243047621 \h </w:instrText>
+          <w:instrText xml:space="preserve"> PAGEREF _Toc243685944 \h </w:instrText>
         </w:r>
         <w:r>
           <w:rPr>
@@ -2790,7 +2790,7 @@
           <w:noProof/>
         </w:rPr>
       </w:pPr>
-      <w:hyperlink w:anchor="_Toc243047622" w:history="1">
+      <w:hyperlink w:anchor="_Toc243685945" w:history="1">
         <w:r>
           <w:rPr>
             <w:rStyle w:val="Hyperlink"/>
@@ -2817,7 +2817,7 @@
             <w:noProof/>
             <w:webHidden/>
           </w:rPr>
-          <w:instrText xml:space="preserve"> PAGEREF _Toc243047622 \h </w:instrText>
+          <w:instrText xml:space="preserve"> PAGEREF _Toc243685945 \h </w:instrText>
         </w:r>
         <w:r>
           <w:rPr>
@@ -2858,7 +2858,7 @@
           <w:noProof/>
         </w:rPr>
       </w:pPr>
-      <w:hyperlink w:anchor="_Toc243047623" w:history="1">
+      <w:hyperlink w:anchor="_Toc243685946" w:history="1">
         <w:r>
           <w:rPr>
             <w:rStyle w:val="Hyperlink"/>
@@ -2885,7 +2885,7 @@
             <w:noProof/>
             <w:webHidden/>
           </w:rPr>
-          <w:instrText xml:space="preserve"> PAGEREF _Toc243047623 \h </w:instrText>
+          <w:instrText xml:space="preserve"> PAGEREF _Toc243685946 \h </w:instrText>
         </w:r>
         <w:r>
           <w:rPr>
@@ -2926,7 +2926,7 @@
           <w:noProof/>
         </w:rPr>
       </w:pPr>
-      <w:hyperlink w:anchor="_Toc243047624" w:history="1">
+      <w:hyperlink w:anchor="_Toc243685947" w:history="1">
         <w:r>
           <w:rPr>
             <w:rStyle w:val="Hyperlink"/>
@@ -2953,7 +2953,7 @@
             <w:noProof/>
             <w:webHidden/>
           </w:rPr>
-          <w:instrText xml:space="preserve"> PAGEREF _Toc243047624 \h </w:instrText>
+          <w:instrText xml:space="preserve"> PAGEREF _Toc243685947 \h </w:instrText>
         </w:r>
         <w:r>
           <w:rPr>
@@ -2994,7 +2994,7 @@
           <w:noProof/>
         </w:rPr>
       </w:pPr>
-      <w:hyperlink w:anchor="_Toc243047625" w:history="1">
+      <w:hyperlink w:anchor="_Toc243685948" w:history="1">
         <w:r>
           <w:rPr>
             <w:rStyle w:val="Hyperlink"/>
@@ -3021,7 +3021,7 @@
             <w:noProof/>
             <w:webHidden/>
           </w:rPr>
-          <w:instrText xml:space="preserve"> PAGEREF _Toc243047625 \h </w:instrText>
+          <w:instrText xml:space="preserve"> PAGEREF _Toc243685948 \h </w:instrText>
         </w:r>
         <w:r>
           <w:rPr>
@@ -3062,7 +3062,7 @@
           <w:noProof/>
         </w:rPr>
       </w:pPr>
-      <w:hyperlink w:anchor="_Toc243047626" w:history="1">
+      <w:hyperlink w:anchor="_Toc243685949" w:history="1">
         <w:r>
           <w:rPr>
             <w:rStyle w:val="Hyperlink"/>
@@ -3089,7 +3089,7 @@
             <w:noProof/>
             <w:webHidden/>
           </w:rPr>
-          <w:instrText xml:space="preserve"> PAGEREF _Toc243047626 \h </w:instrText>
+          <w:instrText xml:space="preserve"> PAGEREF _Toc243685949 \h </w:instrText>
         </w:r>
         <w:r>
           <w:rPr>
@@ -3130,7 +3130,7 @@
           <w:noProof/>
         </w:rPr>
       </w:pPr>
-      <w:hyperlink w:anchor="_Toc243047627" w:history="1">
+      <w:hyperlink w:anchor="_Toc243685950" w:history="1">
         <w:r>
           <w:rPr>
             <w:rStyle w:val="Hyperlink"/>
@@ -3157,7 +3157,7 @@
             <w:noProof/>
             <w:webHidden/>
           </w:rPr>
-          <w:instrText xml:space="preserve"> PAGEREF _Toc243047627 \h </w:instrText>
+          <w:instrText xml:space="preserve"> PAGEREF _Toc243685950 \h </w:instrText>
         </w:r>
         <w:r>
           <w:rPr>
@@ -3198,7 +3198,7 @@
           <w:noProof/>
         </w:rPr>
       </w:pPr>
-      <w:hyperlink w:anchor="_Toc243047628" w:history="1">
+      <w:hyperlink w:anchor="_Toc243685951" w:history="1">
         <w:r>
           <w:rPr>
             <w:rStyle w:val="Hyperlink"/>
@@ -3225,7 +3225,7 @@
             <w:noProof/>
             <w:webHidden/>
           </w:rPr>
-          <w:instrText xml:space="preserve"> PAGEREF _Toc243047628 \h </w:instrText>
+          <w:instrText xml:space="preserve"> PAGEREF _Toc243685951 \h </w:instrText>
         </w:r>
         <w:r>
           <w:rPr>
@@ -3266,7 +3266,7 @@
           <w:noProof/>
         </w:rPr>
       </w:pPr>
-      <w:hyperlink w:anchor="_Toc243047629" w:history="1">
+      <w:hyperlink w:anchor="_Toc243685952" w:history="1">
         <w:r>
           <w:rPr>
             <w:rStyle w:val="Hyperlink"/>
@@ -3293,7 +3293,7 @@
             <w:noProof/>
             <w:webHidden/>
           </w:rPr>
-          <w:instrText xml:space="preserve"> PAGEREF _Toc243047629 \h </w:instrText>
+          <w:instrText xml:space="preserve"> PAGEREF _Toc243685952 \h </w:instrText>
         </w:r>
         <w:r>
           <w:rPr>
@@ -3334,13 +3334,13 @@
           <w:noProof/>
         </w:rPr>
       </w:pPr>
-      <w:hyperlink w:anchor="_Toc243047630" w:history="1">
+      <w:hyperlink w:anchor="_Toc243685953" w:history="1">
         <w:r>
           <w:rPr>
             <w:rStyle w:val="Hyperlink"/>
             <w:noProof/>
           </w:rPr>
-          <w:t>7.2 Dashboards</w:t>
+          <w:t>7.2 Dashboards and web application walkthrough</w:t>
         </w:r>
         <w:r>
           <w:rPr>
@@ -3361,7 +3361,7 @@
             <w:noProof/>
             <w:webHidden/>
           </w:rPr>
-          <w:instrText xml:space="preserve"> PAGEREF _Toc243047630 \h </w:instrText>
+          <w:instrText xml:space="preserve"> PAGEREF _Toc243685953 \h </w:instrText>
         </w:r>
         <w:r>
           <w:rPr>
@@ -3402,7 +3402,7 @@
           <w:noProof/>
         </w:rPr>
       </w:pPr>
-      <w:hyperlink w:anchor="_Toc243047631" w:history="1">
+      <w:hyperlink w:anchor="_Toc243685954" w:history="1">
         <w:r>
           <w:rPr>
             <w:rStyle w:val="Hyperlink"/>
@@ -3429,7 +3429,7 @@
             <w:noProof/>
             <w:webHidden/>
           </w:rPr>
-          <w:instrText xml:space="preserve"> PAGEREF _Toc243047631 \h </w:instrText>
+          <w:instrText xml:space="preserve"> PAGEREF _Toc243685954 \h </w:instrText>
         </w:r>
         <w:r>
           <w:rPr>
@@ -3449,7 +3449,7 @@
             <w:noProof/>
             <w:webHidden/>
           </w:rPr>
-          <w:t>39</w:t>
+          <w:t>47</w:t>
         </w:r>
         <w:r>
           <w:rPr>
@@ -3470,7 +3470,7 @@
           <w:noProof/>
         </w:rPr>
       </w:pPr>
-      <w:hyperlink w:anchor="_Toc243047632" w:history="1">
+      <w:hyperlink w:anchor="_Toc243685955" w:history="1">
         <w:r>
           <w:rPr>
             <w:rStyle w:val="Hyperlink"/>
@@ -3497,7 +3497,7 @@
             <w:noProof/>
             <w:webHidden/>
           </w:rPr>
-          <w:instrText xml:space="preserve"> PAGEREF _Toc243047632 \h </w:instrText>
+          <w:instrText xml:space="preserve"> PAGEREF _Toc243685955 \h </w:instrText>
         </w:r>
         <w:r>
           <w:rPr>
@@ -3517,7 +3517,7 @@
             <w:noProof/>
             <w:webHidden/>
           </w:rPr>
-          <w:t>40</w:t>
+          <w:t>49</w:t>
         </w:r>
         <w:r>
           <w:rPr>
@@ -3538,7 +3538,7 @@
           <w:noProof/>
         </w:rPr>
       </w:pPr>
-      <w:hyperlink w:anchor="_Toc243047633" w:history="1">
+      <w:hyperlink w:anchor="_Toc243685956" w:history="1">
         <w:r>
           <w:rPr>
             <w:rStyle w:val="Hyperlink"/>
@@ -3565,7 +3565,7 @@
             <w:noProof/>
             <w:webHidden/>
           </w:rPr>
-          <w:instrText xml:space="preserve"> PAGEREF _Toc243047633 \h </w:instrText>
+          <w:instrText xml:space="preserve"> PAGEREF _Toc243685956 \h </w:instrText>
         </w:r>
         <w:r>
           <w:rPr>
@@ -3585,7 +3585,7 @@
             <w:noProof/>
             <w:webHidden/>
           </w:rPr>
-          <w:t>40</w:t>
+          <w:t>49</w:t>
         </w:r>
         <w:r>
           <w:rPr>
@@ -3606,7 +3606,7 @@
           <w:noProof/>
         </w:rPr>
       </w:pPr>
-      <w:hyperlink w:anchor="_Toc243047634" w:history="1">
+      <w:hyperlink w:anchor="_Toc243685957" w:history="1">
         <w:r>
           <w:rPr>
             <w:rStyle w:val="Hyperlink"/>
@@ -3633,7 +3633,7 @@
             <w:noProof/>
             <w:webHidden/>
           </w:rPr>
-          <w:instrText xml:space="preserve"> PAGEREF _Toc243047634 \h </w:instrText>
+          <w:instrText xml:space="preserve"> PAGEREF _Toc243685957 \h </w:instrText>
         </w:r>
         <w:r>
           <w:rPr>
@@ -3653,7 +3653,7 @@
             <w:noProof/>
             <w:webHidden/>
           </w:rPr>
-          <w:t>40</w:t>
+          <w:t>49</w:t>
         </w:r>
         <w:r>
           <w:rPr>
@@ -3674,7 +3674,7 @@
           <w:noProof/>
         </w:rPr>
       </w:pPr>
-      <w:hyperlink w:anchor="_Toc243047635" w:history="1">
+      <w:hyperlink w:anchor="_Toc243685958" w:history="1">
         <w:r>
           <w:rPr>
             <w:rStyle w:val="Hyperlink"/>
@@ -3701,7 +3701,7 @@
             <w:noProof/>
             <w:webHidden/>
           </w:rPr>
-          <w:instrText xml:space="preserve"> PAGEREF _Toc243047635 \h </w:instrText>
+          <w:instrText xml:space="preserve"> PAGEREF _Toc243685958 \h </w:instrText>
         </w:r>
         <w:r>
           <w:rPr>
@@ -3721,7 +3721,7 @@
             <w:noProof/>
             <w:webHidden/>
           </w:rPr>
-          <w:t>41</w:t>
+          <w:t>50</w:t>
         </w:r>
         <w:r>
           <w:rPr>
@@ -3742,7 +3742,7 @@
           <w:noProof/>
         </w:rPr>
       </w:pPr>
-      <w:hyperlink w:anchor="_Toc243047636" w:history="1">
+      <w:hyperlink w:anchor="_Toc243685959" w:history="1">
         <w:r>
           <w:rPr>
             <w:rStyle w:val="Hyperlink"/>
@@ -3769,7 +3769,7 @@
             <w:noProof/>
             <w:webHidden/>
           </w:rPr>
-          <w:instrText xml:space="preserve"> PAGEREF _Toc243047636 \h </w:instrText>
+          <w:instrText xml:space="preserve"> PAGEREF _Toc243685959 \h </w:instrText>
         </w:r>
         <w:r>
           <w:rPr>
@@ -3789,7 +3789,7 @@
             <w:noProof/>
             <w:webHidden/>
           </w:rPr>
-          <w:t>41</w:t>
+          <w:t>50</w:t>
         </w:r>
         <w:r>
           <w:rPr>
@@ -3810,7 +3810,7 @@
           <w:noProof/>
         </w:rPr>
       </w:pPr>
-      <w:hyperlink w:anchor="_Toc243047637" w:history="1">
+      <w:hyperlink w:anchor="_Toc243685960" w:history="1">
         <w:r>
           <w:rPr>
             <w:rStyle w:val="Hyperlink"/>
@@ -3837,7 +3837,7 @@
             <w:noProof/>
             <w:webHidden/>
           </w:rPr>
-          <w:instrText xml:space="preserve"> PAGEREF _Toc243047637 \h </w:instrText>
+          <w:instrText xml:space="preserve"> PAGEREF _Toc243685960 \h </w:instrText>
         </w:r>
         <w:r>
           <w:rPr>
@@ -3857,7 +3857,7 @@
             <w:noProof/>
             <w:webHidden/>
           </w:rPr>
-          <w:t>41</w:t>
+          <w:t>50</w:t>
         </w:r>
         <w:r>
           <w:rPr>
@@ -3878,7 +3878,7 @@
           <w:noProof/>
         </w:rPr>
       </w:pPr>
-      <w:hyperlink w:anchor="_Toc243047638" w:history="1">
+      <w:hyperlink w:anchor="_Toc243685961" w:history="1">
         <w:r>
           <w:rPr>
             <w:rStyle w:val="Hyperlink"/>
@@ -3905,7 +3905,7 @@
             <w:noProof/>
             <w:webHidden/>
           </w:rPr>
-          <w:instrText xml:space="preserve"> PAGEREF _Toc243047638 \h </w:instrText>
+          <w:instrText xml:space="preserve"> PAGEREF _Toc243685961 \h </w:instrText>
         </w:r>
         <w:r>
           <w:rPr>
@@ -3925,7 +3925,7 @@
             <w:noProof/>
             <w:webHidden/>
           </w:rPr>
-          <w:t>44</w:t>
+          <w:t>53</w:t>
         </w:r>
         <w:r>
           <w:rPr>
@@ -3946,7 +3946,7 @@
           <w:noProof/>
         </w:rPr>
       </w:pPr>
-      <w:hyperlink w:anchor="_Toc243047639" w:history="1">
+      <w:hyperlink w:anchor="_Toc243685962" w:history="1">
         <w:r>
           <w:rPr>
             <w:rStyle w:val="Hyperlink"/>
@@ -3973,7 +3973,7 @@
             <w:noProof/>
             <w:webHidden/>
           </w:rPr>
-          <w:instrText xml:space="preserve"> PAGEREF _Toc243047639 \h </w:instrText>
+          <w:instrText xml:space="preserve"> PAGEREF _Toc243685962 \h </w:instrText>
         </w:r>
         <w:r>
           <w:rPr>
@@ -3993,7 +3993,7 @@
             <w:noProof/>
             <w:webHidden/>
           </w:rPr>
-          <w:t>44</w:t>
+          <w:t>53</w:t>
         </w:r>
         <w:r>
           <w:rPr>
@@ -4014,7 +4014,7 @@
           <w:noProof/>
         </w:rPr>
       </w:pPr>
-      <w:hyperlink w:anchor="_Toc243047640" w:history="1">
+      <w:hyperlink w:anchor="_Toc243685963" w:history="1">
         <w:r>
           <w:rPr>
             <w:rStyle w:val="Hyperlink"/>
@@ -4041,7 +4041,7 @@
             <w:noProof/>
             <w:webHidden/>
           </w:rPr>
-          <w:instrText xml:space="preserve"> PAGEREF _Toc243047640 \h </w:instrText>
+          <w:instrText xml:space="preserve"> PAGEREF _Toc243685963 \h </w:instrText>
         </w:r>
         <w:r>
           <w:rPr>
@@ -4061,7 +4061,7 @@
             <w:noProof/>
             <w:webHidden/>
           </w:rPr>
-          <w:t>44</w:t>
+          <w:t>53</w:t>
         </w:r>
         <w:r>
           <w:rPr>
@@ -4082,7 +4082,7 @@
           <w:noProof/>
         </w:rPr>
       </w:pPr>
-      <w:hyperlink w:anchor="_Toc243047641" w:history="1">
+      <w:hyperlink w:anchor="_Toc243685964" w:history="1">
         <w:r>
           <w:rPr>
             <w:rStyle w:val="Hyperlink"/>
@@ -4109,7 +4109,7 @@
             <w:noProof/>
             <w:webHidden/>
           </w:rPr>
-          <w:instrText xml:space="preserve"> PAGEREF _Toc243047641 \h </w:instrText>
+          <w:instrText xml:space="preserve"> PAGEREF _Toc243685964 \h </w:instrText>
         </w:r>
         <w:r>
           <w:rPr>
@@ -4129,7 +4129,7 @@
             <w:noProof/>
             <w:webHidden/>
           </w:rPr>
-          <w:t>44</w:t>
+          <w:t>53</w:t>
         </w:r>
         <w:r>
           <w:rPr>
@@ -4150,7 +4150,7 @@
           <w:noProof/>
         </w:rPr>
       </w:pPr>
-      <w:hyperlink w:anchor="_Toc243047642" w:history="1">
+      <w:hyperlink w:anchor="_Toc243685965" w:history="1">
         <w:r>
           <w:rPr>
             <w:rStyle w:val="Hyperlink"/>
@@ -4177,7 +4177,7 @@
             <w:noProof/>
             <w:webHidden/>
           </w:rPr>
-          <w:instrText xml:space="preserve"> PAGEREF _Toc243047642 \h </w:instrText>
+          <w:instrText xml:space="preserve"> PAGEREF _Toc243685965 \h </w:instrText>
         </w:r>
         <w:r>
           <w:rPr>
@@ -4197,7 +4197,7 @@
             <w:noProof/>
             <w:webHidden/>
           </w:rPr>
-          <w:t>44</w:t>
+          <w:t>53</w:t>
         </w:r>
         <w:r>
           <w:rPr>
@@ -4218,7 +4218,279 @@
           <w:noProof/>
         </w:rPr>
       </w:pPr>
-      <w:hyperlink w:anchor="_Toc243047643" w:history="1">
+      <w:hyperlink w:anchor="_Toc243685966" w:history="1">
+        <w:r>
+          <w:rPr>
+            <w:rStyle w:val="Hyperlink"/>
+            <w:noProof/>
+          </w:rPr>
+          <w:t>10. Enterprise Positioning and Data Exchange</w:t>
+        </w:r>
+        <w:r>
+          <w:rPr>
+            <w:noProof/>
+            <w:webHidden/>
+          </w:rPr>
+          <w:tab/>
+        </w:r>
+        <w:r>
+          <w:rPr>
+            <w:noProof/>
+            <w:webHidden/>
+          </w:rPr>
+          <w:fldChar w:fldCharType="begin"/>
+        </w:r>
+        <w:r>
+          <w:rPr>
+            <w:noProof/>
+            <w:webHidden/>
+          </w:rPr>
+          <w:instrText xml:space="preserve"> PAGEREF _Toc243685966 \h </w:instrText>
+        </w:r>
+        <w:r>
+          <w:rPr>
+            <w:noProof/>
+            <w:webHidden/>
+          </w:rPr>
+        </w:r>
+        <w:r>
+          <w:rPr>
+            <w:noProof/>
+            <w:webHidden/>
+          </w:rPr>
+          <w:fldChar w:fldCharType="separate"/>
+        </w:r>
+        <w:r>
+          <w:rPr>
+            <w:noProof/>
+            <w:webHidden/>
+          </w:rPr>
+          <w:t>55</w:t>
+        </w:r>
+        <w:r>
+          <w:rPr>
+            <w:noProof/>
+            <w:webHidden/>
+          </w:rPr>
+          <w:fldChar w:fldCharType="end"/>
+        </w:r>
+      </w:hyperlink>
+    </w:p>
+    <w:p>
+      <w:pPr>
+        <w:pStyle w:val="TOC2"/>
+        <w:tabs>
+          <w:tab w:val="right" w:leader="dot" w:pos="9402"/>
+        </w:tabs>
+        <w:rPr>
+          <w:noProof/>
+        </w:rPr>
+      </w:pPr>
+      <w:hyperlink w:anchor="_Toc243685967" w:history="1">
+        <w:r>
+          <w:rPr>
+            <w:rStyle w:val="Hyperlink"/>
+            <w:noProof/>
+          </w:rPr>
+          <w:t>10.1 Why an enterprise data warehouse has no content management system</w:t>
+        </w:r>
+        <w:r>
+          <w:rPr>
+            <w:noProof/>
+            <w:webHidden/>
+          </w:rPr>
+          <w:tab/>
+        </w:r>
+        <w:r>
+          <w:rPr>
+            <w:noProof/>
+            <w:webHidden/>
+          </w:rPr>
+          <w:fldChar w:fldCharType="begin"/>
+        </w:r>
+        <w:r>
+          <w:rPr>
+            <w:noProof/>
+            <w:webHidden/>
+          </w:rPr>
+          <w:instrText xml:space="preserve"> PAGEREF _Toc243685967 \h </w:instrText>
+        </w:r>
+        <w:r>
+          <w:rPr>
+            <w:noProof/>
+            <w:webHidden/>
+          </w:rPr>
+        </w:r>
+        <w:r>
+          <w:rPr>
+            <w:noProof/>
+            <w:webHidden/>
+          </w:rPr>
+          <w:fldChar w:fldCharType="separate"/>
+        </w:r>
+        <w:r>
+          <w:rPr>
+            <w:noProof/>
+            <w:webHidden/>
+          </w:rPr>
+          <w:t>55</w:t>
+        </w:r>
+        <w:r>
+          <w:rPr>
+            <w:noProof/>
+            <w:webHidden/>
+          </w:rPr>
+          <w:fldChar w:fldCharType="end"/>
+        </w:r>
+      </w:hyperlink>
+    </w:p>
+    <w:p>
+      <w:pPr>
+        <w:pStyle w:val="TOC2"/>
+        <w:tabs>
+          <w:tab w:val="right" w:leader="dot" w:pos="9402"/>
+        </w:tabs>
+        <w:rPr>
+          <w:noProof/>
+        </w:rPr>
+      </w:pPr>
+      <w:hyperlink w:anchor="_Toc243685968" w:history="1">
+        <w:r>
+          <w:rPr>
+            <w:rStyle w:val="Hyperlink"/>
+            <w:noProof/>
+          </w:rPr>
+          <w:t>10.2 Data exchange with LGUs and national agencies today</w:t>
+        </w:r>
+        <w:r>
+          <w:rPr>
+            <w:noProof/>
+            <w:webHidden/>
+          </w:rPr>
+          <w:tab/>
+        </w:r>
+        <w:r>
+          <w:rPr>
+            <w:noProof/>
+            <w:webHidden/>
+          </w:rPr>
+          <w:fldChar w:fldCharType="begin"/>
+        </w:r>
+        <w:r>
+          <w:rPr>
+            <w:noProof/>
+            <w:webHidden/>
+          </w:rPr>
+          <w:instrText xml:space="preserve"> PAGEREF _Toc243685968 \h </w:instrText>
+        </w:r>
+        <w:r>
+          <w:rPr>
+            <w:noProof/>
+            <w:webHidden/>
+          </w:rPr>
+        </w:r>
+        <w:r>
+          <w:rPr>
+            <w:noProof/>
+            <w:webHidden/>
+          </w:rPr>
+          <w:fldChar w:fldCharType="separate"/>
+        </w:r>
+        <w:r>
+          <w:rPr>
+            <w:noProof/>
+            <w:webHidden/>
+          </w:rPr>
+          <w:t>56</w:t>
+        </w:r>
+        <w:r>
+          <w:rPr>
+            <w:noProof/>
+            <w:webHidden/>
+          </w:rPr>
+          <w:fldChar w:fldCharType="end"/>
+        </w:r>
+      </w:hyperlink>
+    </w:p>
+    <w:p>
+      <w:pPr>
+        <w:pStyle w:val="TOC2"/>
+        <w:tabs>
+          <w:tab w:val="right" w:leader="dot" w:pos="9402"/>
+        </w:tabs>
+        <w:rPr>
+          <w:noProof/>
+        </w:rPr>
+      </w:pPr>
+      <w:hyperlink w:anchor="_Toc243685969" w:history="1">
+        <w:r>
+          <w:rPr>
+            <w:rStyle w:val="Hyperlink"/>
+            <w:noProof/>
+          </w:rPr>
+          <w:t>10.3 Recommended extensions</w:t>
+        </w:r>
+        <w:r>
+          <w:rPr>
+            <w:noProof/>
+            <w:webHidden/>
+          </w:rPr>
+          <w:tab/>
+        </w:r>
+        <w:r>
+          <w:rPr>
+            <w:noProof/>
+            <w:webHidden/>
+          </w:rPr>
+          <w:fldChar w:fldCharType="begin"/>
+        </w:r>
+        <w:r>
+          <w:rPr>
+            <w:noProof/>
+            <w:webHidden/>
+          </w:rPr>
+          <w:instrText xml:space="preserve"> PAGEREF _Toc243685969 \h </w:instrText>
+        </w:r>
+        <w:r>
+          <w:rPr>
+            <w:noProof/>
+            <w:webHidden/>
+          </w:rPr>
+        </w:r>
+        <w:r>
+          <w:rPr>
+            <w:noProof/>
+            <w:webHidden/>
+          </w:rPr>
+          <w:fldChar w:fldCharType="separate"/>
+        </w:r>
+        <w:r>
+          <w:rPr>
+            <w:noProof/>
+            <w:webHidden/>
+          </w:rPr>
+          <w:t>56</w:t>
+        </w:r>
+        <w:r>
+          <w:rPr>
+            <w:noProof/>
+            <w:webHidden/>
+          </w:rPr>
+          <w:fldChar w:fldCharType="end"/>
+        </w:r>
+      </w:hyperlink>
+    </w:p>
+    <w:p>
+      <w:pPr>
+        <w:pStyle w:val="TOC1"/>
+        <w:tabs>
+          <w:tab w:val="right" w:leader="dot" w:pos="9402"/>
+        </w:tabs>
+        <w:rPr>
+          <w:noProof/>
+        </w:rPr>
+      </w:pPr>
+      <w:hyperlink w:anchor="_Toc243685970" w:history="1">
         <w:r>
           <w:rPr>
             <w:rStyle w:val="Hyperlink"/>
@@ -4245,7 +4517,7 @@
             <w:noProof/>
             <w:webHidden/>
           </w:rPr>
-          <w:instrText xml:space="preserve"> PAGEREF _Toc243047643 \h </w:instrText>
+          <w:instrText xml:space="preserve"> PAGEREF _Toc243685970 \h </w:instrText>
         </w:r>
         <w:r>
           <w:rPr>
@@ -4265,7 +4537,7 @@
             <w:noProof/>
             <w:webHidden/>
           </w:rPr>
-          <w:t>46</w:t>
+          <w:t>58</w:t>
         </w:r>
         <w:r>
           <w:rPr>
@@ -4290,7 +4562,7 @@
       <w:pPr>
         <w:pStyle w:val="Heading1"/>
       </w:pPr>
-      <w:bookmarkStart w:id="0" w:name="_Toc243047583"/>
+      <w:bookmarkStart w:id="0" w:name="_Toc243685906"/>
       <w:r>
         <w:lastRenderedPageBreak/>
         <w:t>Executive Summary</w:t>
@@ -4408,7 +4680,7 @@
       <w:pPr>
         <w:pStyle w:val="Heading2"/>
       </w:pPr>
-      <w:bookmarkStart w:id="1" w:name="_Toc243047584"/>
+      <w:bookmarkStart w:id="1" w:name="_Toc243685907"/>
       <w:r>
         <w:t>What is real and what is simulated</w:t>
       </w:r>
@@ -4642,7 +4914,7 @@
       <w:pPr>
         <w:pStyle w:val="Heading2"/>
       </w:pPr>
-      <w:bookmarkStart w:id="2" w:name="_Toc243047585"/>
+      <w:bookmarkStart w:id="2" w:name="_Toc243685908"/>
       <w:r>
         <w:t>Results</w:t>
       </w:r>
@@ -4933,7 +5205,7 @@
       <w:pPr>
         <w:pStyle w:val="Heading2"/>
       </w:pPr>
-      <w:bookmarkStart w:id="3" w:name="_Toc243047586"/>
+      <w:bookmarkStart w:id="3" w:name="_Toc243685909"/>
       <w:r>
         <w:t>How to read this report</w:t>
       </w:r>
@@ -4974,7 +5246,7 @@
       <w:pPr>
         <w:pStyle w:val="Heading1"/>
       </w:pPr>
-      <w:bookmarkStart w:id="4" w:name="_Toc243047587"/>
+      <w:bookmarkStart w:id="4" w:name="_Toc243685910"/>
       <w:r>
         <w:lastRenderedPageBreak/>
         <w:t>Requirements Coverage</w:t>
@@ -6206,7 +6478,7 @@
               <w:rPr>
                 <w:sz w:val="18"/>
               </w:rPr>
-              <w:t>Executive, Operations, Logistics dashboards on XAMPP (Chapter 7 §2)</w:t>
+              <w:t>Executive, Operations, Logistics dashboards on XAMPP, with a screenshot and discussion of every page (Chapter 7 §2)</w:t>
             </w:r>
           </w:p>
         </w:tc>
@@ -6476,6 +6748,59 @@
           </w:p>
         </w:tc>
       </w:tr>
+      <w:tr>
+        <w:trPr>
+          <w:jc w:val="center"/>
+        </w:trPr>
+        <w:tc>
+          <w:tcPr>
+            <w:tcW w:w="1148" w:type="dxa"/>
+          </w:tcPr>
+          <w:p>
+            <w:pPr>
+              <w:spacing w:after="0"/>
+            </w:pPr>
+            <w:r>
+              <w:rPr>
+                <w:sz w:val="18"/>
+              </w:rPr>
+              <w:t>2D</w:t>
+            </w:r>
+          </w:p>
+        </w:tc>
+        <w:tc>
+          <w:tcPr>
+            <w:tcW w:w="4132" w:type="dxa"/>
+          </w:tcPr>
+          <w:p>
+            <w:pPr>
+              <w:spacing w:after="0"/>
+            </w:pPr>
+            <w:r>
+              <w:rPr>
+                <w:sz w:val="18"/>
+              </w:rPr>
+              <w:t>Enterprise positioning</w:t>
+            </w:r>
+          </w:p>
+        </w:tc>
+        <w:tc>
+          <w:tcPr>
+            <w:tcW w:w="4132" w:type="dxa"/>
+          </w:tcPr>
+          <w:p>
+            <w:pPr>
+              <w:spacing w:after="0"/>
+            </w:pPr>
+            <w:r>
+              <w:rPr>
+                <w:sz w:val="18"/>
+              </w:rPr>
+              <w:t>Why an EDW needs no CMS, Excel/CSV data exchange with LGUs and agencies, roadmap (Chapter 10)</w:t>
+            </w:r>
+          </w:p>
+        </w:tc>
+      </w:tr>
     </w:tbl>
     <w:p>
       <w:pPr>
@@ -6491,7 +6816,7 @@
       <w:pPr>
         <w:pStyle w:val="Heading1"/>
       </w:pPr>
-      <w:bookmarkStart w:id="5" w:name="_Toc243047588"/>
+      <w:bookmarkStart w:id="5" w:name="_Toc243685911"/>
       <w:r>
         <w:lastRenderedPageBreak/>
         <w:t>1. Business Case and Requirements Analysis</w:t>
@@ -6502,12 +6827,9 @@
       <w:pPr>
         <w:pStyle w:val="Heading2"/>
       </w:pPr>
-      <w:bookmarkStart w:id="6" w:name="_Toc243047589"/>
-      <w:r>
-        <w:t xml:space="preserve">1.1 </w:t>
-      </w:r>
-      <w:r>
-        <w:t>Enterprise domain</w:t>
+      <w:bookmarkStart w:id="6" w:name="_Toc243685912"/>
+      <w:r>
+        <w:t>1.1 Enterprise domain</w:t>
       </w:r>
       <w:bookmarkEnd w:id="6"/>
     </w:p>
@@ -6618,7 +6940,13 @@
               <w:rPr>
                 <w:sz w:val="18"/>
               </w:rPr>
-              <w:t>NDRRMC / Office of Civil Defense</w:t>
+              <w:t xml:space="preserve">NDRRMC / Office of </w:t>
+            </w:r>
+            <w:r>
+              <w:rPr>
+                <w:sz w:val="18"/>
+              </w:rPr>
+              <w:t>Civil Defense</w:t>
             </w:r>
           </w:p>
         </w:tc>
@@ -6862,7 +7190,13 @@
               <w:rPr>
                 <w:sz w:val="18"/>
               </w:rPr>
-              <w:t>Response request logs (CSV)</w:t>
+              <w:t xml:space="preserve">Response request logs </w:t>
+            </w:r>
+            <w:r>
+              <w:rPr>
+                <w:sz w:val="18"/>
+              </w:rPr>
+              <w:t>(CSV)</w:t>
             </w:r>
           </w:p>
         </w:tc>
@@ -6923,7 +7257,7 @@
       <w:pPr>
         <w:pStyle w:val="Heading2"/>
       </w:pPr>
-      <w:bookmarkStart w:id="7" w:name="_Toc243047590"/>
+      <w:bookmarkStart w:id="7" w:name="_Toc243685913"/>
       <w:r>
         <w:t>1.2 Stakeholders and BI objectives</w:t>
       </w:r>
@@ -7242,13 +7576,7 @@
               <w:rPr>
                 <w:sz w:val="18"/>
               </w:rPr>
-              <w:t xml:space="preserve">Relief by organization and </w:t>
-            </w:r>
-            <w:r>
-              <w:rPr>
-                <w:sz w:val="18"/>
-              </w:rPr>
-              <w:t>resource, coverage per province</w:t>
+              <w:t>Relief by organization and resource, coverage per province</w:t>
             </w:r>
           </w:p>
         </w:tc>
@@ -7426,7 +7754,13 @@
               <w:rPr>
                 <w:sz w:val="18"/>
               </w:rPr>
-              <w:t>, quarantine, lineage</w:t>
+              <w:t xml:space="preserve">, quarantine, </w:t>
+            </w:r>
+            <w:r>
+              <w:rPr>
+                <w:sz w:val="18"/>
+              </w:rPr>
+              <w:t>lineage</w:t>
             </w:r>
           </w:p>
         </w:tc>
@@ -7441,7 +7775,7 @@
       <w:pPr>
         <w:pStyle w:val="Heading2"/>
       </w:pPr>
-      <w:bookmarkStart w:id="8" w:name="_Toc243047591"/>
+      <w:bookmarkStart w:id="8" w:name="_Toc243685914"/>
       <w:r>
         <w:t>1.3 Key business questions</w:t>
       </w:r>
@@ -7604,13 +7938,13 @@
               <w:rPr>
                 <w:sz w:val="18"/>
               </w:rPr>
-              <w:t xml:space="preserve">How does </w:t>
-            </w:r>
-            <w:r>
-              <w:rPr>
-                <w:sz w:val="18"/>
-              </w:rPr>
-              <w:t>damage trend by year and category, and how did each year compare with the last?</w:t>
+              <w:t xml:space="preserve">How does damage trend by year and category, and how did each year compare with the </w:t>
+            </w:r>
+            <w:r>
+              <w:rPr>
+                <w:sz w:val="18"/>
+              </w:rPr>
+              <w:t>last?</w:t>
             </w:r>
           </w:p>
         </w:tc>
@@ -7770,7 +8104,13 @@
               <w:rPr>
                 <w:sz w:val="18"/>
               </w:rPr>
-              <w:t>How many people were in evacuation centers at the peak, and for how long?</w:t>
+              <w:t xml:space="preserve">How many </w:t>
+            </w:r>
+            <w:r>
+              <w:rPr>
+                <w:sz w:val="18"/>
+              </w:rPr>
+              <w:t>people were in evacuation centers at the peak, and for how long?</w:t>
             </w:r>
           </w:p>
         </w:tc>
@@ -7876,13 +8216,7 @@
               <w:rPr>
                 <w:sz w:val="18"/>
               </w:rPr>
-              <w:t xml:space="preserve">How </w:t>
-            </w:r>
-            <w:r>
-              <w:rPr>
-                <w:sz w:val="18"/>
-              </w:rPr>
-              <w:t>quickly are response teams dispatched, by request type and priority, and where is it slowest?</w:t>
+              <w:t>How quickly are response teams dispatched, by request type and priority, and where is it slowest?</w:t>
             </w:r>
           </w:p>
         </w:tc>
@@ -8041,7 +8375,13 @@
               <w:rPr>
                 <w:sz w:val="18"/>
               </w:rPr>
-              <w:t>How reliable is the data: what was rejected, and why?</w:t>
+              <w:t xml:space="preserve">How </w:t>
+            </w:r>
+            <w:r>
+              <w:rPr>
+                <w:sz w:val="18"/>
+              </w:rPr>
+              <w:t>reliable is the data: what was rejected, and why?</w:t>
             </w:r>
           </w:p>
         </w:tc>
@@ -8096,7 +8436,7 @@
       <w:pPr>
         <w:pStyle w:val="Heading2"/>
       </w:pPr>
-      <w:bookmarkStart w:id="9" w:name="_Toc243047592"/>
+      <w:bookmarkStart w:id="9" w:name="_Toc243685915"/>
       <w:r>
         <w:t>1.4 Functional requirements</w:t>
       </w:r>
@@ -8225,7 +8565,13 @@
               <w:rPr>
                 <w:sz w:val="18"/>
               </w:rPr>
-              <w:t>Ingest data from the five agency systems in their native formats (CSV, Excel, JSON).</w:t>
+              <w:t xml:space="preserve">Ingest data from the five agency systems in their native </w:t>
+            </w:r>
+            <w:r>
+              <w:rPr>
+                <w:sz w:val="18"/>
+              </w:rPr>
+              <w:t>formats (CSV, Excel, JSON).</w:t>
             </w:r>
           </w:p>
         </w:tc>
@@ -8664,7 +9010,13 @@
               <w:rPr>
                 <w:sz w:val="18"/>
               </w:rPr>
-              <w:t>Store integrated data in a dimensional model with conformed dimensions.</w:t>
+              <w:t xml:space="preserve">Store integrated data in a dimensional model with </w:t>
+            </w:r>
+            <w:r>
+              <w:rPr>
+                <w:sz w:val="18"/>
+              </w:rPr>
+              <w:t>conformed dimensions.</w:t>
             </w:r>
           </w:p>
         </w:tc>
@@ -8976,7 +9328,13 @@
               <w:rPr>
                 <w:sz w:val="18"/>
               </w:rPr>
-              <w:t>Let users filter by event, share views and export data.</w:t>
+              <w:t xml:space="preserve">Let users </w:t>
+            </w:r>
+            <w:r>
+              <w:rPr>
+                <w:sz w:val="18"/>
+              </w:rPr>
+              <w:t>filter by event, share views and export data.</w:t>
             </w:r>
           </w:p>
         </w:tc>
@@ -9053,13 +9411,7 @@
               <w:rPr>
                 <w:sz w:val="18"/>
               </w:rPr>
-              <w:t xml:space="preserve">Restrict data by role, including region-level </w:t>
-            </w:r>
-            <w:r>
-              <w:rPr>
-                <w:sz w:val="18"/>
-              </w:rPr>
-              <w:t>restriction.</w:t>
+              <w:t>Restrict data by role, including region-level restriction.</w:t>
             </w:r>
           </w:p>
         </w:tc>
@@ -9197,7 +9549,7 @@
       <w:pPr>
         <w:pStyle w:val="Heading2"/>
       </w:pPr>
-      <w:bookmarkStart w:id="10" w:name="_Toc243047593"/>
+      <w:bookmarkStart w:id="10" w:name="_Toc243685916"/>
       <w:r>
         <w:t>1.5 Non-functional requirements</w:t>
       </w:r>
@@ -9345,13 +9697,7 @@
               <w:rPr>
                 <w:sz w:val="16"/>
               </w:rPr>
-              <w:t xml:space="preserve">Data </w:t>
-            </w:r>
-            <w:r>
-              <w:rPr>
-                <w:sz w:val="16"/>
-              </w:rPr>
-              <w:t>accuracy</w:t>
+              <w:t>Data accuracy</w:t>
             </w:r>
           </w:p>
         </w:tc>
@@ -9553,13 +9899,7 @@
               <w:rPr>
                 <w:sz w:val="16"/>
               </w:rPr>
-              <w:t xml:space="preserve">Least </w:t>
-            </w:r>
-            <w:r>
-              <w:rPr>
-                <w:sz w:val="16"/>
-              </w:rPr>
-              <w:t>privilege; regional row-level restriction; no credentials in code</w:t>
+              <w:t>Least privilege; regional row-level restriction; no credentials in code</w:t>
             </w:r>
           </w:p>
         </w:tc>
@@ -9745,7 +10085,13 @@
               <w:rPr>
                 <w:sz w:val="16"/>
               </w:rPr>
-              <w:t>A failed source row never stops the load; rejected rows are kept with reasons</w:t>
+              <w:t xml:space="preserve">A failed source row never stops the load; rejected rows are </w:t>
+            </w:r>
+            <w:r>
+              <w:rPr>
+                <w:sz w:val="16"/>
+              </w:rPr>
+              <w:t>kept with reasons</w:t>
             </w:r>
           </w:p>
         </w:tc>
@@ -10132,7 +10478,7 @@
       <w:pPr>
         <w:pStyle w:val="Heading2"/>
       </w:pPr>
-      <w:bookmarkStart w:id="11" w:name="_Toc243047594"/>
+      <w:bookmarkStart w:id="11" w:name="_Toc243685917"/>
       <w:r>
         <w:lastRenderedPageBreak/>
         <w:t>1.6 Assumptions and constraints</w:t>
@@ -10145,7 +10491,10 @@
         <w:spacing w:after="60"/>
       </w:pPr>
       <w:r>
-        <w:t>Operational figures are synthetic; they are scaled to population and storm strength to be</w:t>
+        <w:t xml:space="preserve">Operational figures are </w:t>
+      </w:r>
+      <w:r>
+        <w:t>synthetic; they are scaled to population and storm strength to be</w:t>
       </w:r>
       <w:r>
         <w:t xml:space="preserve"> </w:t>
@@ -10166,10 +10515,7 @@
         <w:t xml:space="preserve"> </w:t>
       </w:r>
       <w:r>
-        <w:t xml:space="preserve">population could not be </w:t>
-      </w:r>
-      <w:r>
-        <w:t>downloaded automatically.</w:t>
+        <w:t>population could not be downloaded automatically.</w:t>
       </w:r>
     </w:p>
     <w:p>
@@ -10205,7 +10551,7 @@
       <w:pPr>
         <w:pStyle w:val="Heading1"/>
       </w:pPr>
-      <w:bookmarkStart w:id="12" w:name="_Toc243047595"/>
+      <w:bookmarkStart w:id="12" w:name="_Toc243685918"/>
       <w:r>
         <w:lastRenderedPageBreak/>
         <w:t>2. Data Warehouse Design</w:t>
@@ -10233,7 +10579,7 @@
       <w:pPr>
         <w:pStyle w:val="Heading2"/>
       </w:pPr>
-      <w:bookmarkStart w:id="13" w:name="_Toc243047596"/>
+      <w:bookmarkStart w:id="13" w:name="_Toc243685919"/>
       <w:r>
         <w:t>2.1 Conceptual model</w:t>
       </w:r>
@@ -10271,7 +10617,10 @@
         <w:t xml:space="preserve"> </w:t>
       </w:r>
       <w:r>
-        <w:t>organizations involved and the source that reported it. These shared entities are what allow the</w:t>
+        <w:t xml:space="preserve">organizations involved and the source that </w:t>
+      </w:r>
+      <w:r>
+        <w:t>reported it. These shared entities are what allow the</w:t>
       </w:r>
       <w:r>
         <w:t xml:space="preserve"> </w:t>
@@ -10290,7 +10639,7 @@
           <w:noProof/>
         </w:rPr>
         <w:drawing>
-          <wp:inline distT="0" distB="0" distL="0" distR="0" wp14:anchorId="22EC2323" wp14:editId="580CBF71">
+          <wp:inline distT="0" distB="0" distL="0" distR="0" wp14:anchorId="2AFC7FF9" wp14:editId="33C64162">
             <wp:extent cx="5903999" cy="3179076"/>
             <wp:effectExtent l="0" t="0" r="0" b="0"/>
             <wp:docPr id="1" name="Picture 1"/>
@@ -10478,13 +10827,7 @@
               <w:rPr>
                 <w:sz w:val="18"/>
               </w:rPr>
-              <w:t xml:space="preserve">How bad was </w:t>
-            </w:r>
-            <w:r>
-              <w:rPr>
-                <w:sz w:val="18"/>
-              </w:rPr>
-              <w:t>it, and where?</w:t>
+              <w:t>How bad was it, and where?</w:t>
             </w:r>
           </w:p>
         </w:tc>
@@ -10500,7 +10843,13 @@
               <w:rPr>
                 <w:sz w:val="18"/>
               </w:rPr>
-              <w:t>Event, Location, Date, Damage category, Source</w:t>
+              <w:t xml:space="preserve">Event, </w:t>
+            </w:r>
+            <w:r>
+              <w:rPr>
+                <w:sz w:val="18"/>
+              </w:rPr>
+              <w:t>Location, Date, Damage category, Source</w:t>
             </w:r>
           </w:p>
         </w:tc>
@@ -10757,7 +11106,7 @@
       <w:pPr>
         <w:pStyle w:val="Heading2"/>
       </w:pPr>
-      <w:bookmarkStart w:id="14" w:name="_Toc243047597"/>
+      <w:bookmarkStart w:id="14" w:name="_Toc243685920"/>
       <w:r>
         <w:t>2.2 Logical model</w:t>
       </w:r>
@@ -12004,7 +12353,7 @@
       <w:pPr>
         <w:pStyle w:val="Heading2"/>
       </w:pPr>
-      <w:bookmarkStart w:id="15" w:name="_Toc243047598"/>
+      <w:bookmarkStart w:id="15" w:name="_Toc243685921"/>
       <w:r>
         <w:t>2.3 Physical model</w:t>
       </w:r>
@@ -13057,7 +13406,7 @@
           <w:noProof/>
         </w:rPr>
         <w:drawing>
-          <wp:inline distT="0" distB="0" distL="0" distR="0" wp14:anchorId="7C19480F" wp14:editId="70EE6ADF">
+          <wp:inline distT="0" distB="0" distL="0" distR="0" wp14:anchorId="57C722D8" wp14:editId="0D9094EF">
             <wp:extent cx="5903999" cy="3860307"/>
             <wp:effectExtent l="0" t="0" r="0" b="0"/>
             <wp:docPr id="2" name="Picture 2"/>
@@ -13117,7 +13466,7 @@
         </w:rPr>
         <w:lastRenderedPageBreak/>
         <w:drawing>
-          <wp:inline distT="0" distB="0" distL="0" distR="0" wp14:anchorId="0586DDEF" wp14:editId="21FCC31D">
+          <wp:inline distT="0" distB="0" distL="0" distR="0" wp14:anchorId="7EAE4DD7" wp14:editId="7FED3A12">
             <wp:extent cx="5903999" cy="3860307"/>
             <wp:effectExtent l="0" t="0" r="0" b="0"/>
             <wp:docPr id="3" name="Picture 3"/>
@@ -13176,7 +13525,7 @@
           <w:noProof/>
         </w:rPr>
         <w:drawing>
-          <wp:inline distT="0" distB="0" distL="0" distR="0" wp14:anchorId="78D5E63B" wp14:editId="40EE5633">
+          <wp:inline distT="0" distB="0" distL="0" distR="0" wp14:anchorId="4AD9C63D" wp14:editId="1F96FC30">
             <wp:extent cx="5903999" cy="3860307"/>
             <wp:effectExtent l="0" t="0" r="0" b="0"/>
             <wp:docPr id="4" name="Picture 4"/>
@@ -13236,7 +13585,7 @@
         </w:rPr>
         <w:lastRenderedPageBreak/>
         <w:drawing>
-          <wp:inline distT="0" distB="0" distL="0" distR="0" wp14:anchorId="126DCA9B" wp14:editId="19025B40">
+          <wp:inline distT="0" distB="0" distL="0" distR="0" wp14:anchorId="7E5571BC" wp14:editId="2EF93142">
             <wp:extent cx="5903999" cy="3860307"/>
             <wp:effectExtent l="0" t="0" r="0" b="0"/>
             <wp:docPr id="5" name="Picture 5"/>
@@ -13289,7 +13638,7 @@
       <w:pPr>
         <w:pStyle w:val="Heading2"/>
       </w:pPr>
-      <w:bookmarkStart w:id="16" w:name="_Toc243047599"/>
+      <w:bookmarkStart w:id="16" w:name="_Toc243685922"/>
       <w:r>
         <w:t>2.4 DRIW Dimensional Model</w:t>
       </w:r>
@@ -15272,10 +15621,7 @@
         <w:t xml:space="preserve"> </w:t>
       </w:r>
       <w:r>
-        <w:t xml:space="preserve">"Maguindanao". New PSGC releases are handled by appending rows to the </w:t>
-      </w:r>
-      <w:r>
-        <w:t>change log.</w:t>
+        <w:t>"Maguindanao". New PSGC releases are handled by appending rows to the change log.</w:t>
       </w:r>
     </w:p>
     <w:p>
@@ -16117,7 +16463,10 @@
         <w:spacing w:after="60"/>
       </w:pPr>
       <w:r>
-        <w:t>keys are unique and not null, and each fact has one row per declared grain;</w:t>
+        <w:t xml:space="preserve">keys are unique and not null, and each </w:t>
+      </w:r>
+      <w:r>
+        <w:t>fact has one row per declared grain;</w:t>
       </w:r>
     </w:p>
     <w:p>
@@ -16144,10 +16493,10 @@
         <w:spacing w:after="60"/>
       </w:pPr>
       <w:r>
-        <w:t xml:space="preserve">Paeng's damage in the </w:t>
-      </w:r>
-      <w:r>
-        <w:t>former Maguindanao rolls up to the new provinces.</w:t>
+        <w:t xml:space="preserve">Paeng's damage in the former </w:t>
+      </w:r>
+      <w:r>
+        <w:t>Maguindanao rolls up to the new provinces.</w:t>
       </w:r>
     </w:p>
     <w:p>
@@ -16412,13 +16761,13 @@
               <w:rPr>
                 <w:sz w:val="18"/>
               </w:rPr>
-              <w:t xml:space="preserve">event × province (SCD2 </w:t>
-            </w:r>
-            <w:r>
-              <w:rPr>
-                <w:sz w:val="18"/>
-              </w:rPr>
-              <w:t>province at the time)</w:t>
+              <w:t xml:space="preserve">event × province (SCD2 province at the </w:t>
+            </w:r>
+            <w:r>
+              <w:rPr>
+                <w:sz w:val="18"/>
+              </w:rPr>
+              <w:t>time)</w:t>
             </w:r>
           </w:p>
         </w:tc>
@@ -16789,7 +17138,7 @@
       <w:pPr>
         <w:pStyle w:val="Heading1"/>
       </w:pPr>
-      <w:bookmarkStart w:id="17" w:name="_Toc243047600"/>
+      <w:bookmarkStart w:id="17" w:name="_Toc243685923"/>
       <w:r>
         <w:lastRenderedPageBreak/>
         <w:t>3. Data Dictionary and Metadata</w:t>
@@ -16821,7 +17170,7 @@
       <w:pPr>
         <w:pStyle w:val="Heading2"/>
       </w:pPr>
-      <w:bookmarkStart w:id="18" w:name="_Toc243047601"/>
+      <w:bookmarkStart w:id="18" w:name="_Toc243685924"/>
       <w:r>
         <w:t>3.1 Schemas (layers)</w:t>
       </w:r>
@@ -17044,7 +17393,13 @@
               <w:rPr>
                 <w:sz w:val="18"/>
               </w:rPr>
-              <w:t>Master and reference data: PSGC geography, canonical organizations and relief items, and the alias maps that conform source spellings to them.</w:t>
+              <w:t xml:space="preserve">Master and reference data: PSGC geography, canonical </w:t>
+            </w:r>
+            <w:r>
+              <w:rPr>
+                <w:sz w:val="18"/>
+              </w:rPr>
+              <w:t>organizations and relief items, and the alias maps that conform source spellings to them.</w:t>
             </w:r>
           </w:p>
         </w:tc>
@@ -17416,7 +17771,13 @@
               <w:rPr>
                 <w:sz w:val="18"/>
               </w:rPr>
-              <w:t>Region-scoped views for regional users; they run with the caller's rights (row-level security).</w:t>
+              <w:t xml:space="preserve">Region-scoped views for regional users; they run </w:t>
+            </w:r>
+            <w:r>
+              <w:rPr>
+                <w:sz w:val="18"/>
+              </w:rPr>
+              <w:t>with the caller's rights (row-level security).</w:t>
             </w:r>
           </w:p>
         </w:tc>
@@ -17447,7 +17808,7 @@
       <w:pPr>
         <w:pStyle w:val="Heading2"/>
       </w:pPr>
-      <w:bookmarkStart w:id="19" w:name="_Toc243047602"/>
+      <w:bookmarkStart w:id="19" w:name="_Toc243685925"/>
       <w:r>
         <w:t>3.2 Lineage</w:t>
       </w:r>
@@ -18191,7 +18552,7 @@
       <w:pPr>
         <w:pStyle w:val="Heading2"/>
       </w:pPr>
-      <w:bookmarkStart w:id="20" w:name="_Toc243047603"/>
+      <w:bookmarkStart w:id="20" w:name="_Toc243685926"/>
       <w:r>
         <w:lastRenderedPageBreak/>
         <w:t>3.3 dw · Star schema</w:t>
@@ -18652,13 +19013,13 @@
               <w:rPr>
                 <w:sz w:val="16"/>
               </w:rPr>
-              <w:t xml:space="preserve">Whether the category </w:t>
-            </w:r>
-            <w:r>
-              <w:rPr>
-                <w:sz w:val="16"/>
-              </w:rPr>
-              <w:t>carries a PHP cost.</w:t>
+              <w:t xml:space="preserve">Whether the </w:t>
+            </w:r>
+            <w:r>
+              <w:rPr>
+                <w:sz w:val="16"/>
+              </w:rPr>
+              <w:t>category carries a PHP cost.</w:t>
             </w:r>
           </w:p>
         </w:tc>
@@ -18880,13 +19241,13 @@
               <w:rPr>
                 <w:sz w:val="16"/>
               </w:rPr>
-              <w:t xml:space="preserve">Surrogate key of dim_date, YYYYMMDD (-1 = not yet </w:t>
-            </w:r>
-            <w:r>
-              <w:rPr>
-                <w:sz w:val="16"/>
-              </w:rPr>
-              <w:t>occurred).</w:t>
+              <w:t xml:space="preserve">Surrogate key of dim_date, YYYYMMDD (-1 = not </w:t>
+            </w:r>
+            <w:r>
+              <w:rPr>
+                <w:sz w:val="16"/>
+              </w:rPr>
+              <w:t>yet occurred).</w:t>
             </w:r>
           </w:p>
         </w:tc>
@@ -25660,13 +26021,7 @@
               <w:rPr>
                 <w:sz w:val="16"/>
               </w:rPr>
-              <w:t xml:space="preserve">Surrogate </w:t>
-            </w:r>
-            <w:r>
-              <w:rPr>
-                <w:sz w:val="16"/>
-              </w:rPr>
-              <w:t>key of dim_damage_category.</w:t>
+              <w:t>Surrogate key of dim_damage_category.</w:t>
             </w:r>
           </w:p>
         </w:tc>
@@ -26711,7 +27066,13 @@
               <w:rPr>
                 <w:sz w:val="16"/>
               </w:rPr>
-              <w:t>Date of the snapshot (dim_date).</w:t>
+              <w:t xml:space="preserve">Date of the snapshot </w:t>
+            </w:r>
+            <w:r>
+              <w:rPr>
+                <w:sz w:val="16"/>
+              </w:rPr>
+              <w:t>(dim_date).</w:t>
             </w:r>
           </w:p>
         </w:tc>
@@ -26798,13 +27159,7 @@
               <w:rPr>
                 <w:sz w:val="16"/>
               </w:rPr>
-              <w:t xml:space="preserve">Surrogate key of </w:t>
-            </w:r>
-            <w:r>
-              <w:rPr>
-                <w:sz w:val="16"/>
-              </w:rPr>
-              <w:t>dim_location (the SCD2 version valid on the fact's date).</w:t>
+              <w:t>Surrogate key of dim_location (the SCD2 version valid on the fact's date).</w:t>
             </w:r>
           </w:p>
         </w:tc>
@@ -26946,7 +27301,13 @@
               <w:rPr>
                 <w:sz w:val="16"/>
               </w:rPr>
-              <w:t>FK → dim_evacuation_center</w:t>
+              <w:t xml:space="preserve">FK → </w:t>
+            </w:r>
+            <w:r>
+              <w:rPr>
+                <w:sz w:val="16"/>
+              </w:rPr>
+              <w:t>dim_evacuation_center</w:t>
             </w:r>
           </w:p>
         </w:tc>
@@ -27152,7 +27513,13 @@
               <w:rPr>
                 <w:sz w:val="16"/>
               </w:rPr>
-              <w:t>Surrogate key of dim_source_system (lineage to the loaded file).</w:t>
+              <w:t xml:space="preserve">Surrogate key of dim_source_system (lineage to the </w:t>
+            </w:r>
+            <w:r>
+              <w:rPr>
+                <w:sz w:val="16"/>
+              </w:rPr>
+              <w:t>loaded file).</w:t>
             </w:r>
           </w:p>
         </w:tc>
@@ -27233,13 +27600,7 @@
               <w:rPr>
                 <w:sz w:val="16"/>
               </w:rPr>
-              <w:t xml:space="preserve">Families inside the center </w:t>
-            </w:r>
-            <w:r>
-              <w:rPr>
-                <w:sz w:val="16"/>
-              </w:rPr>
-              <w:t>(semi-additive).</w:t>
+              <w:t>Families inside the center (semi-additive).</w:t>
             </w:r>
           </w:p>
         </w:tc>
@@ -27704,13 +28065,7 @@
               <w:rPr>
                 <w:sz w:val="16"/>
               </w:rPr>
-              <w:t xml:space="preserve">Date of the </w:t>
-            </w:r>
-            <w:r>
-              <w:rPr>
-                <w:sz w:val="16"/>
-              </w:rPr>
-              <w:t>distribution (dim_date).</w:t>
+              <w:t>Date of the distribution (dim_date).</w:t>
             </w:r>
           </w:p>
         </w:tc>
@@ -27939,13 +28294,7 @@
               <w:rPr>
                 <w:sz w:val="16"/>
               </w:rPr>
-              <w:t xml:space="preserve">FK → </w:t>
-            </w:r>
-            <w:r>
-              <w:rPr>
-                <w:sz w:val="16"/>
-              </w:rPr>
-              <w:t>dim_organization</w:t>
+              <w:t>FK → dim_organization</w:t>
             </w:r>
           </w:p>
         </w:tc>
@@ -28151,7 +28500,13 @@
               <w:rPr>
                 <w:sz w:val="16"/>
               </w:rPr>
-              <w:t>Surrogate key of dim_source_system (lineage to the loaded file).</w:t>
+              <w:t xml:space="preserve">Surrogate key of </w:t>
+            </w:r>
+            <w:r>
+              <w:rPr>
+                <w:sz w:val="16"/>
+              </w:rPr>
+              <w:t>dim_source_system (lineage to the loaded file).</w:t>
             </w:r>
           </w:p>
         </w:tc>
@@ -28920,13 +29275,7 @@
               <w:rPr>
                 <w:sz w:val="16"/>
               </w:rPr>
-              <w:t xml:space="preserve">FK → </w:t>
-            </w:r>
-            <w:r>
-              <w:rPr>
-                <w:sz w:val="16"/>
-              </w:rPr>
-              <w:t>dim_date</w:t>
+              <w:t>FK → dim_date</w:t>
             </w:r>
           </w:p>
         </w:tc>
@@ -29013,7 +29362,13 @@
               <w:rPr>
                 <w:sz w:val="16"/>
               </w:rPr>
-              <w:t>FK → dim_date</w:t>
+              <w:t xml:space="preserve">FK → </w:t>
+            </w:r>
+            <w:r>
+              <w:rPr>
+                <w:sz w:val="16"/>
+              </w:rPr>
+              <w:t>dim_date</w:t>
             </w:r>
           </w:p>
         </w:tc>
@@ -29480,7 +29835,13 @@
               <w:rPr>
                 <w:sz w:val="16"/>
               </w:rPr>
-              <w:t>Surrogate key of dim_source_system (lineage to the loaded file).</w:t>
+              <w:t xml:space="preserve">Surrogate key of </w:t>
+            </w:r>
+            <w:r>
+              <w:rPr>
+                <w:sz w:val="16"/>
+              </w:rPr>
+              <w:t>dim_source_system (lineage to the loaded file).</w:t>
             </w:r>
           </w:p>
         </w:tc>
@@ -29561,13 +29922,7 @@
               <w:rPr>
                 <w:sz w:val="16"/>
               </w:rPr>
-              <w:t xml:space="preserve">Source request identifier </w:t>
-            </w:r>
-            <w:r>
-              <w:rPr>
-                <w:sz w:val="16"/>
-              </w:rPr>
-              <w:t>(degenerate dimension).</w:t>
+              <w:t>Source request identifier (degenerate dimension).</w:t>
             </w:r>
           </w:p>
         </w:tc>
@@ -29810,13 +30165,7 @@
               <w:rPr>
                 <w:sz w:val="16"/>
               </w:rPr>
-              <w:t xml:space="preserve">Timestamp the request was </w:t>
-            </w:r>
-            <w:r>
-              <w:rPr>
-                <w:sz w:val="16"/>
-              </w:rPr>
-              <w:t>completed (null while open).</w:t>
+              <w:t>Timestamp the request was completed (null while open).</w:t>
             </w:r>
           </w:p>
         </w:tc>
@@ -29979,7 +30328,13 @@
               <w:rPr>
                 <w:sz w:val="16"/>
               </w:rPr>
-              <w:t>Hours from dispatch to arrival.</w:t>
+              <w:t xml:space="preserve">Hours from dispatch to </w:t>
+            </w:r>
+            <w:r>
+              <w:rPr>
+                <w:sz w:val="16"/>
+              </w:rPr>
+              <w:t>arrival.</w:t>
             </w:r>
           </w:p>
         </w:tc>
@@ -30303,7 +30658,13 @@
               <w:rPr>
                 <w:sz w:val="16"/>
               </w:rPr>
-              <w:t>Whether the request has been completed.</w:t>
+              <w:t xml:space="preserve">Whether the request has </w:t>
+            </w:r>
+            <w:r>
+              <w:rPr>
+                <w:sz w:val="16"/>
+              </w:rPr>
+              <w:t>been completed.</w:t>
             </w:r>
           </w:p>
         </w:tc>
@@ -30318,7 +30679,7 @@
       <w:pPr>
         <w:pStyle w:val="Heading2"/>
       </w:pPr>
-      <w:bookmarkStart w:id="21" w:name="_Toc243047604"/>
+      <w:bookmarkStart w:id="21" w:name="_Toc243685927"/>
       <w:r>
         <w:t>3.4 mart · Data marts</w:t>
       </w:r>
@@ -30529,13 +30890,13 @@
               <w:rPr>
                 <w:sz w:val="16"/>
               </w:rPr>
-              <w:t>Event natural key, TC&lt;year&gt;-&lt;LOCAL NAME&gt;</w:t>
-            </w:r>
-            <w:r>
-              <w:rPr>
-                <w:sz w:val="16"/>
-              </w:rPr>
-              <w:t xml:space="preserve"> (e.g. TC2024-KRISTINE); 'All' in roll-up rows.</w:t>
+              <w:t>Event natural key, TC&lt;year&gt;-</w:t>
+            </w:r>
+            <w:r>
+              <w:rPr>
+                <w:sz w:val="16"/>
+              </w:rPr>
+              <w:t>&lt;LOCAL NAME&gt; (e.g. TC2024-KRISTINE); 'All' in roll-up rows.</w:t>
             </w:r>
           </w:p>
         </w:tc>
@@ -30778,13 +31139,13 @@
               <w:rPr>
                 <w:sz w:val="16"/>
               </w:rPr>
-              <w:t xml:space="preserve">Evacuation centers with </w:t>
-            </w:r>
-            <w:r>
-              <w:rPr>
-                <w:sz w:val="16"/>
-              </w:rPr>
-              <w:t>evacuees that day.</w:t>
+              <w:t xml:space="preserve">Evacuation </w:t>
+            </w:r>
+            <w:r>
+              <w:rPr>
+                <w:sz w:val="16"/>
+              </w:rPr>
+              <w:t>centers with evacuees that day.</w:t>
             </w:r>
           </w:p>
         </w:tc>
@@ -38340,7 +38701,7 @@
       <w:pPr>
         <w:pStyle w:val="Heading2"/>
       </w:pPr>
-      <w:bookmarkStart w:id="22" w:name="_Toc243047605"/>
+      <w:bookmarkStart w:id="22" w:name="_Toc243685928"/>
       <w:r>
         <w:t>3.5 Supporting layers</w:t>
       </w:r>
@@ -38588,13 +38949,7 @@
               <w:rPr>
                 <w:sz w:val="18"/>
               </w:rPr>
-              <w:t xml:space="preserve">request_id, incident, province, lgu_name, request_type, priority, requested_at, dispatched_at, arrived_at, completed_at, </w:t>
-            </w:r>
-            <w:r>
-              <w:rPr>
-                <w:sz w:val="18"/>
-              </w:rPr>
-              <w:t>responding_unit, personnel_count, _batch_id, _source_file, _row_number</w:t>
+              <w:t>request_id, incident, province, lgu_name, request_type, priority, requested_at, dispatched_at, arrived_at, completed_at, responding_unit, personnel_count, _batch_id, _source_file, _row_number</w:t>
             </w:r>
           </w:p>
         </w:tc>
@@ -38815,13 +39170,13 @@
               <w:rPr>
                 <w:sz w:val="18"/>
               </w:rPr>
-              <w:t xml:space="preserve">local_name, international_name, category, </w:t>
-            </w:r>
-            <w:r>
-              <w:rPr>
-                <w:sz w:val="18"/>
-              </w:rPr>
-              <w:t>max_wind_kph, max_signal, start_date, end_date, affected_areas, _batch_id, _source_file, _row_number</w:t>
+              <w:t xml:space="preserve">local_name, international_name, category, max_wind_kph, max_signal, start_date, </w:t>
+            </w:r>
+            <w:r>
+              <w:rPr>
+                <w:sz w:val="18"/>
+              </w:rPr>
+              <w:t>end_date, affected_areas, _batch_id, _source_file, _row_number</w:t>
             </w:r>
           </w:p>
         </w:tc>
@@ -39105,13 +39460,7 @@
               <w:rPr>
                 <w:sz w:val="18"/>
               </w:rPr>
-              <w:t xml:space="preserve">psgc_code, name, geographic_level, region_code, province_code, city_muni_code, city_class, income_class, urban_rural, population, population_census, publication, </w:t>
-            </w:r>
-            <w:r>
-              <w:rPr>
-                <w:sz w:val="18"/>
-              </w:rPr>
-              <w:t>province_name</w:t>
+              <w:t>psgc_code, name, geographic_level, region_code, province_code, city_muni_code, city_class, income_class, urban_rural, population, population_census, publication, province_name</w:t>
             </w:r>
           </w:p>
         </w:tc>
@@ -39537,7 +39886,13 @@
               <w:rPr>
                 <w:sz w:val="18"/>
               </w:rPr>
-              <w:t>version, applied_at</w:t>
+              <w:t xml:space="preserve">version, </w:t>
+            </w:r>
+            <w:r>
+              <w:rPr>
+                <w:sz w:val="18"/>
+              </w:rPr>
+              <w:t>applied_at</w:t>
             </w:r>
           </w:p>
         </w:tc>
@@ -39750,7 +40105,13 @@
               <w:rPr>
                 <w:sz w:val="18"/>
               </w:rPr>
-              <w:t>_batch_id, _source_file, _row_number, request_id, incident, province, raw_lgu_name, raw_request_type, request_type, priority, requested_at, dispatched_at, arrived_at, completed_at, responding_unit, personnel_count, psgc_code, location_match_method, event_key, hours_to_dispatch, hours_to_arrive, hours_on_site, hours_to_complete, dq_issues, dq_status</w:t>
+              <w:t xml:space="preserve">_batch_id, </w:t>
+            </w:r>
+            <w:r>
+              <w:rPr>
+                <w:sz w:val="18"/>
+              </w:rPr>
+              <w:t>_source_file, _row_number, request_id, incident, province, raw_lgu_name, raw_request_type, request_type, priority, requested_at, dispatched_at, arrived_at, completed_at, responding_unit, personnel_count, psgc_code, location_match_method, event_key, hours_to_dispatch, hours_to_arrive, hours_on_site, hours_to_complete, dq_issues, dq_status</w:t>
             </w:r>
           </w:p>
         </w:tc>
@@ -40042,13 +40403,13 @@
               <w:rPr>
                 <w:sz w:val="18"/>
               </w:rPr>
-              <w:t xml:space="preserve">_batch_id, _source_file, _row_number, local_name, </w:t>
-            </w:r>
-            <w:r>
-              <w:rPr>
-                <w:sz w:val="18"/>
-              </w:rPr>
-              <w:t>international_name, category, max_wind_kph, max_signal, start_date, end_date, affected_areas, event_key, copy_number, dq_issues, dq_status</w:t>
+              <w:t xml:space="preserve">_batch_id, _source_file, _row_number, local_name, international_name, category, max_wind_kph, max_signal, </w:t>
+            </w:r>
+            <w:r>
+              <w:rPr>
+                <w:sz w:val="18"/>
+              </w:rPr>
+              <w:t>start_date, end_date, affected_areas, event_key, copy_number, dq_issues, dq_status</w:t>
             </w:r>
           </w:p>
         </w:tc>
@@ -40190,7 +40551,13 @@
               <w:rPr>
                 <w:sz w:val="18"/>
               </w:rPr>
-              <w:t>source_system, _source_file, _row_number, line_no, reject_reasons, all_issues, batch_source, batch_loaded_at</w:t>
+              <w:t xml:space="preserve">source_system, </w:t>
+            </w:r>
+            <w:r>
+              <w:rPr>
+                <w:sz w:val="18"/>
+              </w:rPr>
+              <w:t>_source_file, _row_number, line_no, reject_reasons, all_issues, batch_source, batch_loaded_at</w:t>
             </w:r>
           </w:p>
         </w:tc>
@@ -40261,13 +40628,7 @@
               <w:rPr>
                 <w:sz w:val="18"/>
               </w:rPr>
-              <w:t xml:space="preserve">source_system, planted_defect, detected_by, planted_count, </w:t>
-            </w:r>
-            <w:r>
-              <w:rPr>
-                <w:sz w:val="18"/>
-              </w:rPr>
-              <w:t>detected_count, reconciliation_status</w:t>
+              <w:t>source_system, planted_defect, detected_by, planted_count, detected_count, reconciliation_status</w:t>
             </w:r>
           </w:p>
         </w:tc>
@@ -40409,13 +40770,7 @@
               <w:rPr>
                 <w:sz w:val="18"/>
               </w:rPr>
-              <w:t xml:space="preserve">source_system, rule_code, severity, action, </w:t>
-            </w:r>
-            <w:r>
-              <w:rPr>
-                <w:sz w:val="18"/>
-              </w:rPr>
-              <w:t>description, planted_defect</w:t>
+              <w:t>source_system, rule_code, severity, action, description, planted_defect</w:t>
             </w:r>
           </w:p>
         </w:tc>
@@ -40577,7 +40932,7 @@
       <w:pPr>
         <w:pStyle w:val="Heading1"/>
       </w:pPr>
-      <w:bookmarkStart w:id="23" w:name="_Toc243047606"/>
+      <w:bookmarkStart w:id="23" w:name="_Toc243685929"/>
       <w:r>
         <w:lastRenderedPageBreak/>
         <w:t>4. ETL Design</w:t>
@@ -40588,7 +40943,7 @@
       <w:pPr>
         <w:pStyle w:val="Heading2"/>
       </w:pPr>
-      <w:bookmarkStart w:id="24" w:name="_Toc243047607"/>
+      <w:bookmarkStart w:id="24" w:name="_Toc243685930"/>
       <w:r>
         <w:t>4.1 Overview</w:t>
       </w:r>
@@ -40649,7 +41004,7 @@
           <w:noProof/>
         </w:rPr>
         <w:drawing>
-          <wp:inline distT="0" distB="0" distL="0" distR="0" wp14:anchorId="0A736FE8" wp14:editId="0998DFF7">
+          <wp:inline distT="0" distB="0" distL="0" distR="0" wp14:anchorId="28E38379" wp14:editId="3B379246">
             <wp:extent cx="5903999" cy="2991359"/>
             <wp:effectExtent l="0" t="0" r="0" b="0"/>
             <wp:docPr id="6" name="Picture 6"/>
@@ -40702,7 +41057,7 @@
       <w:pPr>
         <w:pStyle w:val="Heading2"/>
       </w:pPr>
-      <w:bookmarkStart w:id="25" w:name="_Toc243047608"/>
+      <w:bookmarkStart w:id="25" w:name="_Toc243685931"/>
       <w:r>
         <w:t>4.2 Data sources</w:t>
       </w:r>
@@ -40795,14 +41150,7 @@
                 <w:b/>
                 <w:sz w:val="16"/>
               </w:rPr>
-              <w:t xml:space="preserve">Rows </w:t>
-            </w:r>
-            <w:r>
-              <w:rPr>
-                <w:b/>
-                <w:sz w:val="16"/>
-              </w:rPr>
-              <w:t>landed</w:t>
+              <w:t>Rows landed</w:t>
             </w:r>
           </w:p>
         </w:tc>
@@ -40820,7 +41168,14 @@
                 <w:b/>
                 <w:sz w:val="16"/>
               </w:rPr>
-              <w:t>Typical defects (planted and counted)</w:t>
+              <w:t xml:space="preserve">Typical defects </w:t>
+            </w:r>
+            <w:r>
+              <w:rPr>
+                <w:b/>
+                <w:sz w:val="16"/>
+              </w:rPr>
+              <w:t>(planted and counted)</w:t>
             </w:r>
           </w:p>
         </w:tc>
@@ -40942,13 +41297,7 @@
               <w:rPr>
                 <w:sz w:val="16"/>
               </w:rPr>
-              <w:t xml:space="preserve">Excel </w:t>
-            </w:r>
-            <w:r>
-              <w:rPr>
-                <w:sz w:val="16"/>
-              </w:rPr>
-              <w:t>(.xlsx)</w:t>
+              <w:t>Excel (.xlsx)</w:t>
             </w:r>
           </w:p>
         </w:tc>
@@ -40996,7 +41345,13 @@
               <w:rPr>
                 <w:sz w:val="16"/>
               </w:rPr>
-              <w:t>mixed date formats per field office, missing center codes, overcrowding, misspelled towns</w:t>
+              <w:t xml:space="preserve">mixed date </w:t>
+            </w:r>
+            <w:r>
+              <w:rPr>
+                <w:sz w:val="16"/>
+              </w:rPr>
+              <w:t>formats per field office, missing center codes, overcrowding, misspelled towns</w:t>
             </w:r>
           </w:p>
         </w:tc>
@@ -41272,13 +41627,7 @@
               <w:rPr>
                 <w:sz w:val="16"/>
               </w:rPr>
-              <w:t xml:space="preserve">PSA PSGC </w:t>
-            </w:r>
-            <w:r>
-              <w:rPr>
-                <w:sz w:val="16"/>
-              </w:rPr>
-              <w:t>geography</w:t>
+              <w:t>PSA PSGC geography</w:t>
             </w:r>
           </w:p>
         </w:tc>
@@ -41294,7 +41643,13 @@
               <w:rPr>
                 <w:sz w:val="16"/>
               </w:rPr>
-              <w:t>JSON (community API mirror of PSA codes)</w:t>
+              <w:t xml:space="preserve">JSON (community API mirror of </w:t>
+            </w:r>
+            <w:r>
+              <w:rPr>
+                <w:sz w:val="16"/>
+              </w:rPr>
+              <w:t>PSA codes)</w:t>
             </w:r>
           </w:p>
         </w:tc>
@@ -41487,7 +41842,7 @@
       <w:pPr>
         <w:pStyle w:val="Heading2"/>
       </w:pPr>
-      <w:bookmarkStart w:id="26" w:name="_Toc243047609"/>
+      <w:bookmarkStart w:id="26" w:name="_Toc243685932"/>
       <w:r>
         <w:lastRenderedPageBreak/>
         <w:t>4.3 Extract (raw layer)</w:t>
@@ -41674,7 +42029,7 @@
       <w:pPr>
         <w:pStyle w:val="Heading2"/>
       </w:pPr>
-      <w:bookmarkStart w:id="27" w:name="_Toc243047610"/>
+      <w:bookmarkStart w:id="27" w:name="_Toc243685933"/>
       <w:r>
         <w:t>4.4 Transform (staging and data-quality layers, dbt)</w:t>
       </w:r>
@@ -42060,7 +42415,7 @@
       <w:pPr>
         <w:pStyle w:val="Heading2"/>
       </w:pPr>
-      <w:bookmarkStart w:id="28" w:name="_Toc243047611"/>
+      <w:bookmarkStart w:id="28" w:name="_Toc243685934"/>
       <w:r>
         <w:t>4.5 Load (warehouse and marts)</w:t>
       </w:r>
@@ -42239,7 +42594,7 @@
       <w:pPr>
         <w:pStyle w:val="Heading2"/>
       </w:pPr>
-      <w:bookmarkStart w:id="29" w:name="_Toc243047612"/>
+      <w:bookmarkStart w:id="29" w:name="_Toc243685935"/>
       <w:r>
         <w:lastRenderedPageBreak/>
         <w:t>4.6 Orchestration, scheduling and error handling</w:t>
@@ -42645,7 +43000,7 @@
       <w:pPr>
         <w:pStyle w:val="Heading2"/>
       </w:pPr>
-      <w:bookmarkStart w:id="30" w:name="_Toc243047613"/>
+      <w:bookmarkStart w:id="30" w:name="_Toc243685936"/>
       <w:r>
         <w:t>4.7 Tools</w:t>
       </w:r>
@@ -42932,7 +43287,7 @@
       <w:pPr>
         <w:pStyle w:val="Heading1"/>
       </w:pPr>
-      <w:bookmarkStart w:id="31" w:name="_Toc243047614"/>
+      <w:bookmarkStart w:id="31" w:name="_Toc243685937"/>
       <w:r>
         <w:lastRenderedPageBreak/>
         <w:t>5. Data Quality Framework</w:t>
@@ -42957,7 +43312,7 @@
       <w:pPr>
         <w:pStyle w:val="Heading2"/>
       </w:pPr>
-      <w:bookmarkStart w:id="32" w:name="_Toc243047615"/>
+      <w:bookmarkStart w:id="32" w:name="_Toc243685938"/>
       <w:r>
         <w:t>5.1 Where data quality happens</w:t>
       </w:r>
@@ -43314,7 +43669,7 @@
       <w:pPr>
         <w:pStyle w:val="Heading2"/>
       </w:pPr>
-      <w:bookmarkStart w:id="33" w:name="_Toc243047616"/>
+      <w:bookmarkStart w:id="33" w:name="_Toc243685939"/>
       <w:r>
         <w:t>5.2 Severity policy</w:t>
       </w:r>
@@ -43733,7 +44088,7 @@
       <w:pPr>
         <w:pStyle w:val="Heading2"/>
       </w:pPr>
-      <w:bookmarkStart w:id="34" w:name="_Toc243047617"/>
+      <w:bookmarkStart w:id="34" w:name="_Toc243685940"/>
       <w:r>
         <w:t>5.3 Key techniques</w:t>
       </w:r>
@@ -44114,7 +44469,7 @@
       <w:pPr>
         <w:pStyle w:val="Heading2"/>
       </w:pPr>
-      <w:bookmarkStart w:id="35" w:name="_Toc243047618"/>
+      <w:bookmarkStart w:id="35" w:name="_Toc243685941"/>
       <w:r>
         <w:t>5.4 Proof: reconciliation against planted defects</w:t>
       </w:r>
@@ -44377,7 +44732,7 @@
       <w:pPr>
         <w:pStyle w:val="Heading2"/>
       </w:pPr>
-      <w:bookmarkStart w:id="36" w:name="_Toc243047619"/>
+      <w:bookmarkStart w:id="36" w:name="_Toc243685942"/>
       <w:r>
         <w:t>5.5 Running</w:t>
       </w:r>
@@ -44484,7 +44839,7 @@
       <w:pPr>
         <w:pStyle w:val="Heading1"/>
       </w:pPr>
-      <w:bookmarkStart w:id="37" w:name="_Toc243047620"/>
+      <w:bookmarkStart w:id="37" w:name="_Toc243685943"/>
       <w:r>
         <w:lastRenderedPageBreak/>
         <w:t>6. Data Governance, Security and Privacy</w:t>
@@ -44512,7 +44867,7 @@
       <w:pPr>
         <w:pStyle w:val="Heading2"/>
       </w:pPr>
-      <w:bookmarkStart w:id="38" w:name="_Toc243047621"/>
+      <w:bookmarkStart w:id="38" w:name="_Toc243685944"/>
       <w:r>
         <w:t>6.1 Roles</w:t>
       </w:r>
@@ -45332,7 +45687,7 @@
       <w:pPr>
         <w:pStyle w:val="Heading2"/>
       </w:pPr>
-      <w:bookmarkStart w:id="39" w:name="_Toc243047622"/>
+      <w:bookmarkStart w:id="39" w:name="_Toc243685945"/>
       <w:r>
         <w:t>6.2 Row-level security (regional users)</w:t>
       </w:r>
@@ -45911,7 +46266,7 @@
       <w:pPr>
         <w:pStyle w:val="Heading2"/>
       </w:pPr>
-      <w:bookmarkStart w:id="40" w:name="_Toc243047623"/>
+      <w:bookmarkStart w:id="40" w:name="_Toc243685946"/>
       <w:r>
         <w:t>6.3 Surviving rebuilds</w:t>
       </w:r>
@@ -45977,7 +46332,7 @@
       <w:pPr>
         <w:pStyle w:val="Heading2"/>
       </w:pPr>
-      <w:bookmarkStart w:id="41" w:name="_Toc243047624"/>
+      <w:bookmarkStart w:id="41" w:name="_Toc243685947"/>
       <w:r>
         <w:t>6.4 Auditing access</w:t>
       </w:r>
@@ -46067,7 +46422,7 @@
       <w:pPr>
         <w:pStyle w:val="Heading2"/>
       </w:pPr>
-      <w:bookmarkStart w:id="42" w:name="_Toc243047625"/>
+      <w:bookmarkStart w:id="42" w:name="_Toc243685948"/>
       <w:r>
         <w:t>6.5 Privacy</w:t>
       </w:r>
@@ -46711,7 +47066,7 @@
       <w:pPr>
         <w:pStyle w:val="Heading2"/>
       </w:pPr>
-      <w:bookmarkStart w:id="43" w:name="_Toc243047626"/>
+      <w:bookmarkStart w:id="43" w:name="_Toc243685949"/>
       <w:r>
         <w:t>6.6 Supabase</w:t>
       </w:r>
@@ -46768,7 +47123,7 @@
       <w:pPr>
         <w:pStyle w:val="Heading2"/>
       </w:pPr>
-      <w:bookmarkStart w:id="44" w:name="_Toc243047627"/>
+      <w:bookmarkStart w:id="44" w:name="_Toc243685950"/>
       <w:r>
         <w:t>6.7 Standards alignment</w:t>
       </w:r>
@@ -46800,7 +47155,7 @@
       <w:pPr>
         <w:pStyle w:val="Heading1"/>
       </w:pPr>
-      <w:bookmarkStart w:id="45" w:name="_Toc243047628"/>
+      <w:bookmarkStart w:id="45" w:name="_Toc243685951"/>
       <w:r>
         <w:lastRenderedPageBreak/>
         <w:t>7. Analytics: OLAP and Dashboards</w:t>
@@ -46811,7 +47166,7 @@
       <w:pPr>
         <w:pStyle w:val="Heading2"/>
       </w:pPr>
-      <w:bookmarkStart w:id="46" w:name="_Toc243047629"/>
+      <w:bookmarkStart w:id="46" w:name="_Toc243685952"/>
       <w:r>
         <w:t>7.1 OLAP approach (ROLAP)</w:t>
       </w:r>
@@ -47406,15 +47761,24 @@
       <w:pPr>
         <w:pStyle w:val="Heading2"/>
       </w:pPr>
-      <w:bookmarkStart w:id="47" w:name="_Toc243047630"/>
-      <w:r>
-        <w:t>7.2 Dashboards</w:t>
+      <w:bookmarkStart w:id="47" w:name="_Toc243685953"/>
+      <w:r>
+        <w:t xml:space="preserve">7.2 Dashboards and </w:t>
+      </w:r>
+      <w:r>
+        <w:t>web application walkthrough</w:t>
       </w:r>
       <w:bookmarkEnd w:id="47"/>
     </w:p>
     <w:p>
       <w:r>
-        <w:t xml:space="preserve">Built with Next.js and served by Apache (XAMPP) at </w:t>
+        <w:t>The web application is the warehouse's presentation layer. It is built with Next.js and served by</w:t>
+      </w:r>
+      <w:r>
+        <w:t xml:space="preserve"> </w:t>
+      </w:r>
+      <w:r>
+        <w:t xml:space="preserve">Apache (XAMPP) at </w:t>
       </w:r>
       <w:r>
         <w:rPr>
@@ -47425,13 +47789,7 @@
         <w:t>http://localhost/driw/</w:t>
       </w:r>
       <w:r>
-        <w:t>. A PHP API</w:t>
-      </w:r>
-      <w:r>
-        <w:t xml:space="preserve"> </w:t>
-      </w:r>
-      <w:r>
-        <w:t>(</w:t>
+        <w:t>. A PHP API (</w:t>
       </w:r>
       <w:r>
         <w:rPr>
@@ -47439,10 +47797,16 @@
           <w:color w:val="14233A"/>
           <w:sz w:val="19"/>
         </w:rPr>
-        <w:t>/driw/api/marts.php</w:t>
-      </w:r>
-      <w:r>
-        <w:t xml:space="preserve">) reads the marts live from PostgreSQL as the read-only role </w:t>
+        <w:t>/driw/api/</w:t>
+      </w:r>
+      <w:r>
+        <w:t>) reads the marts live from</w:t>
+      </w:r>
+      <w:r>
+        <w:t xml:space="preserve"> </w:t>
+      </w:r>
+      <w:r>
+        <w:t xml:space="preserve">PostgreSQL as the read-only role </w:t>
       </w:r>
       <w:r>
         <w:rPr>
@@ -47453,33 +47817,19 @@
         <w:t>driw_web</w:t>
       </w:r>
       <w:r>
-        <w:t>; if</w:t>
+        <w:t>; if the warehouse is unreachable, the pages fall back</w:t>
       </w:r>
       <w:r>
         <w:t xml:space="preserve"> </w:t>
       </w:r>
       <w:r>
-        <w:t>the warehouse is unreachable, the dashboards fall back to a bundled snapshot and say so in the footer.</w:t>
-      </w:r>
-    </w:p>
-    <w:p>
-      <w:r>
-        <w:t xml:space="preserve">Every chart has a legend, a "Show table" view with the exact numbers, and </w:t>
-      </w:r>
-      <w:r>
-        <w:rPr>
-          <w:b/>
-        </w:rPr>
-        <w:t>Download CSV</w:t>
-      </w:r>
-      <w:r>
-        <w:t xml:space="preserve"> of</w:t>
+        <w:t>to a bundled snapshot of the same marts. This section shows every page and explains what each</w:t>
       </w:r>
       <w:r>
         <w:t xml:space="preserve"> </w:t>
       </w:r>
       <w:r>
-        <w:t>the raw values. Colors were validated for color-blind safety in light and dark themes.</w:t>
+        <w:t>part of it means. All figures shown are synthetic (see the notice on every page).</w:t>
       </w:r>
     </w:p>
     <w:p>
@@ -47487,24 +47837,330 @@
         <w:pStyle w:val="Heading3"/>
       </w:pPr>
       <w:r>
-        <w:t>Executive overview (leadership)</w:t>
-      </w:r>
-    </w:p>
-    <w:p>
-      <w:r>
-        <w:t>Total damage, casualties, people affected, peak evacuees, relief delivered; damage cost by</w:t>
-      </w:r>
-      <w:r>
-        <w:t xml:space="preserve"> </w:t>
-      </w:r>
-      <w:r>
-        <w:t>year stacked by category; the costliest events; people affected by region (from the CUBE mart).</w:t>
-      </w:r>
-      <w:r>
-        <w:t xml:space="preserve"> </w:t>
-      </w:r>
-      <w:r>
-        <w:t>Answers BQ1, BQ2, BQ4.</w:t>
+        <w:t>Elements common to every page</w:t>
+      </w:r>
+    </w:p>
+    <w:tbl>
+      <w:tblPr>
+        <w:tblStyle w:val="TableGrid"/>
+        <w:tblW w:w="0" w:type="auto"/>
+        <w:jc w:val="center"/>
+        <w:tblLayout w:type="fixed"/>
+        <w:tblLook w:val="04A0" w:firstRow="1" w:lastRow="0" w:firstColumn="1" w:lastColumn="0" w:noHBand="0" w:noVBand="1"/>
+      </w:tblPr>
+      <w:tblGrid>
+        <w:gridCol w:w="2353"/>
+        <w:gridCol w:w="7058"/>
+      </w:tblGrid>
+      <w:tr>
+        <w:trPr>
+          <w:jc w:val="center"/>
+        </w:trPr>
+        <w:tc>
+          <w:tcPr>
+            <w:tcW w:w="2353" w:type="dxa"/>
+            <w:shd w:val="clear" w:color="auto" w:fill="ECE8DF"/>
+          </w:tcPr>
+          <w:p>
+            <w:pPr>
+              <w:spacing w:after="0"/>
+            </w:pPr>
+            <w:r>
+              <w:rPr>
+                <w:b/>
+                <w:sz w:val="18"/>
+              </w:rPr>
+              <w:t>Element</w:t>
+            </w:r>
+          </w:p>
+        </w:tc>
+        <w:tc>
+          <w:tcPr>
+            <w:tcW w:w="7058" w:type="dxa"/>
+            <w:shd w:val="clear" w:color="auto" w:fill="ECE8DF"/>
+          </w:tcPr>
+          <w:p>
+            <w:pPr>
+              <w:spacing w:after="0"/>
+            </w:pPr>
+            <w:r>
+              <w:rPr>
+                <w:b/>
+                <w:sz w:val="18"/>
+              </w:rPr>
+              <w:t>What it means</w:t>
+            </w:r>
+          </w:p>
+        </w:tc>
+      </w:tr>
+      <w:tr>
+        <w:trPr>
+          <w:jc w:val="center"/>
+        </w:trPr>
+        <w:tc>
+          <w:tcPr>
+            <w:tcW w:w="2353" w:type="dxa"/>
+          </w:tcPr>
+          <w:p>
+            <w:pPr>
+              <w:spacing w:after="0"/>
+            </w:pPr>
+            <w:r>
+              <w:rPr>
+                <w:sz w:val="18"/>
+              </w:rPr>
+              <w:t>Navigation bar</w:t>
+            </w:r>
+          </w:p>
+        </w:tc>
+        <w:tc>
+          <w:tcPr>
+            <w:tcW w:w="7058" w:type="dxa"/>
+          </w:tcPr>
+          <w:p>
+            <w:pPr>
+              <w:spacing w:after="0"/>
+            </w:pPr>
+            <w:r>
+              <w:rPr>
+                <w:sz w:val="18"/>
+              </w:rPr>
+              <w:t>Four pages, one per audience: Executive, Operations, Logistics, About.</w:t>
+            </w:r>
+          </w:p>
+        </w:tc>
+      </w:tr>
+      <w:tr>
+        <w:trPr>
+          <w:jc w:val="center"/>
+        </w:trPr>
+        <w:tc>
+          <w:tcPr>
+            <w:tcW w:w="2353" w:type="dxa"/>
+          </w:tcPr>
+          <w:p>
+            <w:pPr>
+              <w:spacing w:after="0"/>
+            </w:pPr>
+            <w:r>
+              <w:rPr>
+                <w:sz w:val="18"/>
+              </w:rPr>
+              <w:t>Yellow notice</w:t>
+            </w:r>
+          </w:p>
+        </w:tc>
+        <w:tc>
+          <w:tcPr>
+            <w:tcW w:w="7058" w:type="dxa"/>
+          </w:tcPr>
+          <w:p>
+            <w:pPr>
+              <w:spacing w:after="0"/>
+            </w:pPr>
+            <w:r>
+              <w:rPr>
+                <w:sz w:val="18"/>
+              </w:rPr>
+              <w:t>States which data is real (event names, dates, PSGC geography) and which is synthetic (all operational figures), so no figure is mistaken for an official statistic.</w:t>
+            </w:r>
+          </w:p>
+        </w:tc>
+      </w:tr>
+      <w:tr>
+        <w:trPr>
+          <w:jc w:val="center"/>
+        </w:trPr>
+        <w:tc>
+          <w:tcPr>
+            <w:tcW w:w="2353" w:type="dxa"/>
+          </w:tcPr>
+          <w:p>
+            <w:pPr>
+              <w:spacing w:after="0"/>
+            </w:pPr>
+            <w:r>
+              <w:rPr>
+                <w:sz w:val="18"/>
+              </w:rPr>
+              <w:t>Event selector</w:t>
+            </w:r>
+          </w:p>
+        </w:tc>
+        <w:tc>
+          <w:tcPr>
+            <w:tcW w:w="7058" w:type="dxa"/>
+          </w:tcPr>
+          <w:p>
+            <w:pPr>
+              <w:spacing w:after="0"/>
+            </w:pPr>
+            <w:r>
+              <w:rPr>
+                <w:sz w:val="18"/>
+              </w:rPr>
+              <w:t xml:space="preserve">On Operations and Logistics. The choice is kept in the address (for example </w:t>
+            </w:r>
+            <w:r>
+              <w:rPr>
+                <w:rFonts w:ascii="Consolas" w:hAnsi="Consolas"/>
+                <w:color w:val="14233A"/>
+                <w:sz w:val="16"/>
+              </w:rPr>
+              <w:t>?event=TC2024-KRISTINE</w:t>
+            </w:r>
+            <w:r>
+              <w:rPr>
+                <w:sz w:val="18"/>
+              </w:rPr>
+              <w:t xml:space="preserve">), so a view can be bookmarked, shared or reloaded. Selecting an event is an OLAP </w:t>
+            </w:r>
+            <w:r>
+              <w:rPr>
+                <w:i/>
+                <w:sz w:val="18"/>
+              </w:rPr>
+              <w:t>slice</w:t>
+            </w:r>
+            <w:r>
+              <w:rPr>
+                <w:sz w:val="18"/>
+              </w:rPr>
+              <w:t>.</w:t>
+            </w:r>
+          </w:p>
+        </w:tc>
+      </w:tr>
+      <w:tr>
+        <w:trPr>
+          <w:jc w:val="center"/>
+        </w:trPr>
+        <w:tc>
+          <w:tcPr>
+            <w:tcW w:w="2353" w:type="dxa"/>
+          </w:tcPr>
+          <w:p>
+            <w:pPr>
+              <w:spacing w:after="0"/>
+            </w:pPr>
+            <w:r>
+              <w:rPr>
+                <w:sz w:val="18"/>
+              </w:rPr>
+              <w:t>Show table</w:t>
+            </w:r>
+          </w:p>
+        </w:tc>
+        <w:tc>
+          <w:tcPr>
+            <w:tcW w:w="7058" w:type="dxa"/>
+          </w:tcPr>
+          <w:p>
+            <w:pPr>
+              <w:spacing w:after="0"/>
+            </w:pPr>
+            <w:r>
+              <w:rPr>
+                <w:sz w:val="18"/>
+              </w:rPr>
+              <w:t>Every chart has a table with the exact numbers: the accessible, color-free way to read it.</w:t>
+            </w:r>
+          </w:p>
+        </w:tc>
+      </w:tr>
+      <w:tr>
+        <w:trPr>
+          <w:jc w:val="center"/>
+        </w:trPr>
+        <w:tc>
+          <w:tcPr>
+            <w:tcW w:w="2353" w:type="dxa"/>
+          </w:tcPr>
+          <w:p>
+            <w:pPr>
+              <w:spacing w:after="0"/>
+            </w:pPr>
+            <w:r>
+              <w:rPr>
+                <w:sz w:val="18"/>
+              </w:rPr>
+              <w:t>Download CSV</w:t>
+            </w:r>
+          </w:p>
+        </w:tc>
+        <w:tc>
+          <w:tcPr>
+            <w:tcW w:w="7058" w:type="dxa"/>
+          </w:tcPr>
+          <w:p>
+            <w:pPr>
+              <w:spacing w:after="0"/>
+            </w:pPr>
+            <w:r>
+              <w:rPr>
+                <w:sz w:val="18"/>
+              </w:rPr>
+              <w:t>Exports the rows behind the chart with raw, unformatted values; the file opens directly in Excel.</w:t>
+            </w:r>
+          </w:p>
+        </w:tc>
+      </w:tr>
+      <w:tr>
+        <w:trPr>
+          <w:jc w:val="center"/>
+        </w:trPr>
+        <w:tc>
+          <w:tcPr>
+            <w:tcW w:w="2353" w:type="dxa"/>
+          </w:tcPr>
+          <w:p>
+            <w:pPr>
+              <w:spacing w:after="0"/>
+            </w:pPr>
+            <w:r>
+              <w:rPr>
+                <w:sz w:val="18"/>
+              </w:rPr>
+              <w:t>Footer</w:t>
+            </w:r>
+          </w:p>
+        </w:tc>
+        <w:tc>
+          <w:tcPr>
+            <w:tcW w:w="7058" w:type="dxa"/>
+          </w:tcPr>
+          <w:p>
+            <w:pPr>
+              <w:spacing w:after="0"/>
+            </w:pPr>
+            <w:r>
+              <w:rPr>
+                <w:sz w:val="18"/>
+              </w:rPr>
+              <w:t xml:space="preserve">Says where the numbers came from: "Live </w:t>
+            </w:r>
+            <w:r>
+              <w:rPr>
+                <w:sz w:val="18"/>
+              </w:rPr>
+              <w:t>from the PostgreSQL warehouse … as read-only role driw_web", or that the bundled snapshot is being shown.</w:t>
+            </w:r>
+          </w:p>
+        </w:tc>
+      </w:tr>
+    </w:tbl>
+    <w:p>
+      <w:pPr>
+        <w:spacing w:after="40"/>
+      </w:pPr>
+    </w:p>
+    <w:p>
+      <w:pPr>
+        <w:pStyle w:val="Heading3"/>
+      </w:pPr>
+      <w:r>
+        <w:lastRenderedPageBreak/>
+        <w:t>Executive overview</w:t>
       </w:r>
     </w:p>
     <w:p>
@@ -47516,9 +48172,8 @@
         <w:rPr>
           <w:noProof/>
         </w:rPr>
-        <w:lastRenderedPageBreak/>
         <w:drawing>
-          <wp:inline distT="0" distB="0" distL="0" distR="0" wp14:anchorId="48D4C18D" wp14:editId="25120841">
+          <wp:inline distT="0" distB="0" distL="0" distR="0" wp14:anchorId="5DF34EAF" wp14:editId="5A1E85CF">
             <wp:extent cx="5903999" cy="7077294"/>
             <wp:effectExtent l="0" t="0" r="0" b="0"/>
             <wp:docPr id="7" name="Picture 7"/>
@@ -47565,7 +48220,7 @@
         </w:rPr>
         <w:lastRenderedPageBreak/>
         <w:drawing>
-          <wp:inline distT="0" distB="0" distL="0" distR="0" wp14:anchorId="3FD36AC6" wp14:editId="2CB3FA82">
+          <wp:inline distT="0" distB="0" distL="0" distR="0" wp14:anchorId="6000482A" wp14:editId="05DD57AA">
             <wp:extent cx="5903999" cy="3332257"/>
             <wp:effectExtent l="0" t="0" r="0" b="0"/>
             <wp:docPr id="8" name="Picture 8"/>
@@ -47611,20 +48266,24 @@
           <w:color w:val="4A5566"/>
           <w:sz w:val="18"/>
         </w:rPr>
-        <w:t>Figure: Executive dashboard</w:t>
-      </w:r>
-    </w:p>
-    <w:p>
-      <w:pPr>
-        <w:pStyle w:val="Heading3"/>
-      </w:pPr>
-      <w:r>
-        <w:t>Operations (regional operations managers)</w:t>
-      </w:r>
-    </w:p>
-    <w:p>
-      <w:r>
-        <w:t>For one event (selectable, and shareable as a link such as</w:t>
+        <w:t>Figure: Executive dashboard: headline figures, damage by year, costliest events and people affected by region</w:t>
+      </w:r>
+    </w:p>
+    <w:p>
+      <w:r>
+        <w:rPr>
+          <w:b/>
+        </w:rPr>
+        <w:t>Audience and purpose.</w:t>
+      </w:r>
+      <w:r>
+        <w:t xml:space="preserve"> Leadership (NDRRMC council, regional directors) needs the six-year picture</w:t>
+      </w:r>
+      <w:r>
+        <w:t xml:space="preserve"> </w:t>
+      </w:r>
+      <w:r>
+        <w:t>on one screen: how bad it was, when, and where. Answers BQ1, BQ2 and BQ4. Data comes from</w:t>
       </w:r>
       <w:r>
         <w:t xml:space="preserve"> </w:t>
@@ -47635,16 +48294,385 @@
           <w:color w:val="14233A"/>
           <w:sz w:val="19"/>
         </w:rPr>
-        <w:t>/driw/operations/?event=TC2024-KRISTINE</w:t>
-      </w:r>
-      <w:r>
-        <w:t>): people in evacuation centers per day, centers over</w:t>
+        <w:t>mart_event_summary</w:t>
+      </w:r>
+      <w:r>
+        <w:t xml:space="preserve"> (one row per event) and </w:t>
+      </w:r>
+      <w:r>
+        <w:rPr>
+          <w:rFonts w:ascii="Consolas" w:hAnsi="Consolas"/>
+          <w:color w:val="14233A"/>
+          <w:sz w:val="19"/>
+        </w:rPr>
+        <w:t>mart_impact_cube</w:t>
+      </w:r>
+      <w:r>
+        <w:t xml:space="preserve"> (the </w:t>
+      </w:r>
+      <w:r>
+        <w:rPr>
+          <w:rFonts w:ascii="Consolas" w:hAnsi="Consolas"/>
+          <w:color w:val="14233A"/>
+          <w:sz w:val="19"/>
+        </w:rPr>
+        <w:t>GROUP BY CUBE</w:t>
+      </w:r>
+      <w:r>
+        <w:t xml:space="preserve"> mart).</w:t>
+      </w:r>
+    </w:p>
+    <w:tbl>
+      <w:tblPr>
+        <w:tblStyle w:val="TableGrid"/>
+        <w:tblW w:w="0" w:type="auto"/>
+        <w:jc w:val="center"/>
+        <w:tblLayout w:type="fixed"/>
+        <w:tblLook w:val="04A0" w:firstRow="1" w:lastRow="0" w:firstColumn="1" w:lastColumn="0" w:noHBand="0" w:noVBand="1"/>
+      </w:tblPr>
+      <w:tblGrid>
+        <w:gridCol w:w="2768"/>
+        <w:gridCol w:w="6643"/>
+      </w:tblGrid>
+      <w:tr>
+        <w:trPr>
+          <w:jc w:val="center"/>
+        </w:trPr>
+        <w:tc>
+          <w:tcPr>
+            <w:tcW w:w="2768" w:type="dxa"/>
+            <w:shd w:val="clear" w:color="auto" w:fill="ECE8DF"/>
+          </w:tcPr>
+          <w:p>
+            <w:pPr>
+              <w:spacing w:after="0"/>
+            </w:pPr>
+            <w:r>
+              <w:rPr>
+                <w:b/>
+                <w:sz w:val="18"/>
+              </w:rPr>
+              <w:t>Part of the screen</w:t>
+            </w:r>
+          </w:p>
+        </w:tc>
+        <w:tc>
+          <w:tcPr>
+            <w:tcW w:w="6643" w:type="dxa"/>
+            <w:shd w:val="clear" w:color="auto" w:fill="ECE8DF"/>
+          </w:tcPr>
+          <w:p>
+            <w:pPr>
+              <w:spacing w:after="0"/>
+            </w:pPr>
+            <w:r>
+              <w:rPr>
+                <w:b/>
+                <w:sz w:val="18"/>
+              </w:rPr>
+              <w:t>What it shows and how to read it</w:t>
+            </w:r>
+          </w:p>
+        </w:tc>
+      </w:tr>
+      <w:tr>
+        <w:trPr>
+          <w:jc w:val="center"/>
+        </w:trPr>
+        <w:tc>
+          <w:tcPr>
+            <w:tcW w:w="2768" w:type="dxa"/>
+          </w:tcPr>
+          <w:p>
+            <w:pPr>
+              <w:spacing w:after="0"/>
+            </w:pPr>
+            <w:r>
+              <w:rPr>
+                <w:sz w:val="18"/>
+              </w:rPr>
+              <w:t>Hero figure</w:t>
+            </w:r>
+          </w:p>
+        </w:tc>
+        <w:tc>
+          <w:tcPr>
+            <w:tcW w:w="6643" w:type="dxa"/>
+          </w:tcPr>
+          <w:p>
+            <w:pPr>
+              <w:spacing w:after="0"/>
+            </w:pPr>
+            <w:r>
+              <w:rPr>
+                <w:b/>
+                <w:sz w:val="18"/>
+              </w:rPr>
+              <w:t>₱</w:t>
+            </w:r>
+            <w:r>
+              <w:rPr>
+                <w:b/>
+                <w:sz w:val="18"/>
+              </w:rPr>
+              <w:t>558.3B</w:t>
+            </w:r>
+            <w:r>
+              <w:rPr>
+                <w:sz w:val="18"/>
+              </w:rPr>
+              <w:t xml:space="preserve"> total damage across </w:t>
+            </w:r>
+            <w:r>
+              <w:rPr>
+                <w:b/>
+                <w:sz w:val="18"/>
+              </w:rPr>
+              <w:t>31 events</w:t>
+            </w:r>
+            <w:r>
+              <w:rPr>
+                <w:sz w:val="18"/>
+              </w:rPr>
+              <w:t xml:space="preserve"> (29 tropical cyclones, 2 monsoon floods), the sum of the latest valid situation report per place and category.</w:t>
+            </w:r>
+          </w:p>
+        </w:tc>
+      </w:tr>
+      <w:tr>
+        <w:trPr>
+          <w:jc w:val="center"/>
+        </w:trPr>
+        <w:tc>
+          <w:tcPr>
+            <w:tcW w:w="2768" w:type="dxa"/>
+          </w:tcPr>
+          <w:p>
+            <w:pPr>
+              <w:spacing w:after="0"/>
+            </w:pPr>
+            <w:r>
+              <w:rPr>
+                <w:sz w:val="18"/>
+              </w:rPr>
+              <w:t>Headline tiles</w:t>
+            </w:r>
+          </w:p>
+        </w:tc>
+        <w:tc>
+          <w:tcPr>
+            <w:tcW w:w="6643" w:type="dxa"/>
+          </w:tcPr>
+          <w:p>
+            <w:pPr>
+              <w:spacing w:after="0"/>
+            </w:pPr>
+            <w:r>
+              <w:rPr>
+                <w:sz w:val="18"/>
+              </w:rPr>
+              <w:t xml:space="preserve">Deaths (2,533, with 712 missing), people affected (11.5M), houses destroyed (105.7K), relief delivered (₱2.5B) and response requests (32.3K) are sums over events. </w:t>
+            </w:r>
+            <w:r>
+              <w:rPr>
+                <w:i/>
+                <w:sz w:val="18"/>
+              </w:rPr>
+              <w:t>Peak in evacuation centers</w:t>
+            </w:r>
+            <w:r>
+              <w:rPr>
+                <w:sz w:val="18"/>
+              </w:rPr>
+              <w:t xml:space="preserve"> (132.5K, Tino 2025) is different: evacuee counts are semi-additive, so it is the highest single-day total, not a sum of days.</w:t>
+            </w:r>
+          </w:p>
+        </w:tc>
+      </w:tr>
+      <w:tr>
+        <w:trPr>
+          <w:jc w:val="center"/>
+        </w:trPr>
+        <w:tc>
+          <w:tcPr>
+            <w:tcW w:w="2768" w:type="dxa"/>
+          </w:tcPr>
+          <w:p>
+            <w:pPr>
+              <w:spacing w:after="0"/>
+            </w:pPr>
+            <w:r>
+              <w:rPr>
+                <w:sz w:val="18"/>
+              </w:rPr>
+              <w:t>Damage cost by year</w:t>
+            </w:r>
+          </w:p>
+        </w:tc>
+        <w:tc>
+          <w:tcPr>
+            <w:tcW w:w="6643" w:type="dxa"/>
+          </w:tcPr>
+          <w:p>
+            <w:pPr>
+              <w:spacing w:after="0"/>
+            </w:pPr>
+            <w:r>
+              <w:rPr>
+                <w:sz w:val="18"/>
+              </w:rPr>
+              <w:t>Stacked columns by damage category. 2020 was the costliest year (₱142.6B, four events) and 2023 the lightest (₱32.2B). Agriculture is the largest category every year (₱83.9B of 2020's total), then infrastructure; housing is the smallest.</w:t>
+            </w:r>
+          </w:p>
+        </w:tc>
+      </w:tr>
+      <w:tr>
+        <w:trPr>
+          <w:jc w:val="center"/>
+        </w:trPr>
+        <w:tc>
+          <w:tcPr>
+            <w:tcW w:w="2768" w:type="dxa"/>
+          </w:tcPr>
+          <w:p>
+            <w:pPr>
+              <w:spacing w:after="0"/>
+            </w:pPr>
+            <w:r>
+              <w:rPr>
+                <w:sz w:val="18"/>
+              </w:rPr>
+              <w:t>Costliest events</w:t>
+            </w:r>
+          </w:p>
+        </w:tc>
+        <w:tc>
+          <w:tcPr>
+            <w:tcW w:w="6643" w:type="dxa"/>
+          </w:tcPr>
+          <w:p>
+            <w:pPr>
+              <w:spacing w:after="0"/>
+            </w:pPr>
+            <w:r>
+              <w:rPr>
+                <w:sz w:val="18"/>
+              </w:rPr>
+              <w:t>The ten events ranked by damage: Kristine 2024 (₱54.1B), Rolly 2020 (₱53.4B) and Ulysses 2020 (₱53.1B) lead. Three of the top five struck in 2020.</w:t>
+            </w:r>
+          </w:p>
+        </w:tc>
+      </w:tr>
+      <w:tr>
+        <w:trPr>
+          <w:jc w:val="center"/>
+        </w:trPr>
+        <w:tc>
+          <w:tcPr>
+            <w:tcW w:w="2768" w:type="dxa"/>
+          </w:tcPr>
+          <w:p>
+            <w:pPr>
+              <w:spacing w:after="0"/>
+            </w:pPr>
+            <w:r>
+              <w:rPr>
+                <w:sz w:val="18"/>
+              </w:rPr>
+              <w:t>People affected by region</w:t>
+            </w:r>
+          </w:p>
+        </w:tc>
+        <w:tc>
+          <w:tcPr>
+            <w:tcW w:w="6643" w:type="dxa"/>
+          </w:tcPr>
+          <w:p>
+            <w:pPr>
+              <w:spacing w:after="0"/>
+            </w:pPr>
+            <w:r>
+              <w:rPr>
+                <w:sz w:val="18"/>
+              </w:rPr>
+              <w:t>Region subtotals read straight from the CUBE mart: Bicol Region (2.64M people, ₱145.4B), then Cagayan Valley (2.00M) and Eastern Visayas (1.50M).</w:t>
+            </w:r>
+          </w:p>
+        </w:tc>
+      </w:tr>
+      <w:tr>
+        <w:trPr>
+          <w:jc w:val="center"/>
+        </w:trPr>
+        <w:tc>
+          <w:tcPr>
+            <w:tcW w:w="2768" w:type="dxa"/>
+          </w:tcPr>
+          <w:p>
+            <w:pPr>
+              <w:spacing w:after="0"/>
+            </w:pPr>
+            <w:r>
+              <w:rPr>
+                <w:sz w:val="18"/>
+              </w:rPr>
+              <w:t>All events table</w:t>
+            </w:r>
+          </w:p>
+        </w:tc>
+        <w:tc>
+          <w:tcPr>
+            <w:tcW w:w="6643" w:type="dxa"/>
+          </w:tcPr>
+          <w:p>
+            <w:pPr>
+              <w:spacing w:after="0"/>
+            </w:pPr>
+            <w:r>
+              <w:rPr>
+                <w:sz w:val="18"/>
+              </w:rPr>
+              <w:t>One row per event; its CSV carries 24 measures per event for further analysis.</w:t>
+            </w:r>
+          </w:p>
+        </w:tc>
+      </w:tr>
+    </w:tbl>
+    <w:p>
+      <w:pPr>
+        <w:spacing w:after="40"/>
+      </w:pPr>
+    </w:p>
+    <w:p>
+      <w:r>
+        <w:rPr>
+          <w:b/>
+        </w:rPr>
+        <w:t>What it means for decisions.</w:t>
+      </w:r>
+      <w:r>
+        <w:t xml:space="preserve"> Damage is concentrated in a few strong typhoons and in a few</w:t>
       </w:r>
       <w:r>
         <w:t xml:space="preserve"> </w:t>
       </w:r>
       <w:r>
-        <w:t>capacity, and median dispatch time by response type and priority. Answers BQ5, BQ6, BQ7.</w:t>
+        <w:t>regions, Bicol above all. Agriculture absorbs the largest share of losses, so preparedness spending</w:t>
+      </w:r>
+      <w:r>
+        <w:t xml:space="preserve"> </w:t>
+      </w:r>
+      <w:r>
+        <w:t>on crop protection and post-disaster agricultural recovery gives the most return.</w:t>
+      </w:r>
+    </w:p>
+    <w:p>
+      <w:pPr>
+        <w:pStyle w:val="Heading3"/>
+      </w:pPr>
+      <w:r>
+        <w:lastRenderedPageBreak/>
+        <w:t>Operations (one event)</w:t>
       </w:r>
     </w:p>
     <w:p>
@@ -47656,9 +48684,8 @@
         <w:rPr>
           <w:noProof/>
         </w:rPr>
-        <w:lastRenderedPageBreak/>
         <w:drawing>
-          <wp:inline distT="0" distB="0" distL="0" distR="0" wp14:anchorId="0F9E1922" wp14:editId="3F36E0E7">
+          <wp:inline distT="0" distB="0" distL="0" distR="0" wp14:anchorId="1778D786" wp14:editId="11F0DD17">
             <wp:extent cx="5903999" cy="6849640"/>
             <wp:effectExtent l="0" t="0" r="0" b="0"/>
             <wp:docPr id="9" name="Picture 9"/>
@@ -47704,7 +48731,400 @@
           <w:color w:val="4A5566"/>
           <w:sz w:val="18"/>
         </w:rPr>
-        <w:t>Figure: Operations dashboard</w:t>
+        <w:t>Figure: Operations dashboard for Typhoon Kristine: evacuation curve, overcrowded centers and dispatch times</w:t>
+      </w:r>
+    </w:p>
+    <w:p>
+      <w:r>
+        <w:rPr>
+          <w:b/>
+        </w:rPr>
+        <w:t>Audience and purpose.</w:t>
+      </w:r>
+      <w:r>
+        <w:t xml:space="preserve"> Regional operations managers and incident commanders. For one event,</w:t>
+      </w:r>
+      <w:r>
+        <w:t xml:space="preserve"> </w:t>
+      </w:r>
+      <w:r>
+        <w:t>it shows how many people were sheltered, where centers were overcrowded, and how fast teams were</w:t>
+      </w:r>
+      <w:r>
+        <w:t xml:space="preserve"> </w:t>
+      </w:r>
+      <w:r>
+        <w:t xml:space="preserve">dispatched. Answers BQ5, BQ6 and BQ7. Shown here for </w:t>
+      </w:r>
+      <w:r>
+        <w:t>Kristine (October 2024); data comes from</w:t>
+      </w:r>
+      <w:r>
+        <w:t xml:space="preserve"> </w:t>
+      </w:r>
+      <w:r>
+        <w:rPr>
+          <w:rFonts w:ascii="Consolas" w:hAnsi="Consolas"/>
+          <w:color w:val="14233A"/>
+          <w:sz w:val="19"/>
+        </w:rPr>
+        <w:t>mart_event_summary</w:t>
+      </w:r>
+      <w:r>
+        <w:t xml:space="preserve">, </w:t>
+      </w:r>
+      <w:r>
+        <w:rPr>
+          <w:rFonts w:ascii="Consolas" w:hAnsi="Consolas"/>
+          <w:color w:val="14233A"/>
+          <w:sz w:val="19"/>
+        </w:rPr>
+        <w:t>mart_evacuation_daily</w:t>
+      </w:r>
+      <w:r>
+        <w:t xml:space="preserve"> and </w:t>
+      </w:r>
+      <w:r>
+        <w:rPr>
+          <w:rFonts w:ascii="Consolas" w:hAnsi="Consolas"/>
+          <w:color w:val="14233A"/>
+          <w:sz w:val="19"/>
+        </w:rPr>
+        <w:t>mart_response_performance</w:t>
+      </w:r>
+      <w:r>
+        <w:t>.</w:t>
+      </w:r>
+    </w:p>
+    <w:tbl>
+      <w:tblPr>
+        <w:tblStyle w:val="TableGrid"/>
+        <w:tblW w:w="0" w:type="auto"/>
+        <w:jc w:val="center"/>
+        <w:tblLayout w:type="fixed"/>
+        <w:tblLook w:val="04A0" w:firstRow="1" w:lastRow="0" w:firstColumn="1" w:lastColumn="0" w:noHBand="0" w:noVBand="1"/>
+      </w:tblPr>
+      <w:tblGrid>
+        <w:gridCol w:w="2994"/>
+        <w:gridCol w:w="6417"/>
+      </w:tblGrid>
+      <w:tr>
+        <w:trPr>
+          <w:jc w:val="center"/>
+        </w:trPr>
+        <w:tc>
+          <w:tcPr>
+            <w:tcW w:w="2994" w:type="dxa"/>
+            <w:shd w:val="clear" w:color="auto" w:fill="ECE8DF"/>
+          </w:tcPr>
+          <w:p>
+            <w:pPr>
+              <w:spacing w:after="0"/>
+            </w:pPr>
+            <w:r>
+              <w:rPr>
+                <w:b/>
+                <w:sz w:val="18"/>
+              </w:rPr>
+              <w:t>Part of the screen</w:t>
+            </w:r>
+          </w:p>
+        </w:tc>
+        <w:tc>
+          <w:tcPr>
+            <w:tcW w:w="6417" w:type="dxa"/>
+            <w:shd w:val="clear" w:color="auto" w:fill="ECE8DF"/>
+          </w:tcPr>
+          <w:p>
+            <w:pPr>
+              <w:spacing w:after="0"/>
+            </w:pPr>
+            <w:r>
+              <w:rPr>
+                <w:b/>
+                <w:sz w:val="18"/>
+              </w:rPr>
+              <w:t>What it shows and how to read it</w:t>
+            </w:r>
+          </w:p>
+        </w:tc>
+      </w:tr>
+      <w:tr>
+        <w:trPr>
+          <w:jc w:val="center"/>
+        </w:trPr>
+        <w:tc>
+          <w:tcPr>
+            <w:tcW w:w="2994" w:type="dxa"/>
+          </w:tcPr>
+          <w:p>
+            <w:pPr>
+              <w:spacing w:after="0"/>
+            </w:pPr>
+            <w:r>
+              <w:rPr>
+                <w:sz w:val="18"/>
+              </w:rPr>
+              <w:t>Headline tiles</w:t>
+            </w:r>
+          </w:p>
+        </w:tc>
+        <w:tc>
+          <w:tcPr>
+            <w:tcW w:w="6417" w:type="dxa"/>
+          </w:tcPr>
+          <w:p>
+            <w:pPr>
+              <w:spacing w:after="0"/>
+            </w:pPr>
+            <w:r>
+              <w:rPr>
+                <w:sz w:val="18"/>
+              </w:rPr>
+              <w:t xml:space="preserve">Peak evacuees </w:t>
+            </w:r>
+            <w:r>
+              <w:rPr>
+                <w:b/>
+                <w:sz w:val="18"/>
+              </w:rPr>
+              <w:t>130.5K</w:t>
+            </w:r>
+            <w:r>
+              <w:rPr>
+                <w:sz w:val="18"/>
+              </w:rPr>
+              <w:t xml:space="preserve"> on the busiest day; </w:t>
+            </w:r>
+            <w:r>
+              <w:rPr>
+                <w:b/>
+                <w:sz w:val="18"/>
+              </w:rPr>
+              <w:t>211</w:t>
+            </w:r>
+            <w:r>
+              <w:rPr>
+                <w:sz w:val="18"/>
+              </w:rPr>
+              <w:t xml:space="preserve"> evacuation centers used; </w:t>
+            </w:r>
+            <w:r>
+              <w:rPr>
+                <w:b/>
+                <w:sz w:val="18"/>
+              </w:rPr>
+              <w:t>35</w:t>
+            </w:r>
+            <w:r>
+              <w:rPr>
+                <w:sz w:val="18"/>
+              </w:rPr>
+              <w:t xml:space="preserve"> center-days over capacity; </w:t>
+            </w:r>
+            <w:r>
+              <w:rPr>
+                <w:b/>
+                <w:sz w:val="18"/>
+              </w:rPr>
+              <w:t>2,117</w:t>
+            </w:r>
+            <w:r>
+              <w:rPr>
+                <w:sz w:val="18"/>
+              </w:rPr>
+              <w:t xml:space="preserve"> response requests; median </w:t>
+            </w:r>
+            <w:r>
+              <w:rPr>
+                <w:b/>
+                <w:sz w:val="18"/>
+              </w:rPr>
+              <w:t>59 minutes</w:t>
+            </w:r>
+            <w:r>
+              <w:rPr>
+                <w:sz w:val="18"/>
+              </w:rPr>
+              <w:t xml:space="preserve"> from request to dispatch; </w:t>
+            </w:r>
+            <w:r>
+              <w:rPr>
+                <w:b/>
+                <w:sz w:val="18"/>
+              </w:rPr>
+              <w:t>97.2%</w:t>
+            </w:r>
+            <w:r>
+              <w:rPr>
+                <w:sz w:val="18"/>
+              </w:rPr>
+              <w:t xml:space="preserve"> of requests completed.</w:t>
+            </w:r>
+          </w:p>
+        </w:tc>
+      </w:tr>
+      <w:tr>
+        <w:trPr>
+          <w:jc w:val="center"/>
+        </w:trPr>
+        <w:tc>
+          <w:tcPr>
+            <w:tcW w:w="2994" w:type="dxa"/>
+          </w:tcPr>
+          <w:p>
+            <w:pPr>
+              <w:spacing w:after="0"/>
+            </w:pPr>
+            <w:r>
+              <w:rPr>
+                <w:sz w:val="18"/>
+              </w:rPr>
+              <w:t>People in evacuation centers</w:t>
+            </w:r>
+          </w:p>
+        </w:tc>
+        <w:tc>
+          <w:tcPr>
+            <w:tcW w:w="6417" w:type="dxa"/>
+          </w:tcPr>
+          <w:p>
+            <w:pPr>
+              <w:spacing w:after="0"/>
+            </w:pPr>
+            <w:r>
+              <w:rPr>
+                <w:sz w:val="18"/>
+              </w:rPr>
+              <w:t xml:space="preserve">Total evacuees across all open centers, per day. It rises from 64,326 on 21 October </w:t>
+            </w:r>
+            <w:r>
+              <w:rPr>
+                <w:sz w:val="18"/>
+              </w:rPr>
+              <w:lastRenderedPageBreak/>
+              <w:t>(pre-emptive evacuation) to the peak of 130,515 on landfall day (22 October), then decays over about two weeks as families go home.</w:t>
+            </w:r>
+          </w:p>
+        </w:tc>
+      </w:tr>
+      <w:tr>
+        <w:trPr>
+          <w:jc w:val="center"/>
+        </w:trPr>
+        <w:tc>
+          <w:tcPr>
+            <w:tcW w:w="2994" w:type="dxa"/>
+          </w:tcPr>
+          <w:p>
+            <w:pPr>
+              <w:spacing w:after="0"/>
+            </w:pPr>
+            <w:r>
+              <w:rPr>
+                <w:sz w:val="18"/>
+              </w:rPr>
+              <w:lastRenderedPageBreak/>
+              <w:t>Centers over capacity</w:t>
+            </w:r>
+          </w:p>
+        </w:tc>
+        <w:tc>
+          <w:tcPr>
+            <w:tcW w:w="6417" w:type="dxa"/>
+          </w:tcPr>
+          <w:p>
+            <w:pPr>
+              <w:spacing w:after="0"/>
+            </w:pPr>
+            <w:r>
+              <w:rPr>
+                <w:sz w:val="18"/>
+              </w:rPr>
+              <w:t>Number of centers whose families exceeded capacity, per day: 33 centers on landfall day, 2 the day after, then none. Overcrowding is a one-to-two-day problem.</w:t>
+            </w:r>
+          </w:p>
+        </w:tc>
+      </w:tr>
+      <w:tr>
+        <w:trPr>
+          <w:jc w:val="center"/>
+        </w:trPr>
+        <w:tc>
+          <w:tcPr>
+            <w:tcW w:w="2994" w:type="dxa"/>
+          </w:tcPr>
+          <w:p>
+            <w:pPr>
+              <w:spacing w:after="0"/>
+            </w:pPr>
+            <w:r>
+              <w:rPr>
+                <w:sz w:val="18"/>
+              </w:rPr>
+              <w:t>Median time to dispatch</w:t>
+            </w:r>
+          </w:p>
+        </w:tc>
+        <w:tc>
+          <w:tcPr>
+            <w:tcW w:w="6417" w:type="dxa"/>
+          </w:tcPr>
+          <w:p>
+            <w:pPr>
+              <w:spacing w:after="0"/>
+            </w:pPr>
+            <w:r>
+              <w:rPr>
+                <w:sz w:val="18"/>
+              </w:rPr>
+              <w:t>Grouped columns by response type and priority (P1 critical, P2 urgent, P3 routine). Life-saving work goes fastest: search-and-rescue P1 in 0.26 h (about 16 minutes), medical evacuation P1 in 0.33 h. Relief delivery and road clearing wait longest, especially when routine: 12.4 h and 7.9 h at P3.</w:t>
+            </w:r>
+          </w:p>
+        </w:tc>
+      </w:tr>
+    </w:tbl>
+    <w:p>
+      <w:pPr>
+        <w:spacing w:after="40"/>
+      </w:pPr>
+    </w:p>
+    <w:p>
+      <w:r>
+        <w:rPr>
+          <w:b/>
+        </w:rPr>
+        <w:t>What it means for decisions.</w:t>
+      </w:r>
+      <w:r>
+        <w:t xml:space="preserve"> Overflow centers must be ready </w:t>
+      </w:r>
+      <w:r>
+        <w:rPr>
+          <w:i/>
+        </w:rPr>
+        <w:t>before</w:t>
+      </w:r>
+      <w:r>
+        <w:t xml:space="preserve"> landfall, because nearly all</w:t>
+      </w:r>
+      <w:r>
+        <w:t xml:space="preserve"> </w:t>
+      </w:r>
+      <w:r>
+        <w:t>overcrowding happens on that one day. Priority triage works for life-saving requests; the slow</w:t>
+      </w:r>
+      <w:r>
+        <w:t xml:space="preserve"> </w:t>
+      </w:r>
+      <w:r>
+        <w:t>lanes are logistics (relief delivery, road clearing), where pre-positioned stock and equipment would</w:t>
+      </w:r>
+      <w:r>
+        <w:t xml:space="preserve"> </w:t>
+      </w:r>
+      <w:r>
+        <w:t>cut waiting most.</w:t>
       </w:r>
     </w:p>
     <w:p>
@@ -47712,18 +49132,8 @@
         <w:pStyle w:val="Heading3"/>
       </w:pPr>
       <w:r>
-        <w:t>Logistics (relief and logistics officers)</w:t>
-      </w:r>
-    </w:p>
-    <w:p>
-      <w:r>
-        <w:t>Relief by organization stacked by resource category, the least-served provinces by relief per</w:t>
-      </w:r>
-      <w:r>
-        <w:t xml:space="preserve"> </w:t>
-      </w:r>
-      <w:r>
-        <w:t>affected person, and the full coverage table. Answers BQ8, BQ9.</w:t>
+        <w:lastRenderedPageBreak/>
+        <w:t>Logistics (all events)</w:t>
       </w:r>
     </w:p>
     <w:p>
@@ -47735,9 +49145,8 @@
         <w:rPr>
           <w:noProof/>
         </w:rPr>
-        <w:lastRenderedPageBreak/>
         <w:drawing>
-          <wp:inline distT="0" distB="0" distL="0" distR="0" wp14:anchorId="375ED68F" wp14:editId="4C5A0138">
+          <wp:inline distT="0" distB="0" distL="0" distR="0" wp14:anchorId="605E71AD" wp14:editId="223BEE23">
             <wp:extent cx="5903999" cy="7737741"/>
             <wp:effectExtent l="0" t="0" r="0" b="0"/>
             <wp:docPr id="10" name="Picture 10"/>
@@ -47783,7 +49192,7 @@
           <w:noProof/>
         </w:rPr>
         <w:drawing>
-          <wp:inline distT="0" distB="0" distL="0" distR="0" wp14:anchorId="33ED8FF2" wp14:editId="3BB7FF25">
+          <wp:inline distT="0" distB="0" distL="0" distR="0" wp14:anchorId="702B8AF4" wp14:editId="517EB577">
             <wp:extent cx="5903999" cy="202637"/>
             <wp:effectExtent l="0" t="0" r="0" b="0"/>
             <wp:docPr id="11" name="Picture 11"/>
@@ -47829,16 +49238,1120 @@
           <w:color w:val="4A5566"/>
           <w:sz w:val="18"/>
         </w:rPr>
-        <w:t>Figure: Logistics dashboard</w:t>
+        <w:t xml:space="preserve">Figure: Logistics dashboard for all events: relief by </w:t>
+      </w:r>
+      <w:r>
+        <w:rPr>
+          <w:i/>
+          <w:color w:val="4A5566"/>
+          <w:sz w:val="18"/>
+        </w:rPr>
+        <w:t>organization and least-served provinces</w:t>
+      </w:r>
+    </w:p>
+    <w:p>
+      <w:r>
+        <w:rPr>
+          <w:b/>
+        </w:rPr>
+        <w:lastRenderedPageBreak/>
+        <w:t>Audience and purpose.</w:t>
+      </w:r>
+      <w:r>
+        <w:t xml:space="preserve"> Relief and logistics officers of DSWD and partner NGOs. It shows who</w:t>
+      </w:r>
+      <w:r>
+        <w:t xml:space="preserve"> </w:t>
+      </w:r>
+      <w:r>
+        <w:t>delivered what, and whether relief reached provinces in proportion to the impact. Answers BQ8 and</w:t>
+      </w:r>
+      <w:r>
+        <w:t xml:space="preserve"> </w:t>
+      </w:r>
+      <w:r>
+        <w:t xml:space="preserve">BQ9. Data comes from </w:t>
+      </w:r>
+      <w:r>
+        <w:rPr>
+          <w:rFonts w:ascii="Consolas" w:hAnsi="Consolas"/>
+          <w:color w:val="14233A"/>
+          <w:sz w:val="19"/>
+        </w:rPr>
+        <w:t>mart_relief_by_org_category</w:t>
+      </w:r>
+      <w:r>
+        <w:t xml:space="preserve">, </w:t>
+      </w:r>
+      <w:r>
+        <w:rPr>
+          <w:rFonts w:ascii="Consolas" w:hAnsi="Consolas"/>
+          <w:color w:val="14233A"/>
+          <w:sz w:val="19"/>
+        </w:rPr>
+        <w:t>mart_province_event_impact</w:t>
+      </w:r>
+      <w:r>
+        <w:t xml:space="preserve"> and</w:t>
+      </w:r>
+      <w:r>
+        <w:t xml:space="preserve"> </w:t>
+      </w:r>
+      <w:r>
+        <w:rPr>
+          <w:rFonts w:ascii="Consolas" w:hAnsi="Consolas"/>
+          <w:color w:val="14233A"/>
+          <w:sz w:val="19"/>
+        </w:rPr>
+        <w:t>mart_event_summary</w:t>
+      </w:r>
+      <w:r>
+        <w:t>.</w:t>
+      </w:r>
+    </w:p>
+    <w:tbl>
+      <w:tblPr>
+        <w:tblStyle w:val="TableGrid"/>
+        <w:tblW w:w="0" w:type="auto"/>
+        <w:jc w:val="center"/>
+        <w:tblLayout w:type="fixed"/>
+        <w:tblLook w:val="04A0" w:firstRow="1" w:lastRow="0" w:firstColumn="1" w:lastColumn="0" w:noHBand="0" w:noVBand="1"/>
+      </w:tblPr>
+      <w:tblGrid>
+        <w:gridCol w:w="2994"/>
+        <w:gridCol w:w="6417"/>
+      </w:tblGrid>
+      <w:tr>
+        <w:trPr>
+          <w:jc w:val="center"/>
+        </w:trPr>
+        <w:tc>
+          <w:tcPr>
+            <w:tcW w:w="2994" w:type="dxa"/>
+            <w:shd w:val="clear" w:color="auto" w:fill="ECE8DF"/>
+          </w:tcPr>
+          <w:p>
+            <w:pPr>
+              <w:spacing w:after="0"/>
+            </w:pPr>
+            <w:r>
+              <w:rPr>
+                <w:b/>
+                <w:sz w:val="18"/>
+              </w:rPr>
+              <w:t>Part of the screen</w:t>
+            </w:r>
+          </w:p>
+        </w:tc>
+        <w:tc>
+          <w:tcPr>
+            <w:tcW w:w="6417" w:type="dxa"/>
+            <w:shd w:val="clear" w:color="auto" w:fill="ECE8DF"/>
+          </w:tcPr>
+          <w:p>
+            <w:pPr>
+              <w:spacing w:after="0"/>
+            </w:pPr>
+            <w:r>
+              <w:rPr>
+                <w:b/>
+                <w:sz w:val="18"/>
+              </w:rPr>
+              <w:t>What it shows and how to read it</w:t>
+            </w:r>
+          </w:p>
+        </w:tc>
+      </w:tr>
+      <w:tr>
+        <w:trPr>
+          <w:jc w:val="center"/>
+        </w:trPr>
+        <w:tc>
+          <w:tcPr>
+            <w:tcW w:w="2994" w:type="dxa"/>
+          </w:tcPr>
+          <w:p>
+            <w:pPr>
+              <w:spacing w:after="0"/>
+            </w:pPr>
+            <w:r>
+              <w:rPr>
+                <w:sz w:val="18"/>
+              </w:rPr>
+              <w:t>Headline tiles</w:t>
+            </w:r>
+          </w:p>
+        </w:tc>
+        <w:tc>
+          <w:tcPr>
+            <w:tcW w:w="6417" w:type="dxa"/>
+          </w:tcPr>
+          <w:p>
+            <w:pPr>
+              <w:spacing w:after="0"/>
+            </w:pPr>
+            <w:r>
+              <w:rPr>
+                <w:b/>
+                <w:sz w:val="18"/>
+              </w:rPr>
+              <w:t>₱</w:t>
+            </w:r>
+            <w:r>
+              <w:rPr>
+                <w:b/>
+                <w:sz w:val="18"/>
+              </w:rPr>
+              <w:t>2.5B</w:t>
+            </w:r>
+            <w:r>
+              <w:rPr>
+                <w:sz w:val="18"/>
+              </w:rPr>
+              <w:t xml:space="preserve"> of relief in </w:t>
+            </w:r>
+            <w:r>
+              <w:rPr>
+                <w:b/>
+                <w:sz w:val="18"/>
+              </w:rPr>
+              <w:t>5,529</w:t>
+            </w:r>
+            <w:r>
+              <w:rPr>
+                <w:sz w:val="18"/>
+              </w:rPr>
+              <w:t xml:space="preserve"> distributions; </w:t>
+            </w:r>
+            <w:r>
+              <w:rPr>
+                <w:b/>
+                <w:sz w:val="18"/>
+              </w:rPr>
+              <w:t>2.6M</w:t>
+            </w:r>
+            <w:r>
+              <w:rPr>
+                <w:sz w:val="18"/>
+              </w:rPr>
+              <w:t xml:space="preserve"> family servings (a family served twice counts twice); </w:t>
+            </w:r>
+            <w:r>
+              <w:rPr>
+                <w:b/>
+                <w:sz w:val="18"/>
+              </w:rPr>
+              <w:t>₱</w:t>
+            </w:r>
+            <w:r>
+              <w:rPr>
+                <w:b/>
+                <w:sz w:val="18"/>
+              </w:rPr>
+              <w:t>219.6</w:t>
+            </w:r>
+            <w:r>
+              <w:rPr>
+                <w:sz w:val="18"/>
+              </w:rPr>
+              <w:t xml:space="preserve"> per affected person; </w:t>
+            </w:r>
+            <w:r>
+              <w:rPr>
+                <w:b/>
+                <w:sz w:val="18"/>
+              </w:rPr>
+              <w:t>1.01</w:t>
+            </w:r>
+            <w:r>
+              <w:rPr>
+                <w:sz w:val="18"/>
+              </w:rPr>
+              <w:t xml:space="preserve"> servings per affected family; </w:t>
+            </w:r>
+            <w:r>
+              <w:rPr>
+                <w:b/>
+                <w:sz w:val="18"/>
+              </w:rPr>
+              <w:t>53</w:t>
+            </w:r>
+            <w:r>
+              <w:rPr>
+                <w:sz w:val="18"/>
+              </w:rPr>
+              <w:t xml:space="preserve"> provinces reached.</w:t>
+            </w:r>
+          </w:p>
+        </w:tc>
+      </w:tr>
+      <w:tr>
+        <w:trPr>
+          <w:jc w:val="center"/>
+        </w:trPr>
+        <w:tc>
+          <w:tcPr>
+            <w:tcW w:w="2994" w:type="dxa"/>
+          </w:tcPr>
+          <w:p>
+            <w:pPr>
+              <w:spacing w:after="0"/>
+            </w:pPr>
+            <w:r>
+              <w:rPr>
+                <w:sz w:val="18"/>
+              </w:rPr>
+              <w:t>Relief value by organization</w:t>
+            </w:r>
+          </w:p>
+        </w:tc>
+        <w:tc>
+          <w:tcPr>
+            <w:tcW w:w="6417" w:type="dxa"/>
+          </w:tcPr>
+          <w:p>
+            <w:pPr>
+              <w:spacing w:after="0"/>
+            </w:pPr>
+            <w:r>
+              <w:rPr>
+                <w:sz w:val="18"/>
+              </w:rPr>
+              <w:t>One bar per organization, stacked by resource category in standard units valued at PHP. The five partners each delivered between ₱483M and ₱535M; food is 68–71% of every partner's value.</w:t>
+            </w:r>
+          </w:p>
+        </w:tc>
+      </w:tr>
+      <w:tr>
+        <w:trPr>
+          <w:jc w:val="center"/>
+        </w:trPr>
+        <w:tc>
+          <w:tcPr>
+            <w:tcW w:w="2994" w:type="dxa"/>
+          </w:tcPr>
+          <w:p>
+            <w:pPr>
+              <w:spacing w:after="0"/>
+            </w:pPr>
+            <w:r>
+              <w:rPr>
+                <w:sz w:val="18"/>
+              </w:rPr>
+              <w:t>Least-served provinces</w:t>
+            </w:r>
+          </w:p>
+        </w:tc>
+        <w:tc>
+          <w:tcPr>
+            <w:tcW w:w="6417" w:type="dxa"/>
+          </w:tcPr>
+          <w:p>
+            <w:pPr>
+              <w:spacing w:after="0"/>
+            </w:pPr>
+            <w:r>
+              <w:rPr>
+                <w:sz w:val="18"/>
+              </w:rPr>
+              <w:t>The ten provinces with the lowest relief value per affected person. Davao Oriental is lowest at about ₱104, roughly half the overall average of ₱219.6.</w:t>
+            </w:r>
+          </w:p>
+        </w:tc>
+      </w:tr>
+      <w:tr>
+        <w:trPr>
+          <w:jc w:val="center"/>
+        </w:trPr>
+        <w:tc>
+          <w:tcPr>
+            <w:tcW w:w="2994" w:type="dxa"/>
+          </w:tcPr>
+          <w:p>
+            <w:pPr>
+              <w:spacing w:after="0"/>
+            </w:pPr>
+            <w:r>
+              <w:rPr>
+                <w:sz w:val="18"/>
+              </w:rPr>
+              <w:t>Relief coverage by province</w:t>
+            </w:r>
+          </w:p>
+        </w:tc>
+        <w:tc>
+          <w:tcPr>
+            <w:tcW w:w="6417" w:type="dxa"/>
+          </w:tcPr>
+          <w:p>
+            <w:pPr>
+              <w:spacing w:after="0"/>
+            </w:pPr>
+            <w:r>
+              <w:rPr>
+                <w:sz w:val="18"/>
+              </w:rPr>
+              <w:t>Every province, sorted from least to most relief per person, with servings per affected family.</w:t>
+            </w:r>
+          </w:p>
+        </w:tc>
+      </w:tr>
+    </w:tbl>
+    <w:p>
+      <w:pPr>
+        <w:spacing w:after="40"/>
+      </w:pPr>
+    </w:p>
+    <w:p>
+      <w:r>
+        <w:rPr>
+          <w:b/>
+        </w:rPr>
+        <w:t>What it means for decisions.</w:t>
+      </w:r>
+      <w:r>
+        <w:t xml:space="preserve"> Relief is spread evenly across partners, but not across provinces:</w:t>
+      </w:r>
+      <w:r>
+        <w:t xml:space="preserve"> </w:t>
+      </w:r>
+      <w:r>
+        <w:t>the bottom of the coverage ranking is where the next allocation should go first.</w:t>
+      </w:r>
+    </w:p>
+    <w:p>
+      <w:pPr>
+        <w:pStyle w:val="Heading3"/>
+      </w:pPr>
+      <w:r>
+        <w:lastRenderedPageBreak/>
+        <w:t>Logistics filtered to one event</w:t>
+      </w:r>
+    </w:p>
+    <w:p>
+      <w:pPr>
+        <w:keepNext/>
+        <w:jc w:val="center"/>
+      </w:pPr>
+      <w:r>
+        <w:rPr>
+          <w:noProof/>
+        </w:rPr>
+        <w:drawing>
+          <wp:inline distT="0" distB="0" distL="0" distR="0" wp14:anchorId="050475C5" wp14:editId="1726AA63">
+            <wp:extent cx="5903999" cy="6554440"/>
+            <wp:effectExtent l="0" t="0" r="0" b="0"/>
+            <wp:docPr id="12" name="Picture 12"/>
+            <wp:cNvGraphicFramePr>
+              <a:graphicFrameLocks xmlns:a="http://schemas.openxmlformats.org/drawingml/2006/main" noChangeAspect="1"/>
+            </wp:cNvGraphicFramePr>
+            <a:graphic xmlns:a="http://schemas.openxmlformats.org/drawingml/2006/main">
+              <a:graphicData uri="http://schemas.openxmlformats.org/drawingml/2006/picture">
+                <pic:pic xmlns:pic="http://schemas.openxmlformats.org/drawingml/2006/picture">
+                  <pic:nvPicPr>
+                    <pic:cNvPr id="0" name="dash_logistics_event.png"/>
+                    <pic:cNvPicPr/>
+                  </pic:nvPicPr>
+                  <pic:blipFill>
+                    <a:blip r:embed="rId19"/>
+                    <a:stretch>
+                      <a:fillRect/>
+                    </a:stretch>
+                  </pic:blipFill>
+                  <pic:spPr>
+                    <a:xfrm>
+                      <a:off x="0" y="0"/>
+                      <a:ext cx="5903999" cy="6554440"/>
+                    </a:xfrm>
+                    <a:prstGeom prst="rect">
+                      <a:avLst/>
+                    </a:prstGeom>
+                  </pic:spPr>
+                </pic:pic>
+              </a:graphicData>
+            </a:graphic>
+          </wp:inline>
+        </w:drawing>
+      </w:r>
+    </w:p>
+    <w:p>
+      <w:pPr>
+        <w:jc w:val="center"/>
+      </w:pPr>
+      <w:r>
+        <w:rPr>
+          <w:i/>
+          <w:color w:val="4A5566"/>
+          <w:sz w:val="18"/>
+        </w:rPr>
+        <w:t>Figure: Logistics dashboard filtered to Typhoon Kristine</w:t>
+      </w:r>
+    </w:p>
+    <w:p>
+      <w:r>
+        <w:t>The same page sliced to Kristine through the event selector (</w:t>
+      </w:r>
+      <w:r>
+        <w:rPr>
+          <w:rFonts w:ascii="Consolas" w:hAnsi="Consolas"/>
+          <w:color w:val="14233A"/>
+          <w:sz w:val="19"/>
+        </w:rPr>
+        <w:t>/logistics/?event=TC2024-KRISTINE</w:t>
+      </w:r>
+      <w:r>
+        <w:t>).</w:t>
+      </w:r>
+      <w:r>
+        <w:t xml:space="preserve"> </w:t>
+      </w:r>
+      <w:r>
+        <w:t>Every tile, chart and table re-computes for that event: ₱202.5M in 333 distributions across 7</w:t>
+      </w:r>
+      <w:r>
+        <w:t xml:space="preserve"> </w:t>
+      </w:r>
+      <w:r>
+        <w:t xml:space="preserve">provinces, ₱277.1 per affected person. Within one storm the gap is sharper: </w:t>
+      </w:r>
+      <w:r>
+        <w:rPr>
+          <w:b/>
+        </w:rPr>
+        <w:t>Camarines Norte</w:t>
+      </w:r>
+      <w:r>
+        <w:t xml:space="preserve"> </w:t>
+      </w:r>
+      <w:r>
+        <w:t xml:space="preserve">received ₱188 per person and 0.82 servings per affected family, while </w:t>
+      </w:r>
+      <w:r>
+        <w:rPr>
+          <w:b/>
+        </w:rPr>
+        <w:t>Albay</w:t>
+      </w:r>
+      <w:r>
+        <w:t xml:space="preserve"> received ₱310 and</w:t>
+      </w:r>
+      <w:r>
+        <w:t xml:space="preserve"> </w:t>
+      </w:r>
+      <w:r>
+        <w:t>1.34. A logistics officer reading this during the response would redirect the next convoys to</w:t>
+      </w:r>
+      <w:r>
+        <w:t xml:space="preserve"> </w:t>
+      </w:r>
+      <w:r>
+        <w:t>Camarines Norte.</w:t>
+      </w:r>
+    </w:p>
+    <w:p>
+      <w:pPr>
+        <w:pStyle w:val="Heading3"/>
+      </w:pPr>
+      <w:r>
+        <w:lastRenderedPageBreak/>
+        <w:t>About the warehouse</w:t>
+      </w:r>
+    </w:p>
+    <w:p>
+      <w:pPr>
+        <w:keepNext/>
+        <w:jc w:val="center"/>
+      </w:pPr>
+      <w:r>
+        <w:rPr>
+          <w:noProof/>
+        </w:rPr>
+        <w:drawing>
+          <wp:inline distT="0" distB="0" distL="0" distR="0" wp14:anchorId="416344B3" wp14:editId="184F4B5D">
+            <wp:extent cx="5903999" cy="5231043"/>
+            <wp:effectExtent l="0" t="0" r="0" b="0"/>
+            <wp:docPr id="13" name="Picture 13"/>
+            <wp:cNvGraphicFramePr>
+              <a:graphicFrameLocks xmlns:a="http://schemas.openxmlformats.org/drawingml/2006/main" noChangeAspect="1"/>
+            </wp:cNvGraphicFramePr>
+            <a:graphic xmlns:a="http://schemas.openxmlformats.org/drawingml/2006/main">
+              <a:graphicData uri="http://schemas.openxmlformats.org/drawingml/2006/picture">
+                <pic:pic xmlns:pic="http://schemas.openxmlformats.org/drawingml/2006/picture">
+                  <pic:nvPicPr>
+                    <pic:cNvPr id="0" name="dash_about.png"/>
+                    <pic:cNvPicPr/>
+                  </pic:nvPicPr>
+                  <pic:blipFill>
+                    <a:blip r:embed="rId20"/>
+                    <a:stretch>
+                      <a:fillRect/>
+                    </a:stretch>
+                  </pic:blipFill>
+                  <pic:spPr>
+                    <a:xfrm>
+                      <a:off x="0" y="0"/>
+                      <a:ext cx="5903999" cy="5231043"/>
+                    </a:xfrm>
+                    <a:prstGeom prst="rect">
+                      <a:avLst/>
+                    </a:prstGeom>
+                  </pic:spPr>
+                </pic:pic>
+              </a:graphicData>
+            </a:graphic>
+          </wp:inline>
+        </w:drawing>
+      </w:r>
+    </w:p>
+    <w:p>
+      <w:pPr>
+        <w:jc w:val="center"/>
+      </w:pPr>
+      <w:r>
+        <w:rPr>
+          <w:i/>
+          <w:color w:val="4A5566"/>
+          <w:sz w:val="18"/>
+        </w:rPr>
+        <w:t>Figure: About page: architecture layers, fact tables, source systems and data-quality proof</w:t>
+      </w:r>
+    </w:p>
+    <w:p>
+      <w:r>
+        <w:t>A plain-language explanation of the system for any visitor, especially non-technical stakeholders:</w:t>
+      </w:r>
+      <w:r>
+        <w:t xml:space="preserve"> </w:t>
+      </w:r>
+      <w:r>
+        <w:t>the four layers (</w:t>
+      </w:r>
+      <w:r>
+        <w:rPr>
+          <w:rFonts w:ascii="Consolas" w:hAnsi="Consolas"/>
+          <w:color w:val="14233A"/>
+          <w:sz w:val="19"/>
+        </w:rPr>
+        <w:t>raw</w:t>
+      </w:r>
+      <w:r>
+        <w:t xml:space="preserve">, </w:t>
+      </w:r>
+      <w:r>
+        <w:rPr>
+          <w:rFonts w:ascii="Consolas" w:hAnsi="Consolas"/>
+          <w:color w:val="14233A"/>
+          <w:sz w:val="19"/>
+        </w:rPr>
+        <w:t>staging</w:t>
+      </w:r>
+      <w:r>
+        <w:t xml:space="preserve">, </w:t>
+      </w:r>
+      <w:r>
+        <w:rPr>
+          <w:rFonts w:ascii="Consolas" w:hAnsi="Consolas"/>
+          <w:color w:val="14233A"/>
+          <w:sz w:val="19"/>
+        </w:rPr>
+        <w:t>dw</w:t>
+      </w:r>
+      <w:r>
+        <w:t xml:space="preserve">, </w:t>
+      </w:r>
+      <w:r>
+        <w:rPr>
+          <w:rFonts w:ascii="Consolas" w:hAnsi="Consolas"/>
+          <w:color w:val="14233A"/>
+          <w:sz w:val="19"/>
+        </w:rPr>
+        <w:t>mart</w:t>
+      </w:r>
+      <w:r>
+        <w:t>), the four fact tables and their grain, the five</w:t>
+      </w:r>
+      <w:r>
+        <w:t xml:space="preserve"> </w:t>
+      </w:r>
+      <w:r>
+        <w:t>source systems with the defects each one carries, and the data-quality result (all 19 planted defect</w:t>
+      </w:r>
+      <w:r>
+        <w:t xml:space="preserve"> </w:t>
+      </w:r>
+      <w:r>
+        <w:t>types detected exactly; zero false place-name matches). It answers "can I trust these numbers?"</w:t>
+      </w:r>
+      <w:r>
+        <w:t xml:space="preserve"> </w:t>
+      </w:r>
+      <w:r>
+        <w:t>before anyone asks.</w:t>
+      </w:r>
+    </w:p>
+    <w:p>
+      <w:pPr>
+        <w:pStyle w:val="Heading3"/>
+      </w:pPr>
+      <w:r>
+        <w:t>The PHP API (back-end)</w:t>
+      </w:r>
+    </w:p>
+    <w:p>
+      <w:pPr>
+        <w:keepNext/>
+        <w:jc w:val="center"/>
+      </w:pPr>
+      <w:r>
+        <w:rPr>
+          <w:noProof/>
+        </w:rPr>
+        <w:drawing>
+          <wp:inline distT="0" distB="0" distL="0" distR="0" wp14:anchorId="350AFB70" wp14:editId="015CCA90">
+            <wp:extent cx="5903999" cy="465760"/>
+            <wp:effectExtent l="0" t="0" r="0" b="0"/>
+            <wp:docPr id="14" name="Picture 14"/>
+            <wp:cNvGraphicFramePr>
+              <a:graphicFrameLocks xmlns:a="http://schemas.openxmlformats.org/drawingml/2006/main" noChangeAspect="1"/>
+            </wp:cNvGraphicFramePr>
+            <a:graphic xmlns:a="http://schemas.openxmlformats.org/drawingml/2006/main">
+              <a:graphicData uri="http://schemas.openxmlformats.org/drawingml/2006/picture">
+                <pic:pic xmlns:pic="http://schemas.openxmlformats.org/drawingml/2006/picture">
+                  <pic:nvPicPr>
+                    <pic:cNvPr id="0" name="api_health.png"/>
+                    <pic:cNvPicPr/>
+                  </pic:nvPicPr>
+                  <pic:blipFill>
+                    <a:blip r:embed="rId21"/>
+                    <a:stretch>
+                      <a:fillRect/>
+                    </a:stretch>
+                  </pic:blipFill>
+                  <pic:spPr>
+                    <a:xfrm>
+                      <a:off x="0" y="0"/>
+                      <a:ext cx="5903999" cy="465760"/>
+                    </a:xfrm>
+                    <a:prstGeom prst="rect">
+                      <a:avLst/>
+                    </a:prstGeom>
+                  </pic:spPr>
+                </pic:pic>
+              </a:graphicData>
+            </a:graphic>
+          </wp:inline>
+        </w:drawing>
+      </w:r>
+    </w:p>
+    <w:p>
+      <w:pPr>
+        <w:jc w:val="center"/>
+      </w:pPr>
+      <w:r>
+        <w:rPr>
+          <w:i/>
+          <w:color w:val="4A5566"/>
+          <w:sz w:val="18"/>
+        </w:rPr>
+        <w:t>Figure: API health check</w:t>
+      </w:r>
+    </w:p>
+    <w:p>
+      <w:pPr>
+        <w:keepNext/>
+        <w:jc w:val="center"/>
+      </w:pPr>
+      <w:r>
+        <w:rPr>
+          <w:noProof/>
+        </w:rPr>
+        <w:lastRenderedPageBreak/>
+        <w:drawing>
+          <wp:inline distT="0" distB="0" distL="0" distR="0" wp14:anchorId="5FD3A5BE" wp14:editId="558A430A">
+            <wp:extent cx="5903999" cy="1380880"/>
+            <wp:effectExtent l="0" t="0" r="0" b="0"/>
+            <wp:docPr id="15" name="Picture 15"/>
+            <wp:cNvGraphicFramePr>
+              <a:graphicFrameLocks xmlns:a="http://schemas.openxmlformats.org/drawingml/2006/main" noChangeAspect="1"/>
+            </wp:cNvGraphicFramePr>
+            <a:graphic xmlns:a="http://schemas.openxmlformats.org/drawingml/2006/main">
+              <a:graphicData uri="http://schemas.openxmlformats.org/drawingml/2006/picture">
+                <pic:pic xmlns:pic="http://schemas.openxmlformats.org/drawingml/2006/picture">
+                  <pic:nvPicPr>
+                    <pic:cNvPr id="0" name="api_marts.png"/>
+                    <pic:cNvPicPr/>
+                  </pic:nvPicPr>
+                  <pic:blipFill>
+                    <a:blip r:embed="rId22"/>
+                    <a:stretch>
+                      <a:fillRect/>
+                    </a:stretch>
+                  </pic:blipFill>
+                  <pic:spPr>
+                    <a:xfrm>
+                      <a:off x="0" y="0"/>
+                      <a:ext cx="5903999" cy="1380880"/>
+                    </a:xfrm>
+                    <a:prstGeom prst="rect">
+                      <a:avLst/>
+                    </a:prstGeom>
+                  </pic:spPr>
+                </pic:pic>
+              </a:graphicData>
+            </a:graphic>
+          </wp:inline>
+        </w:drawing>
+      </w:r>
+    </w:p>
+    <w:p>
+      <w:pPr>
+        <w:jc w:val="center"/>
+      </w:pPr>
+      <w:r>
+        <w:rPr>
+          <w:i/>
+          <w:color w:val="4A5566"/>
+          <w:sz w:val="18"/>
+        </w:rPr>
+        <w:t>Figure: API response: the event summary for Kristine</w:t>
+      </w:r>
+    </w:p>
+    <w:p>
+      <w:r>
+        <w:t xml:space="preserve">The dashboards are static pages; their data comes from two PHP endpoints. </w:t>
+      </w:r>
+      <w:r>
+        <w:rPr>
+          <w:rFonts w:ascii="Consolas" w:hAnsi="Consolas"/>
+          <w:color w:val="14233A"/>
+          <w:sz w:val="19"/>
+        </w:rPr>
+        <w:t>health.php</w:t>
+      </w:r>
+      <w:r>
+        <w:t xml:space="preserve"> (first image)</w:t>
+      </w:r>
+      <w:r>
+        <w:t xml:space="preserve"> </w:t>
+      </w:r>
+      <w:r>
+        <w:t xml:space="preserve">confirms the connection: database </w:t>
+      </w:r>
+      <w:r>
+        <w:rPr>
+          <w:rFonts w:ascii="Consolas" w:hAnsi="Consolas"/>
+          <w:color w:val="14233A"/>
+          <w:sz w:val="19"/>
+        </w:rPr>
+        <w:t>driw</w:t>
+      </w:r>
+      <w:r>
+        <w:t xml:space="preserve">, PostgreSQL 17.11, connected as </w:t>
+      </w:r>
+      <w:r>
+        <w:rPr>
+          <w:rFonts w:ascii="Consolas" w:hAnsi="Consolas"/>
+          <w:color w:val="14233A"/>
+          <w:sz w:val="19"/>
+        </w:rPr>
+        <w:t>driw_web</w:t>
+      </w:r>
+      <w:r>
+        <w:t>. That role is a</w:t>
+      </w:r>
+      <w:r>
+        <w:t xml:space="preserve"> </w:t>
+      </w:r>
+      <w:r>
+        <w:t xml:space="preserve">member of </w:t>
+      </w:r>
+      <w:r>
+        <w:rPr>
+          <w:rFonts w:ascii="Consolas" w:hAnsi="Consolas"/>
+          <w:color w:val="14233A"/>
+          <w:sz w:val="19"/>
+        </w:rPr>
+        <w:t>driw_executive</w:t>
+      </w:r>
+      <w:r>
+        <w:t xml:space="preserve"> only, so the web server can read the marts and nothing else (least</w:t>
+      </w:r>
+      <w:r>
+        <w:t xml:space="preserve"> </w:t>
+      </w:r>
+      <w:r>
+        <w:t xml:space="preserve">privilege). </w:t>
+      </w:r>
+      <w:r>
+        <w:rPr>
+          <w:rFonts w:ascii="Consolas" w:hAnsi="Consolas"/>
+          <w:color w:val="14233A"/>
+          <w:sz w:val="19"/>
+        </w:rPr>
+        <w:t>marts.php</w:t>
+      </w:r>
+      <w:r>
+        <w:t xml:space="preserve"> (second image) returns one mart as JSON, here </w:t>
+      </w:r>
+      <w:r>
+        <w:rPr>
+          <w:rFonts w:ascii="Consolas" w:hAnsi="Consolas"/>
+          <w:color w:val="14233A"/>
+          <w:sz w:val="19"/>
+        </w:rPr>
+        <w:t>mart_event_summary</w:t>
+      </w:r>
+      <w:r>
+        <w:t xml:space="preserve"> for</w:t>
+      </w:r>
+      <w:r>
+        <w:t xml:space="preserve"> </w:t>
+      </w:r>
+      <w:r>
+        <w:t>Kristine. Any other system can consume the same endpoint: an agency information system, or Excel and</w:t>
+      </w:r>
+      <w:r>
+        <w:t xml:space="preserve"> </w:t>
+      </w:r>
+      <w:r>
+        <w:t>Power BI through a web query.</w:t>
+      </w:r>
+    </w:p>
+    <w:p>
+      <w:pPr>
+        <w:pStyle w:val="Heading3"/>
+      </w:pPr>
+      <w:r>
+        <w:lastRenderedPageBreak/>
+        <w:t>Narrow screens</w:t>
+      </w:r>
+    </w:p>
+    <w:p>
+      <w:pPr>
+        <w:keepNext/>
+        <w:jc w:val="center"/>
+      </w:pPr>
+      <w:r>
+        <w:rPr>
+          <w:noProof/>
+        </w:rPr>
+        <w:drawing>
+          <wp:inline distT="0" distB="0" distL="0" distR="0" wp14:anchorId="343AB3D8" wp14:editId="4B123DCF">
+            <wp:extent cx="5903999" cy="6978527"/>
+            <wp:effectExtent l="0" t="0" r="0" b="0"/>
+            <wp:docPr id="16" name="Picture 16"/>
+            <wp:cNvGraphicFramePr>
+              <a:graphicFrameLocks xmlns:a="http://schemas.openxmlformats.org/drawingml/2006/main" noChangeAspect="1"/>
+            </wp:cNvGraphicFramePr>
+            <a:graphic xmlns:a="http://schemas.openxmlformats.org/drawingml/2006/main">
+              <a:graphicData uri="http://schemas.openxmlformats.org/drawingml/2006/picture">
+                <pic:pic xmlns:pic="http://schemas.openxmlformats.org/drawingml/2006/picture">
+                  <pic:nvPicPr>
+                    <pic:cNvPr id="0" name="dash_mobile_0.png"/>
+                    <pic:cNvPicPr/>
+                  </pic:nvPicPr>
+                  <pic:blipFill>
+                    <a:blip r:embed="rId23"/>
+                    <a:stretch>
+                      <a:fillRect/>
+                    </a:stretch>
+                  </pic:blipFill>
+                  <pic:spPr>
+                    <a:xfrm>
+                      <a:off x="0" y="0"/>
+                      <a:ext cx="5903999" cy="6978527"/>
+                    </a:xfrm>
+                    <a:prstGeom prst="rect">
+                      <a:avLst/>
+                    </a:prstGeom>
+                  </pic:spPr>
+                </pic:pic>
+              </a:graphicData>
+            </a:graphic>
+          </wp:inline>
+        </w:drawing>
+      </w:r>
+    </w:p>
+    <w:p>
+      <w:pPr>
+        <w:keepNext/>
+        <w:jc w:val="center"/>
+      </w:pPr>
+      <w:r>
+        <w:rPr>
+          <w:noProof/>
+        </w:rPr>
+        <w:lastRenderedPageBreak/>
+        <w:drawing>
+          <wp:inline distT="0" distB="0" distL="0" distR="0" wp14:anchorId="15DA0DF6" wp14:editId="69564F16">
+            <wp:extent cx="5903999" cy="6140159"/>
+            <wp:effectExtent l="0" t="0" r="0" b="0"/>
+            <wp:docPr id="17" name="Picture 17"/>
+            <wp:cNvGraphicFramePr>
+              <a:graphicFrameLocks xmlns:a="http://schemas.openxmlformats.org/drawingml/2006/main" noChangeAspect="1"/>
+            </wp:cNvGraphicFramePr>
+            <a:graphic xmlns:a="http://schemas.openxmlformats.org/drawingml/2006/main">
+              <a:graphicData uri="http://schemas.openxmlformats.org/drawingml/2006/picture">
+                <pic:pic xmlns:pic="http://schemas.openxmlformats.org/drawingml/2006/picture">
+                  <pic:nvPicPr>
+                    <pic:cNvPr id="0" name="dash_mobile_1.png"/>
+                    <pic:cNvPicPr/>
+                  </pic:nvPicPr>
+                  <pic:blipFill>
+                    <a:blip r:embed="rId24"/>
+                    <a:stretch>
+                      <a:fillRect/>
+                    </a:stretch>
+                  </pic:blipFill>
+                  <pic:spPr>
+                    <a:xfrm>
+                      <a:off x="0" y="0"/>
+                      <a:ext cx="5903999" cy="6140159"/>
+                    </a:xfrm>
+                    <a:prstGeom prst="rect">
+                      <a:avLst/>
+                    </a:prstGeom>
+                  </pic:spPr>
+                </pic:pic>
+              </a:graphicData>
+            </a:graphic>
+          </wp:inline>
+        </w:drawing>
+      </w:r>
+    </w:p>
+    <w:p>
+      <w:pPr>
+        <w:keepNext/>
+        <w:jc w:val="center"/>
+      </w:pPr>
+      <w:r>
+        <w:rPr>
+          <w:noProof/>
+        </w:rPr>
+        <w:lastRenderedPageBreak/>
+        <w:drawing>
+          <wp:inline distT="0" distB="0" distL="0" distR="0" wp14:anchorId="2F24EC17" wp14:editId="3681F3D1">
+            <wp:extent cx="5903999" cy="4888511"/>
+            <wp:effectExtent l="0" t="0" r="0" b="0"/>
+            <wp:docPr id="18" name="Picture 18"/>
+            <wp:cNvGraphicFramePr>
+              <a:graphicFrameLocks xmlns:a="http://schemas.openxmlformats.org/drawingml/2006/main" noChangeAspect="1"/>
+            </wp:cNvGraphicFramePr>
+            <a:graphic xmlns:a="http://schemas.openxmlformats.org/drawingml/2006/main">
+              <a:graphicData uri="http://schemas.openxmlformats.org/drawingml/2006/picture">
+                <pic:pic xmlns:pic="http://schemas.openxmlformats.org/drawingml/2006/picture">
+                  <pic:nvPicPr>
+                    <pic:cNvPr id="0" name="dash_mobile_2.png"/>
+                    <pic:cNvPicPr/>
+                  </pic:nvPicPr>
+                  <pic:blipFill>
+                    <a:blip r:embed="rId25"/>
+                    <a:stretch>
+                      <a:fillRect/>
+                    </a:stretch>
+                  </pic:blipFill>
+                  <pic:spPr>
+                    <a:xfrm>
+                      <a:off x="0" y="0"/>
+                      <a:ext cx="5903999" cy="4888511"/>
+                    </a:xfrm>
+                    <a:prstGeom prst="rect">
+                      <a:avLst/>
+                    </a:prstGeom>
+                  </pic:spPr>
+                </pic:pic>
+              </a:graphicData>
+            </a:graphic>
+          </wp:inline>
+        </w:drawing>
+      </w:r>
+    </w:p>
+    <w:p>
+      <w:pPr>
+        <w:keepNext/>
+        <w:jc w:val="center"/>
+      </w:pPr>
+      <w:r>
+        <w:rPr>
+          <w:noProof/>
+        </w:rPr>
+        <w:lastRenderedPageBreak/>
+        <w:drawing>
+          <wp:inline distT="0" distB="0" distL="0" distR="0" wp14:anchorId="32735B04" wp14:editId="0E7763E0">
+            <wp:extent cx="5903999" cy="6258239"/>
+            <wp:effectExtent l="0" t="0" r="0" b="0"/>
+            <wp:docPr id="19" name="Picture 19"/>
+            <wp:cNvGraphicFramePr>
+              <a:graphicFrameLocks xmlns:a="http://schemas.openxmlformats.org/drawingml/2006/main" noChangeAspect="1"/>
+            </wp:cNvGraphicFramePr>
+            <a:graphic xmlns:a="http://schemas.openxmlformats.org/drawingml/2006/main">
+              <a:graphicData uri="http://schemas.openxmlformats.org/drawingml/2006/picture">
+                <pic:pic xmlns:pic="http://schemas.openxmlformats.org/drawingml/2006/picture">
+                  <pic:nvPicPr>
+                    <pic:cNvPr id="0" name="dash_mobile_3.png"/>
+                    <pic:cNvPicPr/>
+                  </pic:nvPicPr>
+                  <pic:blipFill>
+                    <a:blip r:embed="rId26"/>
+                    <a:stretch>
+                      <a:fillRect/>
+                    </a:stretch>
+                  </pic:blipFill>
+                  <pic:spPr>
+                    <a:xfrm>
+                      <a:off x="0" y="0"/>
+                      <a:ext cx="5903999" cy="6258239"/>
+                    </a:xfrm>
+                    <a:prstGeom prst="rect">
+                      <a:avLst/>
+                    </a:prstGeom>
+                  </pic:spPr>
+                </pic:pic>
+              </a:graphicData>
+            </a:graphic>
+          </wp:inline>
+        </w:drawing>
+      </w:r>
+    </w:p>
+    <w:p>
+      <w:pPr>
+        <w:jc w:val="center"/>
+      </w:pPr>
+      <w:r>
+        <w:rPr>
+          <w:i/>
+          <w:color w:val="4A5566"/>
+          <w:sz w:val="18"/>
+        </w:rPr>
+        <w:t>Figure: Operations page on a narrow screen</w:t>
+      </w:r>
+    </w:p>
+    <w:p>
+      <w:r>
+        <w:t>The same Operations page on a narrow screen. Tiles fall into two columns and charts stack in one</w:t>
+      </w:r>
+      <w:r>
+        <w:t xml:space="preserve"> </w:t>
+      </w:r>
+      <w:r>
+        <w:t xml:space="preserve">column, with </w:t>
+      </w:r>
+      <w:r>
+        <w:t>no sideways scrolling, so field staff can use the dashboards on a tablet or phone</w:t>
+      </w:r>
+      <w:r>
+        <w:t xml:space="preserve"> </w:t>
+      </w:r>
+      <w:r>
+        <w:t>during operations.</w:t>
       </w:r>
     </w:p>
     <w:p>
       <w:pPr>
         <w:pStyle w:val="Heading2"/>
       </w:pPr>
-      <w:bookmarkStart w:id="48" w:name="_Toc243047631"/>
-      <w:r>
-        <w:lastRenderedPageBreak/>
+      <w:bookmarkStart w:id="48" w:name="_Toc243685954"/>
+      <w:r>
         <w:t>7.3 Sample findings (synthetic data)</w:t>
       </w:r>
       <w:bookmarkEnd w:id="48"/>
@@ -47938,6 +50451,7 @@
     </w:p>
     <w:p>
       <w:r>
+        <w:lastRenderedPageBreak/>
         <w:t>These figures come from synthetic operational data and illustrate the analysis, not real outcomes.</w:t>
       </w:r>
     </w:p>
@@ -47950,7 +50464,7 @@
       <w:pPr>
         <w:pStyle w:val="Heading1"/>
       </w:pPr>
-      <w:bookmarkStart w:id="49" w:name="_Toc243047632"/>
+      <w:bookmarkStart w:id="49" w:name="_Toc243685955"/>
       <w:r>
         <w:lastRenderedPageBreak/>
         <w:t>8. Testing and Validation</w:t>
@@ -47966,7 +50480,7 @@
       <w:pPr>
         <w:pStyle w:val="Heading2"/>
       </w:pPr>
-      <w:bookmarkStart w:id="50" w:name="_Toc243047633"/>
+      <w:bookmarkStart w:id="50" w:name="_Toc243685956"/>
       <w:r>
         <w:t>8.1 Summary</w:t>
       </w:r>
@@ -48500,7 +51014,10 @@
         <w:t>driw_e2e</w:t>
       </w:r>
       <w:r>
-        <w:t>) from nothing through the whole pipeline (migrations, reference data, PSGC,</w:t>
+        <w:t xml:space="preserve">) from </w:t>
+      </w:r>
+      <w:r>
+        <w:t>nothing through the whole pipeline (migrations, reference data, PSGC,</w:t>
       </w:r>
       <w:r>
         <w:t xml:space="preserve"> </w:t>
@@ -48542,7 +51059,7 @@
       <w:pPr>
         <w:pStyle w:val="Heading2"/>
       </w:pPr>
-      <w:bookmarkStart w:id="51" w:name="_Toc243047634"/>
+      <w:bookmarkStart w:id="51" w:name="_Toc243685957"/>
       <w:r>
         <w:t>8.2 What is validated</w:t>
       </w:r>
@@ -48571,7 +51088,10 @@
         <w:spacing w:after="60"/>
       </w:pPr>
       <w:r>
-        <w:t>Every staged row has a status; every rejected row is in quarantine.</w:t>
+        <w:t xml:space="preserve">Every staged row has a </w:t>
+      </w:r>
+      <w:r>
+        <w:t>status; every rejected row is in quarantine.</w:t>
       </w:r>
     </w:p>
     <w:p>
@@ -48803,7 +51323,10 @@
         <w:spacing w:after="60"/>
       </w:pPr>
       <w:r>
-        <w:t>A fresh database built from scratch matches the working database row for row</w:t>
+        <w:t xml:space="preserve">A fresh database built from scratch matches the working </w:t>
+      </w:r>
+      <w:r>
+        <w:t>database row for row</w:t>
       </w:r>
       <w:r>
         <w:t xml:space="preserve"> </w:t>
@@ -48893,7 +51416,7 @@
       <w:pPr>
         <w:pStyle w:val="Heading2"/>
       </w:pPr>
-      <w:bookmarkStart w:id="52" w:name="_Toc243047635"/>
+      <w:bookmarkStart w:id="52" w:name="_Toc243685958"/>
       <w:r>
         <w:t>8.3 Defects found by testing (and fixed)</w:t>
       </w:r>
@@ -49361,7 +51884,7 @@
       <w:pPr>
         <w:pStyle w:val="Heading2"/>
       </w:pPr>
-      <w:bookmarkStart w:id="53" w:name="_Toc243047636"/>
+      <w:bookmarkStart w:id="53" w:name="_Toc243685959"/>
       <w:r>
         <w:t>8.4 Known limitations</w:t>
       </w:r>
@@ -49373,7 +51896,10 @@
         <w:spacing w:after="60"/>
       </w:pPr>
       <w:r>
-        <w:t>All operational figures are synthetic; magnitudes are calibrated to look plausible,</w:t>
+        <w:t xml:space="preserve">All operational figures are </w:t>
+      </w:r>
+      <w:r>
+        <w:t>synthetic; magnitudes are calibrated to look plausible,</w:t>
       </w:r>
       <w:r>
         <w:t xml:space="preserve"> </w:t>
@@ -49457,7 +51983,7 @@
       <w:pPr>
         <w:pStyle w:val="Heading2"/>
       </w:pPr>
-      <w:bookmarkStart w:id="54" w:name="_Toc243047637"/>
+      <w:bookmarkStart w:id="54" w:name="_Toc243685960"/>
       <w:r>
         <w:t>8.5 Query Performance Test Report</w:t>
       </w:r>
@@ -49543,7 +52069,10 @@
         <w:spacing w:after="60"/>
       </w:pPr>
       <w:r>
-        <w:t>Data volume: fact_damage_assessment 8,806 rows, fact_evacuation_snapshot 31,110 rows, fact_resource_distribution 11,179 rows, fact_response_action 32,347 rows.</w:t>
+        <w:t xml:space="preserve">Data </w:t>
+      </w:r>
+      <w:r>
+        <w:t>volume: fact_damage_assessment 8,806 rows, fact_evacuation_snapshot 31,110 rows, fact_resource_distribution 11,179 rows, fact_response_action 32,347 rows.</w:t>
       </w:r>
     </w:p>
     <w:p>
@@ -49968,13 +52497,13 @@
               <w:rPr>
                 <w:sz w:val="16"/>
               </w:rPr>
-              <w:t xml:space="preserve">Drill-down: region -&gt; province -&gt; </w:t>
-            </w:r>
-            <w:r>
-              <w:rPr>
-                <w:sz w:val="16"/>
-              </w:rPr>
-              <w:t>city/municipality for one event (BQ3)</w:t>
+              <w:t xml:space="preserve">Drill-down: region -&gt; province -&gt; city/municipality for one </w:t>
+            </w:r>
+            <w:r>
+              <w:rPr>
+                <w:sz w:val="16"/>
+              </w:rPr>
+              <w:t>event (BQ3)</w:t>
             </w:r>
           </w:p>
         </w:tc>
@@ -50224,13 +52753,7 @@
               <w:rPr>
                 <w:sz w:val="16"/>
               </w:rPr>
-              <w:t xml:space="preserve">Cube (GROUP BY </w:t>
-            </w:r>
-            <w:r>
-              <w:rPr>
-                <w:sz w:val="16"/>
-              </w:rPr>
-              <w:t>CUBE)</w:t>
+              <w:t>Cube (GROUP BY CUBE)</w:t>
             </w:r>
           </w:p>
         </w:tc>
@@ -50565,13 +53088,13 @@
               <w:rPr>
                 <w:sz w:val="16"/>
               </w:rPr>
-              <w:t xml:space="preserve">Dispatch time by </w:t>
-            </w:r>
-            <w:r>
-              <w:rPr>
-                <w:sz w:val="16"/>
-              </w:rPr>
-              <w:t>response type and priority (BQ7)</w:t>
+              <w:t xml:space="preserve">Dispatch time by response type and priority </w:t>
+            </w:r>
+            <w:r>
+              <w:rPr>
+                <w:sz w:val="16"/>
+              </w:rPr>
+              <w:t>(BQ7)</w:t>
             </w:r>
           </w:p>
         </w:tc>
@@ -51156,13 +53679,13 @@
               <w:rPr>
                 <w:sz w:val="16"/>
               </w:rPr>
-              <w:t xml:space="preserve">Dashboard query </w:t>
-            </w:r>
-            <w:r>
-              <w:rPr>
-                <w:sz w:val="16"/>
-              </w:rPr>
-              <w:t>served from a mart (BQ1, BQ5, BQ8)</w:t>
+              <w:t xml:space="preserve">Dashboard query served from a mart (BQ1, BQ5, </w:t>
+            </w:r>
+            <w:r>
+              <w:rPr>
+                <w:sz w:val="16"/>
+              </w:rPr>
+              <w:t>BQ8)</w:t>
             </w:r>
           </w:p>
         </w:tc>
@@ -51601,7 +54124,7 @@
       <w:pPr>
         <w:pStyle w:val="Heading1"/>
       </w:pPr>
-      <w:bookmarkStart w:id="55" w:name="_Toc243047638"/>
+      <w:bookmarkStart w:id="55" w:name="_Toc243685961"/>
       <w:r>
         <w:lastRenderedPageBreak/>
         <w:t>9. Implementation and Live Demo</w:t>
@@ -51612,7 +54135,7 @@
       <w:pPr>
         <w:pStyle w:val="Heading2"/>
       </w:pPr>
-      <w:bookmarkStart w:id="56" w:name="_Toc243047639"/>
+      <w:bookmarkStart w:id="56" w:name="_Toc243685962"/>
       <w:r>
         <w:t>9.1 Technology stack</w:t>
       </w:r>
@@ -51961,7 +54484,7 @@
       <w:pPr>
         <w:pStyle w:val="Heading2"/>
       </w:pPr>
-      <w:bookmarkStart w:id="57" w:name="_Toc243047640"/>
+      <w:bookmarkStart w:id="57" w:name="_Toc243685963"/>
       <w:r>
         <w:t>9.2 Repository layout</w:t>
       </w:r>
@@ -52093,13 +54616,13 @@
               <w:rPr>
                 <w:sz w:val="18"/>
               </w:rPr>
-              <w:t xml:space="preserve">SQL schema </w:t>
-            </w:r>
-            <w:r>
-              <w:rPr>
-                <w:sz w:val="18"/>
-              </w:rPr>
-              <w:t>history (schemas, raw tables, reference tables, roles, governance)</w:t>
+              <w:t xml:space="preserve">SQL schema history (schemas, raw tables, reference </w:t>
+            </w:r>
+            <w:r>
+              <w:rPr>
+                <w:sz w:val="18"/>
+              </w:rPr>
+              <w:t>tables, roles, governance)</w:t>
             </w:r>
           </w:p>
         </w:tc>
@@ -52323,7 +54846,7 @@
       <w:pPr>
         <w:pStyle w:val="Heading2"/>
       </w:pPr>
-      <w:bookmarkStart w:id="58" w:name="_Toc243047641"/>
+      <w:bookmarkStart w:id="58" w:name="_Toc243685964"/>
       <w:r>
         <w:t>9.3 Build and run</w:t>
       </w:r>
@@ -52480,14 +55003,7 @@
           <w:rFonts w:ascii="Consolas" w:hAnsi="Consolas"/>
           <w:sz w:val="17"/>
         </w:rPr>
-        <w:t xml:space="preserve"># 4. Web back-end login + PHP </w:t>
-      </w:r>
-      <w:r>
-        <w:rPr>
-          <w:rFonts w:ascii="Consolas" w:hAnsi="Consolas"/>
-          <w:sz w:val="17"/>
-        </w:rPr>
-        <w:t>config (once), then publish to XAMPP</w:t>
+        <w:t># 4. Web back-end login + PHP config (once), then publish to XAMPP</w:t>
       </w:r>
     </w:p>
     <w:p>
@@ -52565,7 +55081,7 @@
       <w:pPr>
         <w:pStyle w:val="Heading2"/>
       </w:pPr>
-      <w:bookmarkStart w:id="59" w:name="_Toc243047642"/>
+      <w:bookmarkStart w:id="59" w:name="_Toc243685965"/>
       <w:r>
         <w:t>9.4 Live demo script</w:t>
       </w:r>
@@ -52903,12 +55419,2493 @@
       <w:pPr>
         <w:pStyle w:val="Heading1"/>
       </w:pPr>
-      <w:bookmarkStart w:id="60" w:name="_Toc243047643"/>
+      <w:bookmarkStart w:id="60" w:name="_Toc243685966"/>
+      <w:r>
+        <w:lastRenderedPageBreak/>
+        <w:t>10. Enterprise Positioning and Data Exchange</w:t>
+      </w:r>
+      <w:bookmarkEnd w:id="60"/>
+    </w:p>
+    <w:p>
+      <w:pPr>
+        <w:pStyle w:val="Heading2"/>
+      </w:pPr>
+      <w:bookmarkStart w:id="61" w:name="_Toc243685967"/>
+      <w:r>
+        <w:t>10.1 Why an enterprise data warehouse has no content management system</w:t>
+      </w:r>
+      <w:bookmarkEnd w:id="61"/>
+    </w:p>
+    <w:p>
+      <w:r>
+        <w:t xml:space="preserve">A content </w:t>
+      </w:r>
+      <w:r>
+        <w:t>management system (CMS) is for creating and editing content: web pages, documents,</w:t>
+      </w:r>
+      <w:r>
+        <w:t xml:space="preserve"> </w:t>
+      </w:r>
+      <w:r>
+        <w:t xml:space="preserve">records typed in by users. An enterprise data warehouse (EDW) has a different job. It </w:t>
+      </w:r>
+      <w:r>
+        <w:rPr>
+          <w:b/>
+        </w:rPr>
+        <w:t>receives</w:t>
+      </w:r>
+      <w:r>
+        <w:t xml:space="preserve"> </w:t>
+      </w:r>
+      <w:r>
+        <w:t xml:space="preserve">data from the systems where data is entered, </w:t>
+      </w:r>
+      <w:r>
+        <w:rPr>
+          <w:b/>
+        </w:rPr>
+        <w:t>integrates</w:t>
+      </w:r>
+      <w:r>
+        <w:t xml:space="preserve"> it, </w:t>
+      </w:r>
+      <w:r>
+        <w:rPr>
+          <w:b/>
+        </w:rPr>
+        <w:t>keeps its history</w:t>
+      </w:r>
+      <w:r>
+        <w:t>, and serves it</w:t>
+      </w:r>
+      <w:r>
+        <w:t xml:space="preserve"> </w:t>
+      </w:r>
+      <w:r>
+        <w:t>for analysis. The three kinds of system sit in a chain:</w:t>
+      </w:r>
+    </w:p>
+    <w:tbl>
+      <w:tblPr>
+        <w:tblStyle w:val="TableGrid"/>
+        <w:tblW w:w="0" w:type="auto"/>
+        <w:jc w:val="center"/>
+        <w:tblLayout w:type="fixed"/>
+        <w:tblLook w:val="04A0" w:firstRow="1" w:lastRow="0" w:firstColumn="1" w:lastColumn="0" w:noHBand="0" w:noVBand="1"/>
+      </w:tblPr>
+      <w:tblGrid>
+        <w:gridCol w:w="1780"/>
+        <w:gridCol w:w="3815"/>
+        <w:gridCol w:w="3815"/>
+      </w:tblGrid>
+      <w:tr>
+        <w:trPr>
+          <w:jc w:val="center"/>
+        </w:trPr>
+        <w:tc>
+          <w:tcPr>
+            <w:tcW w:w="1780" w:type="dxa"/>
+            <w:shd w:val="clear" w:color="auto" w:fill="ECE8DF"/>
+          </w:tcPr>
+          <w:p>
+            <w:pPr>
+              <w:spacing w:after="0"/>
+            </w:pPr>
+            <w:r>
+              <w:rPr>
+                <w:b/>
+                <w:sz w:val="18"/>
+              </w:rPr>
+              <w:t>Stage</w:t>
+            </w:r>
+          </w:p>
+        </w:tc>
+        <w:tc>
+          <w:tcPr>
+            <w:tcW w:w="3815" w:type="dxa"/>
+            <w:shd w:val="clear" w:color="auto" w:fill="ECE8DF"/>
+          </w:tcPr>
+          <w:p>
+            <w:pPr>
+              <w:spacing w:after="0"/>
+            </w:pPr>
+            <w:r>
+              <w:rPr>
+                <w:b/>
+                <w:sz w:val="18"/>
+              </w:rPr>
+              <w:t>Purpose</w:t>
+            </w:r>
+          </w:p>
+        </w:tc>
+        <w:tc>
+          <w:tcPr>
+            <w:tcW w:w="3815" w:type="dxa"/>
+            <w:shd w:val="clear" w:color="auto" w:fill="ECE8DF"/>
+          </w:tcPr>
+          <w:p>
+            <w:pPr>
+              <w:spacing w:after="0"/>
+            </w:pPr>
+            <w:r>
+              <w:rPr>
+                <w:b/>
+                <w:sz w:val="18"/>
+              </w:rPr>
+              <w:t>In disaster response</w:t>
+            </w:r>
+          </w:p>
+        </w:tc>
+      </w:tr>
+      <w:tr>
+        <w:trPr>
+          <w:jc w:val="center"/>
+        </w:trPr>
+        <w:tc>
+          <w:tcPr>
+            <w:tcW w:w="1780" w:type="dxa"/>
+          </w:tcPr>
+          <w:p>
+            <w:pPr>
+              <w:spacing w:after="0"/>
+            </w:pPr>
+            <w:r>
+              <w:rPr>
+                <w:sz w:val="18"/>
+              </w:rPr>
+              <w:t>Source (operational) systems</w:t>
+            </w:r>
+          </w:p>
+        </w:tc>
+        <w:tc>
+          <w:tcPr>
+            <w:tcW w:w="3815" w:type="dxa"/>
+          </w:tcPr>
+          <w:p>
+            <w:pPr>
+              <w:spacing w:after="0"/>
+            </w:pPr>
+            <w:r>
+              <w:rPr>
+                <w:sz w:val="18"/>
+              </w:rPr>
+              <w:t>Where data is entered and edited day to day</w:t>
+            </w:r>
+          </w:p>
+        </w:tc>
+        <w:tc>
+          <w:tcPr>
+            <w:tcW w:w="3815" w:type="dxa"/>
+          </w:tcPr>
+          <w:p>
+            <w:pPr>
+              <w:spacing w:after="0"/>
+            </w:pPr>
+            <w:r>
+              <w:rPr>
+                <w:sz w:val="18"/>
+              </w:rPr>
+              <w:t xml:space="preserve">DROMIC workbooks, NDRRMC situation reports, LGU response logs, NGO </w:t>
+            </w:r>
+            <w:r>
+              <w:rPr>
+                <w:sz w:val="18"/>
+              </w:rPr>
+              <w:t>distribution records, PAGASA bulletins</w:t>
+            </w:r>
+          </w:p>
+        </w:tc>
+      </w:tr>
+      <w:tr>
+        <w:trPr>
+          <w:jc w:val="center"/>
+        </w:trPr>
+        <w:tc>
+          <w:tcPr>
+            <w:tcW w:w="1780" w:type="dxa"/>
+          </w:tcPr>
+          <w:p>
+            <w:pPr>
+              <w:spacing w:after="0"/>
+            </w:pPr>
+            <w:r>
+              <w:rPr>
+                <w:sz w:val="18"/>
+              </w:rPr>
+              <w:t>Enterprise data warehouse</w:t>
+            </w:r>
+          </w:p>
+        </w:tc>
+        <w:tc>
+          <w:tcPr>
+            <w:tcW w:w="3815" w:type="dxa"/>
+          </w:tcPr>
+          <w:p>
+            <w:pPr>
+              <w:spacing w:after="0"/>
+            </w:pPr>
+            <w:r>
+              <w:rPr>
+                <w:sz w:val="18"/>
+              </w:rPr>
+              <w:t>Integrate, clean, historize and govern; read-only for its users</w:t>
+            </w:r>
+          </w:p>
+        </w:tc>
+        <w:tc>
+          <w:tcPr>
+            <w:tcW w:w="3815" w:type="dxa"/>
+          </w:tcPr>
+          <w:p>
+            <w:pPr>
+              <w:spacing w:after="0"/>
+            </w:pPr>
+            <w:r>
+              <w:rPr>
+                <w:b/>
+                <w:sz w:val="18"/>
+              </w:rPr>
+              <w:t>DRIW</w:t>
+            </w:r>
+          </w:p>
+        </w:tc>
+      </w:tr>
+      <w:tr>
+        <w:trPr>
+          <w:jc w:val="center"/>
+        </w:trPr>
+        <w:tc>
+          <w:tcPr>
+            <w:tcW w:w="1780" w:type="dxa"/>
+          </w:tcPr>
+          <w:p>
+            <w:pPr>
+              <w:spacing w:after="0"/>
+            </w:pPr>
+            <w:r>
+              <w:rPr>
+                <w:sz w:val="18"/>
+              </w:rPr>
+              <w:t>Business intelligence</w:t>
+            </w:r>
+          </w:p>
+        </w:tc>
+        <w:tc>
+          <w:tcPr>
+            <w:tcW w:w="3815" w:type="dxa"/>
+          </w:tcPr>
+          <w:p>
+            <w:pPr>
+              <w:spacing w:after="0"/>
+            </w:pPr>
+            <w:r>
+              <w:rPr>
+                <w:sz w:val="18"/>
+              </w:rPr>
+              <w:t>Present and explore</w:t>
+            </w:r>
+          </w:p>
+        </w:tc>
+        <w:tc>
+          <w:tcPr>
+            <w:tcW w:w="3815" w:type="dxa"/>
+          </w:tcPr>
+          <w:p>
+            <w:pPr>
+              <w:spacing w:after="0"/>
+            </w:pPr>
+            <w:r>
+              <w:rPr>
+                <w:sz w:val="18"/>
+              </w:rPr>
+              <w:t>The DRIW dashboards, CSV and API exports</w:t>
+            </w:r>
+          </w:p>
+        </w:tc>
+      </w:tr>
+    </w:tbl>
+    <w:p>
+      <w:pPr>
+        <w:spacing w:after="40"/>
+      </w:pPr>
+    </w:p>
+    <w:p>
+      <w:r>
+        <w:t>DRIW deliberately has no data-entry screens. Data can enter only through the controlled ETL</w:t>
+      </w:r>
+      <w:r>
+        <w:t xml:space="preserve"> </w:t>
+      </w:r>
+      <w:r>
+        <w:t>pipeline, so every value is validated by the 36 data-quality rules, traceable to the file and row it</w:t>
+      </w:r>
+      <w:r>
+        <w:t xml:space="preserve"> </w:t>
+      </w:r>
+      <w:r>
+        <w:t>came from, and reproducible by re-running the pipeline. A screen that let users edit warehouse</w:t>
+      </w:r>
+      <w:r>
+        <w:t xml:space="preserve"> </w:t>
+      </w:r>
+      <w:r>
+        <w:t>figures would break all three guarantees. Where a CMS or portal belongs is upstream, as a way for an</w:t>
+      </w:r>
+      <w:r>
+        <w:t xml:space="preserve"> </w:t>
+      </w:r>
+      <w:r>
+        <w:t xml:space="preserve">LGU to </w:t>
+      </w:r>
+      <w:r>
+        <w:rPr>
+          <w:i/>
+        </w:rPr>
+        <w:t>submit</w:t>
+      </w:r>
+      <w:r>
+        <w:t xml:space="preserve"> a file (see §3), or downstream, to publish reports. It is never the warehouse itself.</w:t>
+      </w:r>
+    </w:p>
+    <w:p>
+      <w:pPr>
+        <w:pStyle w:val="Heading3"/>
+      </w:pPr>
+      <w:r>
+        <w:t>What makes DRIW an enterprise data warehouse</w:t>
+      </w:r>
+    </w:p>
+    <w:p>
+      <w:r>
+        <w:t>Inmon's classic definition calls a data warehouse subject-oriented, integrated, time-variant and</w:t>
+      </w:r>
+      <w:r>
+        <w:t xml:space="preserve"> </w:t>
+      </w:r>
+      <w:r>
+        <w:t>non-volatile. DRIW meets each one:</w:t>
+      </w:r>
+    </w:p>
+    <w:tbl>
+      <w:tblPr>
+        <w:tblStyle w:val="TableGrid"/>
+        <w:tblW w:w="0" w:type="auto"/>
+        <w:jc w:val="center"/>
+        <w:tblLayout w:type="fixed"/>
+        <w:tblLook w:val="04A0" w:firstRow="1" w:lastRow="0" w:firstColumn="1" w:lastColumn="0" w:noHBand="0" w:noVBand="1"/>
+      </w:tblPr>
+      <w:tblGrid>
+        <w:gridCol w:w="3137"/>
+        <w:gridCol w:w="6274"/>
+      </w:tblGrid>
+      <w:tr>
+        <w:trPr>
+          <w:jc w:val="center"/>
+        </w:trPr>
+        <w:tc>
+          <w:tcPr>
+            <w:tcW w:w="3137" w:type="dxa"/>
+            <w:shd w:val="clear" w:color="auto" w:fill="ECE8DF"/>
+          </w:tcPr>
+          <w:p>
+            <w:pPr>
+              <w:spacing w:after="0"/>
+            </w:pPr>
+            <w:r>
+              <w:rPr>
+                <w:b/>
+                <w:sz w:val="18"/>
+              </w:rPr>
+              <w:t>Characteristic</w:t>
+            </w:r>
+          </w:p>
+        </w:tc>
+        <w:tc>
+          <w:tcPr>
+            <w:tcW w:w="6274" w:type="dxa"/>
+            <w:shd w:val="clear" w:color="auto" w:fill="ECE8DF"/>
+          </w:tcPr>
+          <w:p>
+            <w:pPr>
+              <w:spacing w:after="0"/>
+            </w:pPr>
+            <w:r>
+              <w:rPr>
+                <w:b/>
+                <w:sz w:val="18"/>
+              </w:rPr>
+              <w:t>Evidence in DRIW</w:t>
+            </w:r>
+          </w:p>
+        </w:tc>
+      </w:tr>
+      <w:tr>
+        <w:trPr>
+          <w:jc w:val="center"/>
+        </w:trPr>
+        <w:tc>
+          <w:tcPr>
+            <w:tcW w:w="3137" w:type="dxa"/>
+          </w:tcPr>
+          <w:p>
+            <w:pPr>
+              <w:spacing w:after="0"/>
+            </w:pPr>
+            <w:r>
+              <w:rPr>
+                <w:sz w:val="18"/>
+              </w:rPr>
+              <w:t>Subject-oriented</w:t>
+            </w:r>
+          </w:p>
+        </w:tc>
+        <w:tc>
+          <w:tcPr>
+            <w:tcW w:w="6274" w:type="dxa"/>
+          </w:tcPr>
+          <w:p>
+            <w:pPr>
+              <w:spacing w:after="0"/>
+            </w:pPr>
+            <w:r>
+              <w:rPr>
+                <w:sz w:val="18"/>
+              </w:rPr>
+              <w:t>Organized around four subjects of disaster response (damage, evacuation, relief, response), not around any one agency's forms.</w:t>
+            </w:r>
+          </w:p>
+        </w:tc>
+      </w:tr>
+      <w:tr>
+        <w:trPr>
+          <w:jc w:val="center"/>
+        </w:trPr>
+        <w:tc>
+          <w:tcPr>
+            <w:tcW w:w="3137" w:type="dxa"/>
+          </w:tcPr>
+          <w:p>
+            <w:pPr>
+              <w:spacing w:after="0"/>
+            </w:pPr>
+            <w:r>
+              <w:rPr>
+                <w:sz w:val="18"/>
+              </w:rPr>
+              <w:t>Integrated</w:t>
+            </w:r>
+          </w:p>
+        </w:tc>
+        <w:tc>
+          <w:tcPr>
+            <w:tcW w:w="6274" w:type="dxa"/>
+          </w:tcPr>
+          <w:p>
+            <w:pPr>
+              <w:spacing w:after="0"/>
+            </w:pPr>
+            <w:r>
+              <w:rPr>
+                <w:sz w:val="18"/>
+              </w:rPr>
+              <w:t>Five sources in three formats conformed to one geography (PSGC codes), one event list (PAGASA names and aliases), one set of organizations and one set of relief units.</w:t>
+            </w:r>
+          </w:p>
+        </w:tc>
+      </w:tr>
+      <w:tr>
+        <w:trPr>
+          <w:jc w:val="center"/>
+        </w:trPr>
+        <w:tc>
+          <w:tcPr>
+            <w:tcW w:w="3137" w:type="dxa"/>
+          </w:tcPr>
+          <w:p>
+            <w:pPr>
+              <w:spacing w:after="0"/>
+            </w:pPr>
+            <w:r>
+              <w:rPr>
+                <w:sz w:val="18"/>
+              </w:rPr>
+              <w:t>Time-variant</w:t>
+            </w:r>
+          </w:p>
+        </w:tc>
+        <w:tc>
+          <w:tcPr>
+            <w:tcW w:w="6274" w:type="dxa"/>
+          </w:tcPr>
+          <w:p>
+            <w:pPr>
+              <w:spacing w:after="0"/>
+            </w:pPr>
+            <w:r>
+              <w:rPr>
+                <w:sz w:val="18"/>
+              </w:rPr>
+              <w:t>Six years of events (2020–2025); every fact is dated; locations keep their history (SCD Type 2, e.g. the 2022 Maguindanao split).</w:t>
+            </w:r>
+          </w:p>
+        </w:tc>
+      </w:tr>
+      <w:tr>
+        <w:trPr>
+          <w:jc w:val="center"/>
+        </w:trPr>
+        <w:tc>
+          <w:tcPr>
+            <w:tcW w:w="3137" w:type="dxa"/>
+          </w:tcPr>
+          <w:p>
+            <w:pPr>
+              <w:spacing w:after="0"/>
+            </w:pPr>
+            <w:r>
+              <w:rPr>
+                <w:sz w:val="18"/>
+              </w:rPr>
+              <w:t>Non-volatile</w:t>
+            </w:r>
+          </w:p>
+        </w:tc>
+        <w:tc>
+          <w:tcPr>
+            <w:tcW w:w="6274" w:type="dxa"/>
+          </w:tcPr>
+          <w:p>
+            <w:pPr>
+              <w:spacing w:after="0"/>
+            </w:pPr>
+            <w:r>
+              <w:rPr>
+                <w:sz w:val="18"/>
+              </w:rPr>
+              <w:t>Users can only read; loads happen through the pipeline; a full rebuild reproduces the same warehouse (a test enforces this).</w:t>
+            </w:r>
+          </w:p>
+        </w:tc>
+      </w:tr>
+    </w:tbl>
+    <w:p>
+      <w:pPr>
+        <w:spacing w:after="40"/>
+      </w:pPr>
+    </w:p>
+    <w:p>
+      <w:r>
+        <w:t>"Enterprise" means the warehouse serves the whole organization, across agencies, from one governed</w:t>
+      </w:r>
+      <w:r>
+        <w:t xml:space="preserve"> </w:t>
+      </w:r>
+      <w:r>
+        <w:t>model. DRIW has the capabilities that implies:</w:t>
+      </w:r>
+    </w:p>
+    <w:tbl>
+      <w:tblPr>
+        <w:tblStyle w:val="TableGrid"/>
+        <w:tblW w:w="0" w:type="auto"/>
+        <w:jc w:val="center"/>
+        <w:tblLayout w:type="fixed"/>
+        <w:tblLook w:val="04A0" w:firstRow="1" w:lastRow="0" w:firstColumn="1" w:lastColumn="0" w:noHBand="0" w:noVBand="1"/>
+      </w:tblPr>
+      <w:tblGrid>
+        <w:gridCol w:w="3529"/>
+        <w:gridCol w:w="5882"/>
+      </w:tblGrid>
+      <w:tr>
+        <w:trPr>
+          <w:jc w:val="center"/>
+        </w:trPr>
+        <w:tc>
+          <w:tcPr>
+            <w:tcW w:w="3529" w:type="dxa"/>
+            <w:shd w:val="clear" w:color="auto" w:fill="ECE8DF"/>
+          </w:tcPr>
+          <w:p>
+            <w:pPr>
+              <w:spacing w:after="0"/>
+            </w:pPr>
+            <w:r>
+              <w:rPr>
+                <w:b/>
+                <w:sz w:val="18"/>
+              </w:rPr>
+              <w:t>Enterprise capability</w:t>
+            </w:r>
+          </w:p>
+        </w:tc>
+        <w:tc>
+          <w:tcPr>
+            <w:tcW w:w="5882" w:type="dxa"/>
+            <w:shd w:val="clear" w:color="auto" w:fill="ECE8DF"/>
+          </w:tcPr>
+          <w:p>
+            <w:pPr>
+              <w:spacing w:after="0"/>
+            </w:pPr>
+            <w:r>
+              <w:rPr>
+                <w:b/>
+                <w:sz w:val="18"/>
+              </w:rPr>
+              <w:t>Where it is in DRIW</w:t>
+            </w:r>
+          </w:p>
+        </w:tc>
+      </w:tr>
+      <w:tr>
+        <w:trPr>
+          <w:jc w:val="center"/>
+        </w:trPr>
+        <w:tc>
+          <w:tcPr>
+            <w:tcW w:w="3529" w:type="dxa"/>
+          </w:tcPr>
+          <w:p>
+            <w:pPr>
+              <w:spacing w:after="0"/>
+            </w:pPr>
+            <w:r>
+              <w:rPr>
+                <w:sz w:val="18"/>
+              </w:rPr>
+              <w:t>Integration of many source systems</w:t>
+            </w:r>
+          </w:p>
+        </w:tc>
+        <w:tc>
+          <w:tcPr>
+            <w:tcW w:w="5882" w:type="dxa"/>
+          </w:tcPr>
+          <w:p>
+            <w:pPr>
+              <w:spacing w:after="0"/>
+            </w:pPr>
+            <w:r>
+              <w:rPr>
+                <w:sz w:val="18"/>
+              </w:rPr>
+              <w:t xml:space="preserve">Five simulated </w:t>
+            </w:r>
+            <w:r>
+              <w:rPr>
+                <w:sz w:val="18"/>
+              </w:rPr>
+              <w:t>agency systems (Chapter 4)</w:t>
+            </w:r>
+          </w:p>
+        </w:tc>
+      </w:tr>
+      <w:tr>
+        <w:trPr>
+          <w:jc w:val="center"/>
+        </w:trPr>
+        <w:tc>
+          <w:tcPr>
+            <w:tcW w:w="3529" w:type="dxa"/>
+          </w:tcPr>
+          <w:p>
+            <w:pPr>
+              <w:spacing w:after="0"/>
+            </w:pPr>
+            <w:r>
+              <w:rPr>
+                <w:sz w:val="18"/>
+              </w:rPr>
+              <w:t>Conformed dimensions across subjects</w:t>
+            </w:r>
+          </w:p>
+        </w:tc>
+        <w:tc>
+          <w:tcPr>
+            <w:tcW w:w="5882" w:type="dxa"/>
+          </w:tcPr>
+          <w:p>
+            <w:pPr>
+              <w:spacing w:after="0"/>
+            </w:pPr>
+            <w:r>
+              <w:rPr>
+                <w:sz w:val="18"/>
+              </w:rPr>
+              <w:t>Bus matrix: date, location and event shared by all four facts (Chapter 2)</w:t>
+            </w:r>
+          </w:p>
+        </w:tc>
+      </w:tr>
+      <w:tr>
+        <w:trPr>
+          <w:jc w:val="center"/>
+        </w:trPr>
+        <w:tc>
+          <w:tcPr>
+            <w:tcW w:w="3529" w:type="dxa"/>
+          </w:tcPr>
+          <w:p>
+            <w:pPr>
+              <w:spacing w:after="0"/>
+            </w:pPr>
+            <w:r>
+              <w:rPr>
+                <w:sz w:val="18"/>
+              </w:rPr>
+              <w:t>Metadata and lineage</w:t>
+            </w:r>
+          </w:p>
+        </w:tc>
+        <w:tc>
+          <w:tcPr>
+            <w:tcW w:w="5882" w:type="dxa"/>
+          </w:tcPr>
+          <w:p>
+            <w:pPr>
+              <w:spacing w:after="0"/>
+            </w:pPr>
+            <w:r>
+              <w:rPr>
+                <w:sz w:val="18"/>
+              </w:rPr>
+              <w:t>Data dictionary generated from the catalog; every row traces to its source batch (Chapter 3)</w:t>
+            </w:r>
+          </w:p>
+        </w:tc>
+      </w:tr>
+      <w:tr>
+        <w:trPr>
+          <w:jc w:val="center"/>
+        </w:trPr>
+        <w:tc>
+          <w:tcPr>
+            <w:tcW w:w="3529" w:type="dxa"/>
+          </w:tcPr>
+          <w:p>
+            <w:pPr>
+              <w:spacing w:after="0"/>
+            </w:pPr>
+            <w:r>
+              <w:rPr>
+                <w:sz w:val="18"/>
+              </w:rPr>
+              <w:t>Data-quality management</w:t>
+            </w:r>
+          </w:p>
+        </w:tc>
+        <w:tc>
+          <w:tcPr>
+            <w:tcW w:w="5882" w:type="dxa"/>
+          </w:tcPr>
+          <w:p>
+            <w:pPr>
+              <w:spacing w:after="0"/>
+            </w:pPr>
+            <w:r>
+              <w:rPr>
+                <w:sz w:val="18"/>
+              </w:rPr>
+              <w:t>Rule catalog, quarantine, reconciliation 19/19 (Chapter 5)</w:t>
+            </w:r>
+          </w:p>
+        </w:tc>
+      </w:tr>
+      <w:tr>
+        <w:trPr>
+          <w:jc w:val="center"/>
+        </w:trPr>
+        <w:tc>
+          <w:tcPr>
+            <w:tcW w:w="3529" w:type="dxa"/>
+          </w:tcPr>
+          <w:p>
+            <w:pPr>
+              <w:spacing w:after="0"/>
+            </w:pPr>
+            <w:r>
+              <w:rPr>
+                <w:sz w:val="18"/>
+              </w:rPr>
+              <w:t>Security and governance</w:t>
+            </w:r>
+          </w:p>
+        </w:tc>
+        <w:tc>
+          <w:tcPr>
+            <w:tcW w:w="5882" w:type="dxa"/>
+          </w:tcPr>
+          <w:p>
+            <w:pPr>
+              <w:spacing w:after="0"/>
+            </w:pPr>
+            <w:r>
+              <w:rPr>
+                <w:sz w:val="18"/>
+              </w:rPr>
+              <w:t>Four roles, row-level security by region, read-only web role (Chapter 6)</w:t>
+            </w:r>
+          </w:p>
+        </w:tc>
+      </w:tr>
+      <w:tr>
+        <w:trPr>
+          <w:jc w:val="center"/>
+        </w:trPr>
+        <w:tc>
+          <w:tcPr>
+            <w:tcW w:w="3529" w:type="dxa"/>
+          </w:tcPr>
+          <w:p>
+            <w:pPr>
+              <w:spacing w:after="0"/>
+            </w:pPr>
+            <w:r>
+              <w:rPr>
+                <w:sz w:val="18"/>
+              </w:rPr>
+              <w:t>Serving many audiences</w:t>
+            </w:r>
+          </w:p>
+        </w:tc>
+        <w:tc>
+          <w:tcPr>
+            <w:tcW w:w="5882" w:type="dxa"/>
+          </w:tcPr>
+          <w:p>
+            <w:pPr>
+              <w:spacing w:after="0"/>
+            </w:pPr>
+            <w:r>
+              <w:rPr>
+                <w:sz w:val="18"/>
+              </w:rPr>
+              <w:t xml:space="preserve">Executive, Operations and Logistics </w:t>
+            </w:r>
+            <w:r>
+              <w:rPr>
+                <w:sz w:val="18"/>
+              </w:rPr>
+              <w:t>dashboards; CSV and API exports (Chapter 7)</w:t>
+            </w:r>
+          </w:p>
+        </w:tc>
+      </w:tr>
+      <w:tr>
+        <w:trPr>
+          <w:jc w:val="center"/>
+        </w:trPr>
+        <w:tc>
+          <w:tcPr>
+            <w:tcW w:w="3529" w:type="dxa"/>
+          </w:tcPr>
+          <w:p>
+            <w:pPr>
+              <w:spacing w:after="0"/>
+            </w:pPr>
+            <w:r>
+              <w:rPr>
+                <w:sz w:val="18"/>
+              </w:rPr>
+              <w:t>Reliability</w:t>
+            </w:r>
+          </w:p>
+        </w:tc>
+        <w:tc>
+          <w:tcPr>
+            <w:tcW w:w="5882" w:type="dxa"/>
+          </w:tcPr>
+          <w:p>
+            <w:pPr>
+              <w:spacing w:after="0"/>
+            </w:pPr>
+            <w:r>
+              <w:rPr>
+                <w:sz w:val="18"/>
+              </w:rPr>
+              <w:t>148 automated checks, run on every change (Chapter 8)</w:t>
+            </w:r>
+          </w:p>
+        </w:tc>
+      </w:tr>
+      <w:tr>
+        <w:trPr>
+          <w:jc w:val="center"/>
+        </w:trPr>
+        <w:tc>
+          <w:tcPr>
+            <w:tcW w:w="3529" w:type="dxa"/>
+          </w:tcPr>
+          <w:p>
+            <w:pPr>
+              <w:spacing w:after="0"/>
+            </w:pPr>
+            <w:r>
+              <w:rPr>
+                <w:sz w:val="18"/>
+              </w:rPr>
+              <w:t>Room to grow</w:t>
+            </w:r>
+          </w:p>
+        </w:tc>
+        <w:tc>
+          <w:tcPr>
+            <w:tcW w:w="5882" w:type="dxa"/>
+          </w:tcPr>
+          <w:p>
+            <w:pPr>
+              <w:spacing w:after="0"/>
+            </w:pPr>
+            <w:r>
+              <w:rPr>
+                <w:sz w:val="18"/>
+              </w:rPr>
+              <w:t>Standard PostgreSQL; the same migrations run on a cloud database such as Supabase</w:t>
+            </w:r>
+          </w:p>
+        </w:tc>
+      </w:tr>
+    </w:tbl>
+    <w:p>
+      <w:pPr>
+        <w:spacing w:after="40"/>
+      </w:pPr>
+    </w:p>
+    <w:p>
+      <w:pPr>
+        <w:pStyle w:val="Heading2"/>
+      </w:pPr>
+      <w:bookmarkStart w:id="62" w:name="_Toc243685968"/>
+      <w:r>
+        <w:lastRenderedPageBreak/>
+        <w:t>10.2 Data exchange with LGUs and national agencies today</w:t>
+      </w:r>
+      <w:bookmarkEnd w:id="62"/>
+    </w:p>
+    <w:p>
+      <w:pPr>
+        <w:pStyle w:val="Heading3"/>
+      </w:pPr>
+      <w:r>
+        <w:t>Importing</w:t>
+      </w:r>
+    </w:p>
+    <w:p>
+      <w:r>
+        <w:t>DRIW imports files in the standard layout of each report type. A file from any LGU or national</w:t>
+      </w:r>
+      <w:r>
+        <w:t xml:space="preserve"> </w:t>
+      </w:r>
+      <w:r>
+        <w:t>agency is accepted if it follows that layout.</w:t>
+      </w:r>
+    </w:p>
+    <w:tbl>
+      <w:tblPr>
+        <w:tblStyle w:val="TableGrid"/>
+        <w:tblW w:w="0" w:type="auto"/>
+        <w:jc w:val="center"/>
+        <w:tblLayout w:type="fixed"/>
+        <w:tblLook w:val="04A0" w:firstRow="1" w:lastRow="0" w:firstColumn="1" w:lastColumn="0" w:noHBand="0" w:noVBand="1"/>
+      </w:tblPr>
+      <w:tblGrid>
+        <w:gridCol w:w="1772"/>
+        <w:gridCol w:w="917"/>
+        <w:gridCol w:w="3056"/>
+        <w:gridCol w:w="3667"/>
+      </w:tblGrid>
+      <w:tr>
+        <w:trPr>
+          <w:jc w:val="center"/>
+        </w:trPr>
+        <w:tc>
+          <w:tcPr>
+            <w:tcW w:w="1772" w:type="dxa"/>
+            <w:shd w:val="clear" w:color="auto" w:fill="ECE8DF"/>
+          </w:tcPr>
+          <w:p>
+            <w:pPr>
+              <w:spacing w:after="0"/>
+            </w:pPr>
+            <w:r>
+              <w:rPr>
+                <w:b/>
+                <w:sz w:val="18"/>
+              </w:rPr>
+              <w:t>Report type</w:t>
+            </w:r>
+          </w:p>
+        </w:tc>
+        <w:tc>
+          <w:tcPr>
+            <w:tcW w:w="917" w:type="dxa"/>
+            <w:shd w:val="clear" w:color="auto" w:fill="ECE8DF"/>
+          </w:tcPr>
+          <w:p>
+            <w:pPr>
+              <w:spacing w:after="0"/>
+            </w:pPr>
+            <w:r>
+              <w:rPr>
+                <w:b/>
+                <w:sz w:val="18"/>
+              </w:rPr>
+              <w:t>File format</w:t>
+            </w:r>
+          </w:p>
+        </w:tc>
+        <w:tc>
+          <w:tcPr>
+            <w:tcW w:w="3056" w:type="dxa"/>
+            <w:shd w:val="clear" w:color="auto" w:fill="ECE8DF"/>
+          </w:tcPr>
+          <w:p>
+            <w:pPr>
+              <w:spacing w:after="0"/>
+            </w:pPr>
+            <w:r>
+              <w:rPr>
+                <w:b/>
+                <w:sz w:val="18"/>
+              </w:rPr>
+              <w:t>Folder</w:t>
+            </w:r>
+          </w:p>
+        </w:tc>
+        <w:tc>
+          <w:tcPr>
+            <w:tcW w:w="3667" w:type="dxa"/>
+            <w:shd w:val="clear" w:color="auto" w:fill="ECE8DF"/>
+          </w:tcPr>
+          <w:p>
+            <w:pPr>
+              <w:spacing w:after="0"/>
+            </w:pPr>
+            <w:r>
+              <w:rPr>
+                <w:b/>
+                <w:sz w:val="18"/>
+              </w:rPr>
+              <w:t>Layout</w:t>
+            </w:r>
+          </w:p>
+        </w:tc>
+      </w:tr>
+      <w:tr>
+        <w:trPr>
+          <w:jc w:val="center"/>
+        </w:trPr>
+        <w:tc>
+          <w:tcPr>
+            <w:tcW w:w="1772" w:type="dxa"/>
+          </w:tcPr>
+          <w:p>
+            <w:pPr>
+              <w:spacing w:after="0"/>
+            </w:pPr>
+            <w:r>
+              <w:rPr>
+                <w:sz w:val="18"/>
+              </w:rPr>
+              <w:t>DSWD DROMIC evacuation report</w:t>
+            </w:r>
+          </w:p>
+        </w:tc>
+        <w:tc>
+          <w:tcPr>
+            <w:tcW w:w="917" w:type="dxa"/>
+          </w:tcPr>
+          <w:p>
+            <w:pPr>
+              <w:spacing w:after="0"/>
+            </w:pPr>
+            <w:r>
+              <w:rPr>
+                <w:b/>
+                <w:sz w:val="18"/>
+              </w:rPr>
+              <w:t>Excel (.xlsx)</w:t>
+            </w:r>
+          </w:p>
+        </w:tc>
+        <w:tc>
+          <w:tcPr>
+            <w:tcW w:w="3056" w:type="dxa"/>
+          </w:tcPr>
+          <w:p>
+            <w:pPr>
+              <w:spacing w:after="0"/>
+            </w:pPr>
+            <w:r>
+              <w:rPr>
+                <w:rFonts w:ascii="Consolas" w:hAnsi="Consolas"/>
+                <w:color w:val="14233A"/>
+                <w:sz w:val="16"/>
+              </w:rPr>
+              <w:t>data/sources/dromic/</w:t>
+            </w:r>
+          </w:p>
+        </w:tc>
+        <w:tc>
+          <w:tcPr>
+            <w:tcW w:w="3667" w:type="dxa"/>
+          </w:tcPr>
+          <w:p>
+            <w:pPr>
+              <w:spacing w:after="0"/>
+            </w:pPr>
+            <w:r>
+              <w:rPr>
+                <w:sz w:val="18"/>
+              </w:rPr>
+              <w:t>First sheet; one header row, then 12 columns: report date, disaster, region, province, city/municipality, barangay, evacuation-center code, center name, center type, capacity (families), families inside, persons inside</w:t>
+            </w:r>
+          </w:p>
+        </w:tc>
+      </w:tr>
+      <w:tr>
+        <w:trPr>
+          <w:jc w:val="center"/>
+        </w:trPr>
+        <w:tc>
+          <w:tcPr>
+            <w:tcW w:w="1772" w:type="dxa"/>
+          </w:tcPr>
+          <w:p>
+            <w:pPr>
+              <w:spacing w:after="0"/>
+            </w:pPr>
+            <w:r>
+              <w:rPr>
+                <w:sz w:val="18"/>
+              </w:rPr>
+              <w:t>NDRRMC situation report</w:t>
+            </w:r>
+          </w:p>
+        </w:tc>
+        <w:tc>
+          <w:tcPr>
+            <w:tcW w:w="917" w:type="dxa"/>
+          </w:tcPr>
+          <w:p>
+            <w:pPr>
+              <w:spacing w:after="0"/>
+            </w:pPr>
+            <w:r>
+              <w:rPr>
+                <w:sz w:val="18"/>
+              </w:rPr>
+              <w:t>CSV</w:t>
+            </w:r>
+          </w:p>
+        </w:tc>
+        <w:tc>
+          <w:tcPr>
+            <w:tcW w:w="3056" w:type="dxa"/>
+          </w:tcPr>
+          <w:p>
+            <w:pPr>
+              <w:spacing w:after="0"/>
+            </w:pPr>
+            <w:r>
+              <w:rPr>
+                <w:rFonts w:ascii="Consolas" w:hAnsi="Consolas"/>
+                <w:color w:val="14233A"/>
+                <w:sz w:val="16"/>
+              </w:rPr>
+              <w:t>data/sources/ndrrmc/</w:t>
+            </w:r>
+          </w:p>
+        </w:tc>
+        <w:tc>
+          <w:tcPr>
+            <w:tcW w:w="3667" w:type="dxa"/>
+          </w:tcPr>
+          <w:p>
+            <w:pPr>
+              <w:spacing w:after="0"/>
+            </w:pPr>
+            <w:r>
+              <w:rPr>
+                <w:sz w:val="18"/>
+              </w:rPr>
+              <w:t xml:space="preserve">Header names as in </w:t>
+            </w:r>
+            <w:r>
+              <w:rPr>
+                <w:rFonts w:ascii="Consolas" w:hAnsi="Consolas"/>
+                <w:color w:val="14233A"/>
+                <w:sz w:val="16"/>
+              </w:rPr>
+              <w:t>raw.ndrrmc_damage_report</w:t>
+            </w:r>
+          </w:p>
+        </w:tc>
+      </w:tr>
+      <w:tr>
+        <w:trPr>
+          <w:jc w:val="center"/>
+        </w:trPr>
+        <w:tc>
+          <w:tcPr>
+            <w:tcW w:w="1772" w:type="dxa"/>
+          </w:tcPr>
+          <w:p>
+            <w:pPr>
+              <w:spacing w:after="0"/>
+            </w:pPr>
+            <w:r>
+              <w:rPr>
+                <w:sz w:val="18"/>
+              </w:rPr>
+              <w:t>LGU / MDRRMO response log</w:t>
+            </w:r>
+          </w:p>
+        </w:tc>
+        <w:tc>
+          <w:tcPr>
+            <w:tcW w:w="917" w:type="dxa"/>
+          </w:tcPr>
+          <w:p>
+            <w:pPr>
+              <w:spacing w:after="0"/>
+            </w:pPr>
+            <w:r>
+              <w:rPr>
+                <w:sz w:val="18"/>
+              </w:rPr>
+              <w:t>CSV</w:t>
+            </w:r>
+          </w:p>
+        </w:tc>
+        <w:tc>
+          <w:tcPr>
+            <w:tcW w:w="3056" w:type="dxa"/>
+          </w:tcPr>
+          <w:p>
+            <w:pPr>
+              <w:spacing w:after="0"/>
+            </w:pPr>
+            <w:r>
+              <w:rPr>
+                <w:rFonts w:ascii="Consolas" w:hAnsi="Consolas"/>
+                <w:color w:val="14233A"/>
+                <w:sz w:val="16"/>
+              </w:rPr>
+              <w:t>data/sources/lgu/</w:t>
+            </w:r>
+          </w:p>
+        </w:tc>
+        <w:tc>
+          <w:tcPr>
+            <w:tcW w:w="3667" w:type="dxa"/>
+          </w:tcPr>
+          <w:p>
+            <w:pPr>
+              <w:spacing w:after="0"/>
+            </w:pPr>
+            <w:r>
+              <w:rPr>
+                <w:sz w:val="18"/>
+              </w:rPr>
+              <w:t xml:space="preserve">Header names as in </w:t>
+            </w:r>
+            <w:r>
+              <w:rPr>
+                <w:rFonts w:ascii="Consolas" w:hAnsi="Consolas"/>
+                <w:color w:val="14233A"/>
+                <w:sz w:val="16"/>
+              </w:rPr>
+              <w:t>raw.lgu_response_log</w:t>
+            </w:r>
+          </w:p>
+        </w:tc>
+      </w:tr>
+      <w:tr>
+        <w:trPr>
+          <w:jc w:val="center"/>
+        </w:trPr>
+        <w:tc>
+          <w:tcPr>
+            <w:tcW w:w="1772" w:type="dxa"/>
+          </w:tcPr>
+          <w:p>
+            <w:pPr>
+              <w:spacing w:after="0"/>
+            </w:pPr>
+            <w:r>
+              <w:rPr>
+                <w:sz w:val="18"/>
+              </w:rPr>
+              <w:t>PAGASA bulletin</w:t>
+            </w:r>
+          </w:p>
+        </w:tc>
+        <w:tc>
+          <w:tcPr>
+            <w:tcW w:w="917" w:type="dxa"/>
+          </w:tcPr>
+          <w:p>
+            <w:pPr>
+              <w:spacing w:after="0"/>
+            </w:pPr>
+            <w:r>
+              <w:rPr>
+                <w:sz w:val="18"/>
+              </w:rPr>
+              <w:t>CSV</w:t>
+            </w:r>
+          </w:p>
+        </w:tc>
+        <w:tc>
+          <w:tcPr>
+            <w:tcW w:w="3056" w:type="dxa"/>
+          </w:tcPr>
+          <w:p>
+            <w:pPr>
+              <w:spacing w:after="0"/>
+            </w:pPr>
+            <w:r>
+              <w:rPr>
+                <w:rFonts w:ascii="Consolas" w:hAnsi="Consolas"/>
+                <w:color w:val="14233A"/>
+                <w:sz w:val="16"/>
+              </w:rPr>
+              <w:t>data/sources/pagasa/</w:t>
+            </w:r>
+          </w:p>
+        </w:tc>
+        <w:tc>
+          <w:tcPr>
+            <w:tcW w:w="3667" w:type="dxa"/>
+          </w:tcPr>
+          <w:p>
+            <w:pPr>
+              <w:spacing w:after="0"/>
+            </w:pPr>
+            <w:r>
+              <w:rPr>
+                <w:sz w:val="18"/>
+              </w:rPr>
+              <w:t xml:space="preserve">Header names as in </w:t>
+            </w:r>
+            <w:r>
+              <w:rPr>
+                <w:rFonts w:ascii="Consolas" w:hAnsi="Consolas"/>
+                <w:color w:val="14233A"/>
+                <w:sz w:val="16"/>
+              </w:rPr>
+              <w:t>raw.pagasa_event</w:t>
+            </w:r>
+          </w:p>
+        </w:tc>
+      </w:tr>
+      <w:tr>
+        <w:trPr>
+          <w:jc w:val="center"/>
+        </w:trPr>
+        <w:tc>
+          <w:tcPr>
+            <w:tcW w:w="1772" w:type="dxa"/>
+          </w:tcPr>
+          <w:p>
+            <w:pPr>
+              <w:spacing w:after="0"/>
+            </w:pPr>
+            <w:r>
+              <w:rPr>
+                <w:sz w:val="18"/>
+              </w:rPr>
+              <w:t>NGO relief distribution</w:t>
+            </w:r>
+          </w:p>
+        </w:tc>
+        <w:tc>
+          <w:tcPr>
+            <w:tcW w:w="917" w:type="dxa"/>
+          </w:tcPr>
+          <w:p>
+            <w:pPr>
+              <w:spacing w:after="0"/>
+            </w:pPr>
+            <w:r>
+              <w:rPr>
+                <w:sz w:val="18"/>
+              </w:rPr>
+              <w:t>JSON</w:t>
+            </w:r>
+          </w:p>
+        </w:tc>
+        <w:tc>
+          <w:tcPr>
+            <w:tcW w:w="3056" w:type="dxa"/>
+          </w:tcPr>
+          <w:p>
+            <w:pPr>
+              <w:spacing w:after="0"/>
+            </w:pPr>
+            <w:r>
+              <w:rPr>
+                <w:rFonts w:ascii="Consolas" w:hAnsi="Consolas"/>
+                <w:color w:val="14233A"/>
+                <w:sz w:val="16"/>
+              </w:rPr>
+              <w:t>data/sources/ngo/</w:t>
+            </w:r>
+          </w:p>
+        </w:tc>
+        <w:tc>
+          <w:tcPr>
+            <w:tcW w:w="3667" w:type="dxa"/>
+          </w:tcPr>
+          <w:p>
+            <w:pPr>
+              <w:spacing w:after="0"/>
+            </w:pPr>
+            <w:r>
+              <w:rPr>
+                <w:sz w:val="18"/>
+              </w:rPr>
+              <w:t>One record per distribution, with its item lines</w:t>
+            </w:r>
+          </w:p>
+        </w:tc>
+      </w:tr>
+    </w:tbl>
+    <w:p>
+      <w:pPr>
+        <w:spacing w:after="40"/>
+      </w:pPr>
+    </w:p>
+    <w:p>
+      <w:r>
+        <w:t xml:space="preserve">Any spreadsheet program can produce the CSV formats (Excel: </w:t>
+      </w:r>
+      <w:r>
+        <w:rPr>
+          <w:i/>
+        </w:rPr>
+        <w:t>Save As › CSV UTF-8</w:t>
+      </w:r>
+      <w:r>
+        <w:t>). To load new</w:t>
+      </w:r>
+      <w:r>
+        <w:t xml:space="preserve"> </w:t>
+      </w:r>
+      <w:r>
+        <w:t>files, copy them into the folder and run:</w:t>
+      </w:r>
+    </w:p>
+    <w:p>
+      <w:pPr>
+        <w:shd w:val="clear" w:color="auto" w:fill="F3F1EC"/>
+        <w:spacing w:after="0"/>
+        <w:ind w:left="170"/>
+      </w:pPr>
+      <w:r>
+        <w:rPr>
+          <w:rFonts w:ascii="Consolas" w:hAnsi="Consolas"/>
+          <w:sz w:val="17"/>
+        </w:rPr>
+        <w:t>.venv/Scripts/python ingestion/pipeline.py raw dbt export</w:t>
+      </w:r>
+    </w:p>
+    <w:p>
+      <w:pPr>
+        <w:spacing w:after="40"/>
+      </w:pPr>
+    </w:p>
+    <w:p>
+      <w:r>
+        <w:t>Each file becomes one load batch. The data-quality layer then does what an analyst would otherwise</w:t>
+      </w:r>
+      <w:r>
+        <w:t xml:space="preserve"> </w:t>
+      </w:r>
+      <w:r>
+        <w:t>do by hand: it matches misspelled place names to the official PSGC (for example "NAGA CITY" to</w:t>
+      </w:r>
+      <w:r>
+        <w:t xml:space="preserve"> </w:t>
+      </w:r>
+      <w:r>
+        <w:rPr>
+          <w:i/>
+        </w:rPr>
+        <w:t>City of Naga</w:t>
+      </w:r>
+      <w:r>
+        <w:t>), resolves event names written in local, international or "TY" form, converts units,</w:t>
+      </w:r>
+      <w:r>
+        <w:t xml:space="preserve"> </w:t>
+      </w:r>
+      <w:r>
+        <w:t>and standardizes dates. Rows it cannot fix are held in quarantine with the reason, so the</w:t>
+      </w:r>
+      <w:r>
+        <w:t xml:space="preserve"> </w:t>
+      </w:r>
+      <w:r>
+        <w:t>submitting office can correct and resend them.</w:t>
+      </w:r>
+    </w:p>
+    <w:p>
+      <w:pPr>
+        <w:pStyle w:val="Heading3"/>
+      </w:pPr>
+      <w:r>
+        <w:t>Exporting</w:t>
+      </w:r>
+    </w:p>
+    <w:tbl>
+      <w:tblPr>
+        <w:tblStyle w:val="TableGrid"/>
+        <w:tblW w:w="0" w:type="auto"/>
+        <w:jc w:val="center"/>
+        <w:tblLayout w:type="fixed"/>
+        <w:tblLook w:val="04A0" w:firstRow="1" w:lastRow="0" w:firstColumn="1" w:lastColumn="0" w:noHBand="0" w:noVBand="1"/>
+      </w:tblPr>
+      <w:tblGrid>
+        <w:gridCol w:w="2810"/>
+        <w:gridCol w:w="3065"/>
+        <w:gridCol w:w="3537"/>
+      </w:tblGrid>
+      <w:tr>
+        <w:trPr>
+          <w:jc w:val="center"/>
+        </w:trPr>
+        <w:tc>
+          <w:tcPr>
+            <w:tcW w:w="2810" w:type="dxa"/>
+            <w:shd w:val="clear" w:color="auto" w:fill="ECE8DF"/>
+          </w:tcPr>
+          <w:p>
+            <w:pPr>
+              <w:spacing w:after="0"/>
+            </w:pPr>
+            <w:r>
+              <w:rPr>
+                <w:b/>
+                <w:sz w:val="18"/>
+              </w:rPr>
+              <w:t>Export</w:t>
+            </w:r>
+          </w:p>
+        </w:tc>
+        <w:tc>
+          <w:tcPr>
+            <w:tcW w:w="3065" w:type="dxa"/>
+            <w:shd w:val="clear" w:color="auto" w:fill="ECE8DF"/>
+          </w:tcPr>
+          <w:p>
+            <w:pPr>
+              <w:spacing w:after="0"/>
+            </w:pPr>
+            <w:r>
+              <w:rPr>
+                <w:b/>
+                <w:sz w:val="18"/>
+              </w:rPr>
+              <w:t>Format</w:t>
+            </w:r>
+          </w:p>
+        </w:tc>
+        <w:tc>
+          <w:tcPr>
+            <w:tcW w:w="3537" w:type="dxa"/>
+            <w:shd w:val="clear" w:color="auto" w:fill="ECE8DF"/>
+          </w:tcPr>
+          <w:p>
+            <w:pPr>
+              <w:spacing w:after="0"/>
+            </w:pPr>
+            <w:r>
+              <w:rPr>
+                <w:b/>
+                <w:sz w:val="18"/>
+              </w:rPr>
+              <w:t>Who uses it</w:t>
+            </w:r>
+          </w:p>
+        </w:tc>
+      </w:tr>
+      <w:tr>
+        <w:trPr>
+          <w:jc w:val="center"/>
+        </w:trPr>
+        <w:tc>
+          <w:tcPr>
+            <w:tcW w:w="2810" w:type="dxa"/>
+          </w:tcPr>
+          <w:p>
+            <w:pPr>
+              <w:spacing w:after="0"/>
+            </w:pPr>
+            <w:r>
+              <w:rPr>
+                <w:sz w:val="18"/>
+              </w:rPr>
+              <w:t>Download CSV on every dashboard table</w:t>
+            </w:r>
+          </w:p>
+        </w:tc>
+        <w:tc>
+          <w:tcPr>
+            <w:tcW w:w="3065" w:type="dxa"/>
+          </w:tcPr>
+          <w:p>
+            <w:pPr>
+              <w:spacing w:after="0"/>
+            </w:pPr>
+            <w:r>
+              <w:rPr>
+                <w:sz w:val="18"/>
+              </w:rPr>
+              <w:t xml:space="preserve">CSV with raw values, opens directly in </w:t>
+            </w:r>
+            <w:r>
+              <w:rPr>
+                <w:b/>
+                <w:sz w:val="18"/>
+              </w:rPr>
+              <w:t>Excel</w:t>
+            </w:r>
+          </w:p>
+        </w:tc>
+        <w:tc>
+          <w:tcPr>
+            <w:tcW w:w="3537" w:type="dxa"/>
+          </w:tcPr>
+          <w:p>
+            <w:pPr>
+              <w:spacing w:after="0"/>
+            </w:pPr>
+            <w:r>
+              <w:rPr>
+                <w:sz w:val="18"/>
+              </w:rPr>
+              <w:t>Analysts, LGU and agency staff</w:t>
+            </w:r>
+          </w:p>
+        </w:tc>
+      </w:tr>
+      <w:tr>
+        <w:trPr>
+          <w:jc w:val="center"/>
+        </w:trPr>
+        <w:tc>
+          <w:tcPr>
+            <w:tcW w:w="2810" w:type="dxa"/>
+          </w:tcPr>
+          <w:p>
+            <w:pPr>
+              <w:spacing w:after="0"/>
+            </w:pPr>
+            <w:r>
+              <w:rPr>
+                <w:sz w:val="18"/>
+              </w:rPr>
+              <w:t>All-events table</w:t>
+            </w:r>
+          </w:p>
+        </w:tc>
+        <w:tc>
+          <w:tcPr>
+            <w:tcW w:w="3065" w:type="dxa"/>
+          </w:tcPr>
+          <w:p>
+            <w:pPr>
+              <w:spacing w:after="0"/>
+            </w:pPr>
+            <w:r>
+              <w:rPr>
+                <w:sz w:val="18"/>
+              </w:rPr>
+              <w:t>CSV, 24 measures per event</w:t>
+            </w:r>
+          </w:p>
+        </w:tc>
+        <w:tc>
+          <w:tcPr>
+            <w:tcW w:w="3537" w:type="dxa"/>
+          </w:tcPr>
+          <w:p>
+            <w:pPr>
+              <w:spacing w:after="0"/>
+            </w:pPr>
+            <w:r>
+              <w:rPr>
+                <w:sz w:val="18"/>
+              </w:rPr>
+              <w:t>Reporting, further analysis</w:t>
+            </w:r>
+          </w:p>
+        </w:tc>
+      </w:tr>
+      <w:tr>
+        <w:trPr>
+          <w:jc w:val="center"/>
+        </w:trPr>
+        <w:tc>
+          <w:tcPr>
+            <w:tcW w:w="2810" w:type="dxa"/>
+          </w:tcPr>
+          <w:p>
+            <w:pPr>
+              <w:spacing w:after="0"/>
+            </w:pPr>
+            <w:r>
+              <w:rPr>
+                <w:sz w:val="18"/>
+              </w:rPr>
+              <w:t>PHP API (</w:t>
+            </w:r>
+            <w:r>
+              <w:rPr>
+                <w:rFonts w:ascii="Consolas" w:hAnsi="Consolas"/>
+                <w:color w:val="14233A"/>
+                <w:sz w:val="16"/>
+              </w:rPr>
+              <w:t>/driw/api/marts.php</w:t>
+            </w:r>
+            <w:r>
+              <w:rPr>
+                <w:sz w:val="18"/>
+              </w:rPr>
+              <w:t>)</w:t>
+            </w:r>
+          </w:p>
+        </w:tc>
+        <w:tc>
+          <w:tcPr>
+            <w:tcW w:w="3065" w:type="dxa"/>
+          </w:tcPr>
+          <w:p>
+            <w:pPr>
+              <w:spacing w:after="0"/>
+            </w:pPr>
+            <w:r>
+              <w:rPr>
+                <w:sz w:val="18"/>
+              </w:rPr>
+              <w:t>JSON</w:t>
+            </w:r>
+          </w:p>
+        </w:tc>
+        <w:tc>
+          <w:tcPr>
+            <w:tcW w:w="3537" w:type="dxa"/>
+          </w:tcPr>
+          <w:p>
+            <w:pPr>
+              <w:spacing w:after="0"/>
+            </w:pPr>
+            <w:r>
+              <w:rPr>
+                <w:sz w:val="18"/>
+              </w:rPr>
+              <w:t xml:space="preserve">Other </w:t>
+            </w:r>
+            <w:r>
+              <w:rPr>
+                <w:sz w:val="18"/>
+              </w:rPr>
+              <w:t>information systems; Excel or Power BI through a web query</w:t>
+            </w:r>
+          </w:p>
+        </w:tc>
+      </w:tr>
+      <w:tr>
+        <w:trPr>
+          <w:jc w:val="center"/>
+        </w:trPr>
+        <w:tc>
+          <w:tcPr>
+            <w:tcW w:w="2810" w:type="dxa"/>
+          </w:tcPr>
+          <w:p>
+            <w:pPr>
+              <w:spacing w:after="0"/>
+            </w:pPr>
+            <w:r>
+              <w:rPr>
+                <w:sz w:val="18"/>
+              </w:rPr>
+              <w:t>Direct SQL by role</w:t>
+            </w:r>
+          </w:p>
+        </w:tc>
+        <w:tc>
+          <w:tcPr>
+            <w:tcW w:w="3065" w:type="dxa"/>
+          </w:tcPr>
+          <w:p>
+            <w:pPr>
+              <w:spacing w:after="0"/>
+            </w:pPr>
+            <w:r>
+              <w:rPr>
+                <w:sz w:val="18"/>
+              </w:rPr>
+              <w:t>PostgreSQL (ODBC/JDBC from Excel, Power BI, Tableau)</w:t>
+            </w:r>
+          </w:p>
+        </w:tc>
+        <w:tc>
+          <w:tcPr>
+            <w:tcW w:w="3537" w:type="dxa"/>
+          </w:tcPr>
+          <w:p>
+            <w:pPr>
+              <w:spacing w:after="0"/>
+            </w:pPr>
+            <w:r>
+              <w:rPr>
+                <w:sz w:val="18"/>
+              </w:rPr>
+              <w:t>Analysts (</w:t>
+            </w:r>
+            <w:r>
+              <w:rPr>
+                <w:rFonts w:ascii="Consolas" w:hAnsi="Consolas"/>
+                <w:color w:val="14233A"/>
+                <w:sz w:val="16"/>
+              </w:rPr>
+              <w:t>driw_analyst</w:t>
+            </w:r>
+            <w:r>
+              <w:rPr>
+                <w:sz w:val="18"/>
+              </w:rPr>
+              <w:t>), regional officers (own region only)</w:t>
+            </w:r>
+          </w:p>
+        </w:tc>
+      </w:tr>
+    </w:tbl>
+    <w:p>
+      <w:pPr>
+        <w:spacing w:after="40"/>
+      </w:pPr>
+    </w:p>
+    <w:p>
+      <w:pPr>
+        <w:pStyle w:val="Heading3"/>
+      </w:pPr>
+      <w:r>
+        <w:t>What it does not do yet</w:t>
+      </w:r>
+    </w:p>
+    <w:p>
+      <w:r>
+        <w:t xml:space="preserve">Files must follow the </w:t>
+      </w:r>
+      <w:r>
+        <w:t>standard layouts above; a workbook with different columns needs to be</w:t>
+      </w:r>
+      <w:r>
+        <w:t xml:space="preserve"> </w:t>
+      </w:r>
+      <w:r>
+        <w:t>rearranged first. Files are loaded by an operator, not uploaded by the LGU, and exports are CSV and</w:t>
+      </w:r>
+      <w:r>
+        <w:t xml:space="preserve"> </w:t>
+      </w:r>
+      <w:r>
+        <w:t>JSON rather than formatted Excel workbooks. §3 proposes how to close these gaps.</w:t>
+      </w:r>
+    </w:p>
+    <w:p>
+      <w:pPr>
+        <w:pStyle w:val="Heading2"/>
+      </w:pPr>
+      <w:bookmarkStart w:id="63" w:name="_Toc243685969"/>
+      <w:r>
+        <w:t>10.3 Recommended extensions</w:t>
+      </w:r>
+      <w:bookmarkEnd w:id="63"/>
+    </w:p>
+    <w:p>
+      <w:r>
+        <w:t>These are not implemented; they are the next steps toward a production service for LGUs and</w:t>
+      </w:r>
+      <w:r>
+        <w:t xml:space="preserve"> </w:t>
+      </w:r>
+      <w:r>
+        <w:t>national agencies.</w:t>
+      </w:r>
+    </w:p>
+    <w:tbl>
+      <w:tblPr>
+        <w:tblStyle w:val="TableGrid"/>
+        <w:tblW w:w="0" w:type="auto"/>
+        <w:jc w:val="center"/>
+        <w:tblLayout w:type="fixed"/>
+        <w:tblLook w:val="04A0" w:firstRow="1" w:lastRow="0" w:firstColumn="1" w:lastColumn="0" w:noHBand="0" w:noVBand="1"/>
+      </w:tblPr>
+      <w:tblGrid>
+        <w:gridCol w:w="692"/>
+        <w:gridCol w:w="3737"/>
+        <w:gridCol w:w="4982"/>
+      </w:tblGrid>
+      <w:tr>
+        <w:trPr>
+          <w:jc w:val="center"/>
+        </w:trPr>
+        <w:tc>
+          <w:tcPr>
+            <w:tcW w:w="692" w:type="dxa"/>
+            <w:shd w:val="clear" w:color="auto" w:fill="ECE8DF"/>
+          </w:tcPr>
+          <w:p>
+            <w:pPr>
+              <w:spacing w:after="0"/>
+            </w:pPr>
+            <w:r>
+              <w:rPr>
+                <w:b/>
+                <w:sz w:val="18"/>
+              </w:rPr>
+              <w:t>#</w:t>
+            </w:r>
+          </w:p>
+        </w:tc>
+        <w:tc>
+          <w:tcPr>
+            <w:tcW w:w="3737" w:type="dxa"/>
+            <w:shd w:val="clear" w:color="auto" w:fill="ECE8DF"/>
+          </w:tcPr>
+          <w:p>
+            <w:pPr>
+              <w:spacing w:after="0"/>
+            </w:pPr>
+            <w:r>
+              <w:rPr>
+                <w:b/>
+                <w:sz w:val="18"/>
+              </w:rPr>
+              <w:t>Extension</w:t>
+            </w:r>
+          </w:p>
+        </w:tc>
+        <w:tc>
+          <w:tcPr>
+            <w:tcW w:w="4982" w:type="dxa"/>
+            <w:shd w:val="clear" w:color="auto" w:fill="ECE8DF"/>
+          </w:tcPr>
+          <w:p>
+            <w:pPr>
+              <w:spacing w:after="0"/>
+            </w:pPr>
+            <w:r>
+              <w:rPr>
+                <w:b/>
+                <w:sz w:val="18"/>
+              </w:rPr>
+              <w:t>What it adds</w:t>
+            </w:r>
+          </w:p>
+        </w:tc>
+      </w:tr>
+      <w:tr>
+        <w:trPr>
+          <w:jc w:val="center"/>
+        </w:trPr>
+        <w:tc>
+          <w:tcPr>
+            <w:tcW w:w="692" w:type="dxa"/>
+          </w:tcPr>
+          <w:p>
+            <w:pPr>
+              <w:spacing w:after="0"/>
+            </w:pPr>
+            <w:r>
+              <w:rPr>
+                <w:sz w:val="18"/>
+              </w:rPr>
+              <w:t>1</w:t>
+            </w:r>
+          </w:p>
+        </w:tc>
+        <w:tc>
+          <w:tcPr>
+            <w:tcW w:w="3737" w:type="dxa"/>
+          </w:tcPr>
+          <w:p>
+            <w:pPr>
+              <w:spacing w:after="0"/>
+            </w:pPr>
+            <w:r>
+              <w:rPr>
+                <w:b/>
+                <w:sz w:val="18"/>
+              </w:rPr>
+              <w:t>Standard Excel templates</w:t>
+            </w:r>
+            <w:r>
+              <w:rPr>
+                <w:sz w:val="18"/>
+              </w:rPr>
+              <w:t xml:space="preserve"> per report type</w:t>
+            </w:r>
+          </w:p>
+        </w:tc>
+        <w:tc>
+          <w:tcPr>
+            <w:tcW w:w="4982" w:type="dxa"/>
+          </w:tcPr>
+          <w:p>
+            <w:pPr>
+              <w:spacing w:after="0"/>
+            </w:pPr>
+            <w:r>
+              <w:rPr>
+                <w:sz w:val="18"/>
+              </w:rPr>
+              <w:t xml:space="preserve">Downloadable .xlsx files with drop-down lists </w:t>
+            </w:r>
+            <w:r>
+              <w:rPr>
+                <w:sz w:val="18"/>
+              </w:rPr>
+              <w:t xml:space="preserve">(province, city/municipality and event taken from the warehouse), so </w:t>
+            </w:r>
+            <w:r>
+              <w:rPr>
+                <w:sz w:val="18"/>
+              </w:rPr>
+              <w:lastRenderedPageBreak/>
+              <w:t>submissions arrive clean</w:t>
+            </w:r>
+          </w:p>
+        </w:tc>
+      </w:tr>
+      <w:tr>
+        <w:trPr>
+          <w:jc w:val="center"/>
+        </w:trPr>
+        <w:tc>
+          <w:tcPr>
+            <w:tcW w:w="692" w:type="dxa"/>
+          </w:tcPr>
+          <w:p>
+            <w:pPr>
+              <w:spacing w:after="0"/>
+            </w:pPr>
+            <w:r>
+              <w:rPr>
+                <w:sz w:val="18"/>
+              </w:rPr>
+              <w:lastRenderedPageBreak/>
+              <w:t>2</w:t>
+            </w:r>
+          </w:p>
+        </w:tc>
+        <w:tc>
+          <w:tcPr>
+            <w:tcW w:w="3737" w:type="dxa"/>
+          </w:tcPr>
+          <w:p>
+            <w:pPr>
+              <w:spacing w:after="0"/>
+            </w:pPr>
+            <w:r>
+              <w:rPr>
+                <w:b/>
+                <w:sz w:val="18"/>
+              </w:rPr>
+              <w:t>Upload page with an instant validation report</w:t>
+            </w:r>
+          </w:p>
+        </w:tc>
+        <w:tc>
+          <w:tcPr>
+            <w:tcW w:w="4982" w:type="dxa"/>
+          </w:tcPr>
+          <w:p>
+            <w:pPr>
+              <w:spacing w:after="0"/>
+            </w:pPr>
+            <w:r>
+              <w:rPr>
+                <w:sz w:val="18"/>
+              </w:rPr>
+              <w:t>An LGU uploads its workbook; DRIW runs the quality rules and returns, row by row, what was accepted, corrected or rejected and why</w:t>
+            </w:r>
+          </w:p>
+        </w:tc>
+      </w:tr>
+      <w:tr>
+        <w:trPr>
+          <w:jc w:val="center"/>
+        </w:trPr>
+        <w:tc>
+          <w:tcPr>
+            <w:tcW w:w="692" w:type="dxa"/>
+          </w:tcPr>
+          <w:p>
+            <w:pPr>
+              <w:spacing w:after="0"/>
+            </w:pPr>
+            <w:r>
+              <w:rPr>
+                <w:sz w:val="18"/>
+              </w:rPr>
+              <w:t>3</w:t>
+            </w:r>
+          </w:p>
+        </w:tc>
+        <w:tc>
+          <w:tcPr>
+            <w:tcW w:w="3737" w:type="dxa"/>
+          </w:tcPr>
+          <w:p>
+            <w:pPr>
+              <w:spacing w:after="0"/>
+            </w:pPr>
+            <w:r>
+              <w:rPr>
+                <w:b/>
+                <w:sz w:val="18"/>
+              </w:rPr>
+              <w:t>Column-mapping profiles</w:t>
+            </w:r>
+          </w:p>
+        </w:tc>
+        <w:tc>
+          <w:tcPr>
+            <w:tcW w:w="4982" w:type="dxa"/>
+          </w:tcPr>
+          <w:p>
+            <w:pPr>
+              <w:spacing w:after="0"/>
+            </w:pPr>
+            <w:r>
+              <w:rPr>
+                <w:sz w:val="18"/>
+              </w:rPr>
+              <w:t>Each LGU's own column headings mapped once to the standard layout, so existing forms can be used unchanged</w:t>
+            </w:r>
+          </w:p>
+        </w:tc>
+      </w:tr>
+      <w:tr>
+        <w:trPr>
+          <w:jc w:val="center"/>
+        </w:trPr>
+        <w:tc>
+          <w:tcPr>
+            <w:tcW w:w="692" w:type="dxa"/>
+          </w:tcPr>
+          <w:p>
+            <w:pPr>
+              <w:spacing w:after="0"/>
+            </w:pPr>
+            <w:r>
+              <w:rPr>
+                <w:sz w:val="18"/>
+              </w:rPr>
+              <w:t>4</w:t>
+            </w:r>
+          </w:p>
+        </w:tc>
+        <w:tc>
+          <w:tcPr>
+            <w:tcW w:w="3737" w:type="dxa"/>
+          </w:tcPr>
+          <w:p>
+            <w:pPr>
+              <w:spacing w:after="0"/>
+            </w:pPr>
+            <w:r>
+              <w:rPr>
+                <w:b/>
+                <w:sz w:val="18"/>
+              </w:rPr>
+              <w:t>Excel workbook export</w:t>
+            </w:r>
+          </w:p>
+        </w:tc>
+        <w:tc>
+          <w:tcPr>
+            <w:tcW w:w="4982" w:type="dxa"/>
+          </w:tcPr>
+          <w:p>
+            <w:pPr>
+              <w:spacing w:after="0"/>
+            </w:pPr>
+            <w:r>
+              <w:rPr>
+                <w:sz w:val="18"/>
+              </w:rPr>
+              <w:t xml:space="preserve">Formatted .xlsx downloads with one sheet per table and a </w:t>
+            </w:r>
+            <w:r>
+              <w:rPr>
+                <w:sz w:val="18"/>
+              </w:rPr>
+              <w:t>data-dictionary sheet</w:t>
+            </w:r>
+          </w:p>
+        </w:tc>
+      </w:tr>
+      <w:tr>
+        <w:trPr>
+          <w:jc w:val="center"/>
+        </w:trPr>
+        <w:tc>
+          <w:tcPr>
+            <w:tcW w:w="692" w:type="dxa"/>
+          </w:tcPr>
+          <w:p>
+            <w:pPr>
+              <w:spacing w:after="0"/>
+            </w:pPr>
+            <w:r>
+              <w:rPr>
+                <w:sz w:val="18"/>
+              </w:rPr>
+              <w:t>5</w:t>
+            </w:r>
+          </w:p>
+        </w:tc>
+        <w:tc>
+          <w:tcPr>
+            <w:tcW w:w="3737" w:type="dxa"/>
+          </w:tcPr>
+          <w:p>
+            <w:pPr>
+              <w:spacing w:after="0"/>
+            </w:pPr>
+            <w:r>
+              <w:rPr>
+                <w:b/>
+                <w:sz w:val="18"/>
+              </w:rPr>
+              <w:t>Submission tracking</w:t>
+            </w:r>
+          </w:p>
+        </w:tc>
+        <w:tc>
+          <w:tcPr>
+            <w:tcW w:w="4982" w:type="dxa"/>
+          </w:tcPr>
+          <w:p>
+            <w:pPr>
+              <w:spacing w:after="0"/>
+            </w:pPr>
+            <w:r>
+              <w:rPr>
+                <w:sz w:val="18"/>
+              </w:rPr>
+              <w:t>A dashboard of which LGUs have reported for each event, and which are late or missing</w:t>
+            </w:r>
+          </w:p>
+        </w:tc>
+      </w:tr>
+      <w:tr>
+        <w:trPr>
+          <w:jc w:val="center"/>
+        </w:trPr>
+        <w:tc>
+          <w:tcPr>
+            <w:tcW w:w="692" w:type="dxa"/>
+          </w:tcPr>
+          <w:p>
+            <w:pPr>
+              <w:spacing w:after="0"/>
+            </w:pPr>
+            <w:r>
+              <w:rPr>
+                <w:sz w:val="18"/>
+              </w:rPr>
+              <w:t>6</w:t>
+            </w:r>
+          </w:p>
+        </w:tc>
+        <w:tc>
+          <w:tcPr>
+            <w:tcW w:w="3737" w:type="dxa"/>
+          </w:tcPr>
+          <w:p>
+            <w:pPr>
+              <w:spacing w:after="0"/>
+            </w:pPr>
+            <w:r>
+              <w:rPr>
+                <w:b/>
+                <w:sz w:val="18"/>
+              </w:rPr>
+              <w:t>Sign-in mapped to roles</w:t>
+            </w:r>
+          </w:p>
+        </w:tc>
+        <w:tc>
+          <w:tcPr>
+            <w:tcW w:w="4982" w:type="dxa"/>
+          </w:tcPr>
+          <w:p>
+            <w:pPr>
+              <w:spacing w:after="0"/>
+            </w:pPr>
+            <w:r>
+              <w:rPr>
+                <w:sz w:val="18"/>
+              </w:rPr>
+              <w:t>LGU officers log in and see only their region, using the row-level security already in the database</w:t>
+            </w:r>
+          </w:p>
+        </w:tc>
+      </w:tr>
+      <w:tr>
+        <w:trPr>
+          <w:jc w:val="center"/>
+        </w:trPr>
+        <w:tc>
+          <w:tcPr>
+            <w:tcW w:w="692" w:type="dxa"/>
+          </w:tcPr>
+          <w:p>
+            <w:pPr>
+              <w:spacing w:after="0"/>
+            </w:pPr>
+            <w:r>
+              <w:rPr>
+                <w:sz w:val="18"/>
+              </w:rPr>
+              <w:t>7</w:t>
+            </w:r>
+          </w:p>
+        </w:tc>
+        <w:tc>
+          <w:tcPr>
+            <w:tcW w:w="3737" w:type="dxa"/>
+          </w:tcPr>
+          <w:p>
+            <w:pPr>
+              <w:spacing w:after="0"/>
+            </w:pPr>
+            <w:r>
+              <w:rPr>
+                <w:b/>
+                <w:sz w:val="18"/>
+              </w:rPr>
+              <w:t>Scheduled, incremental loads</w:t>
+            </w:r>
+          </w:p>
+        </w:tc>
+        <w:tc>
+          <w:tcPr>
+            <w:tcW w:w="4982" w:type="dxa"/>
+          </w:tcPr>
+          <w:p>
+            <w:pPr>
+              <w:spacing w:after="0"/>
+            </w:pPr>
+            <w:r>
+              <w:rPr>
+                <w:sz w:val="18"/>
+              </w:rPr>
+              <w:t>Automatic nightly or hourly loads that add only new files, instead of a manual full reload</w:t>
+            </w:r>
+          </w:p>
+        </w:tc>
+      </w:tr>
+      <w:tr>
+        <w:trPr>
+          <w:jc w:val="center"/>
+        </w:trPr>
+        <w:tc>
+          <w:tcPr>
+            <w:tcW w:w="692" w:type="dxa"/>
+          </w:tcPr>
+          <w:p>
+            <w:pPr>
+              <w:spacing w:after="0"/>
+            </w:pPr>
+            <w:r>
+              <w:rPr>
+                <w:sz w:val="18"/>
+              </w:rPr>
+              <w:t>8</w:t>
+            </w:r>
+          </w:p>
+        </w:tc>
+        <w:tc>
+          <w:tcPr>
+            <w:tcW w:w="3737" w:type="dxa"/>
+          </w:tcPr>
+          <w:p>
+            <w:pPr>
+              <w:spacing w:after="0"/>
+            </w:pPr>
+            <w:r>
+              <w:rPr>
+                <w:b/>
+                <w:sz w:val="18"/>
+              </w:rPr>
+              <w:t>Open-data publication</w:t>
+            </w:r>
+          </w:p>
+        </w:tc>
+        <w:tc>
+          <w:tcPr>
+            <w:tcW w:w="4982" w:type="dxa"/>
+          </w:tcPr>
+          <w:p>
+            <w:pPr>
+              <w:spacing w:after="0"/>
+            </w:pPr>
+            <w:r>
+              <w:rPr>
+                <w:sz w:val="18"/>
+              </w:rPr>
+              <w:t>Aggregated, anonymized figures in the shape of UNDRR / Sendai Framework indicators</w:t>
+            </w:r>
+          </w:p>
+        </w:tc>
+      </w:tr>
+    </w:tbl>
+    <w:p>
+      <w:pPr>
+        <w:spacing w:after="40"/>
+      </w:pPr>
+    </w:p>
+    <w:p>
+      <w:r>
+        <w:t xml:space="preserve">Extensions 1–4 </w:t>
+      </w:r>
+      <w:r>
+        <w:t>together would let DRIW honestly be described as accepting Excel data from any LGU</w:t>
+      </w:r>
+      <w:r>
+        <w:t xml:space="preserve"> </w:t>
+      </w:r>
+      <w:r>
+        <w:t>or national DRRM office, in any layout, and returning it as Excel.</w:t>
+      </w:r>
+    </w:p>
+    <w:p>
+      <w:r>
+        <w:br w:type="page"/>
+      </w:r>
+    </w:p>
+    <w:p>
+      <w:pPr>
+        <w:pStyle w:val="Heading1"/>
+      </w:pPr>
+      <w:bookmarkStart w:id="64" w:name="_Toc243685970"/>
       <w:r>
         <w:lastRenderedPageBreak/>
         <w:t>Appendix A. Sample Analytical Queries</w:t>
       </w:r>
-      <w:bookmarkEnd w:id="60"/>
+      <w:bookmarkEnd w:id="64"/>
     </w:p>
     <w:p>
       <w:r>
@@ -53041,14 +58038,7 @@
           <w:rFonts w:ascii="Consolas" w:hAnsi="Consolas"/>
           <w:sz w:val="17"/>
         </w:rPr>
-        <w:t xml:space="preserve">group by </w:t>
-      </w:r>
-      <w:r>
-        <w:rPr>
-          <w:rFonts w:ascii="Consolas" w:hAnsi="Consolas"/>
-          <w:sz w:val="17"/>
-        </w:rPr>
-        <w:t>e.event_name, e.category</w:t>
+        <w:t>group by e.event_name, e.category</w:t>
       </w:r>
     </w:p>
     <w:p>
@@ -53344,14 +58334,7 @@
           <w:rFonts w:ascii="Consolas" w:hAnsi="Consolas"/>
           <w:sz w:val="17"/>
         </w:rPr>
-        <w:t xml:space="preserve">join </w:t>
-      </w:r>
-      <w:r>
-        <w:rPr>
-          <w:rFonts w:ascii="Consolas" w:hAnsi="Consolas"/>
-          <w:sz w:val="17"/>
-        </w:rPr>
-        <w:t>dw.dim_event e using (event_key)</w:t>
+        <w:t>join dw.dim_event e using (event_key)</w:t>
       </w:r>
     </w:p>
     <w:p>
@@ -53429,7 +58412,14 @@
           <w:i/>
           <w:color w:val="4A5566"/>
         </w:rPr>
-        <w:t>OLAP operation: Pivot (FILTER) / dice</w:t>
+        <w:t xml:space="preserve">OLAP </w:t>
+      </w:r>
+      <w:r>
+        <w:rPr>
+          <w:i/>
+          <w:color w:val="4A5566"/>
+        </w:rPr>
+        <w:t>operation: Pivot (FILTER) / dice</w:t>
       </w:r>
     </w:p>
     <w:p>
@@ -54275,14 +59265,7 @@
           <w:rFonts w:ascii="Consolas" w:hAnsi="Consolas"/>
           <w:sz w:val="17"/>
         </w:rPr>
-        <w:t xml:space="preserve">join dw.dim_response_type rt using </w:t>
-      </w:r>
-      <w:r>
-        <w:rPr>
-          <w:rFonts w:ascii="Consolas" w:hAnsi="Consolas"/>
-          <w:sz w:val="17"/>
-        </w:rPr>
-        <w:t>(response_type_key)</w:t>
+        <w:t>join dw.dim_response_type rt using (response_type_key)</w:t>
       </w:r>
     </w:p>
     <w:p>
@@ -54346,14 +59329,7 @@
           <w:rFonts w:ascii="Consolas" w:hAnsi="Consolas"/>
           <w:sz w:val="17"/>
         </w:rPr>
-        <w:t xml:space="preserve">select l.province_name, </w:t>
-      </w:r>
-      <w:r>
-        <w:rPr>
-          <w:rFonts w:ascii="Consolas" w:hAnsi="Consolas"/>
-          <w:sz w:val="17"/>
-        </w:rPr>
-        <w:t>l.city_muni_name,</w:t>
+        <w:t>select l.province_name, l.city_muni_name,</w:t>
       </w:r>
     </w:p>
     <w:p>
@@ -54465,7 +59441,14 @@
           <w:rFonts w:ascii="Consolas" w:hAnsi="Consolas"/>
           <w:sz w:val="17"/>
         </w:rPr>
-        <w:t>group by l.province_name, l.city_muni_name</w:t>
+        <w:t xml:space="preserve">group by </w:t>
+      </w:r>
+      <w:r>
+        <w:rPr>
+          <w:rFonts w:ascii="Consolas" w:hAnsi="Consolas"/>
+          <w:sz w:val="17"/>
+        </w:rPr>
+        <w:t>l.province_name, l.city_muni_name</w:t>
       </w:r>
     </w:p>
     <w:p>
@@ -54738,10 +59721,7 @@
         <w:pStyle w:val="Heading3"/>
       </w:pPr>
       <w:r>
-        <w:t xml:space="preserve">Q11. Relief mix by organization and resource </w:t>
-      </w:r>
-      <w:r>
-        <w:t>category (BQ9)</w:t>
+        <w:t>Q11. Relief mix by organization and resource category (BQ9)</w:t>
       </w:r>
     </w:p>
     <w:p>
@@ -54849,7 +59829,14 @@
           <w:rFonts w:ascii="Consolas" w:hAnsi="Consolas"/>
           <w:sz w:val="17"/>
         </w:rPr>
-        <w:t>group by o.org_name, r.category</w:t>
+        <w:t xml:space="preserve">group by o.org_name, </w:t>
+      </w:r>
+      <w:r>
+        <w:rPr>
+          <w:rFonts w:ascii="Consolas" w:hAnsi="Consolas"/>
+          <w:sz w:val="17"/>
+        </w:rPr>
+        <w:t>r.category</w:t>
       </w:r>
     </w:p>
     <w:p>
@@ -55061,14 +60048,7 @@
           <w:i/>
           <w:color w:val="4A5566"/>
         </w:rPr>
-        <w:t xml:space="preserve">OLAP operation: </w:t>
-      </w:r>
-      <w:r>
-        <w:rPr>
-          <w:i/>
-          <w:color w:val="4A5566"/>
-        </w:rPr>
-        <w:t>Pre-aggregated ROLAP mart</w:t>
+        <w:t>OLAP operation: Pre-aggregated ROLAP mart</w:t>
       </w:r>
     </w:p>
     <w:p>
@@ -55082,7 +60062,14 @@
           <w:rFonts w:ascii="Consolas" w:hAnsi="Consolas"/>
           <w:sz w:val="17"/>
         </w:rPr>
-        <w:t>select event_name, damage_cost_php, peak_persons_in_centers, relief_php_per_affected_person</w:t>
+        <w:t xml:space="preserve">select event_name, damage_cost_php, </w:t>
+      </w:r>
+      <w:r>
+        <w:rPr>
+          <w:rFonts w:ascii="Consolas" w:hAnsi="Consolas"/>
+          <w:sz w:val="17"/>
+        </w:rPr>
+        <w:t>peak_persons_in_centers, relief_php_per_affected_person</w:t>
       </w:r>
     </w:p>
     <w:p>
@@ -55160,7 +60147,14 @@
           <w:rFonts w:ascii="Consolas" w:hAnsi="Consolas"/>
           <w:sz w:val="17"/>
         </w:rPr>
-        <w:t>select source_system, reject_reasons, count(*) as rows_quarantined</w:t>
+        <w:t xml:space="preserve">select source_system, </w:t>
+      </w:r>
+      <w:r>
+        <w:rPr>
+          <w:rFonts w:ascii="Consolas" w:hAnsi="Consolas"/>
+          <w:sz w:val="17"/>
+        </w:rPr>
+        <w:t>reject_reasons, count(*) as rows_quarantined</w:t>
       </w:r>
     </w:p>
     <w:p>
@@ -55211,7 +60205,7 @@
       </w:pPr>
     </w:p>
     <w:sectPr>
-      <w:footerReference w:type="default" r:id="rId19"/>
+      <w:footerReference w:type="default" r:id="rId27"/>
       <w:pgSz w:w="11906" w:h="16838"/>
       <w:pgMar w:top="1247" w:right="1247" w:bottom="1247" w:left="1247" w:header="720" w:footer="720" w:gutter="0"/>
       <w:cols w:space="720"/>
@@ -55492,31 +60486,31 @@
       </w:rPr>
     </w:lvl>
   </w:abstractNum>
-  <w:num w:numId="1" w16cid:durableId="108206530">
+  <w:num w:numId="1" w16cid:durableId="1134448536">
     <w:abstractNumId w:val="8"/>
   </w:num>
-  <w:num w:numId="2" w16cid:durableId="1631283731">
+  <w:num w:numId="2" w16cid:durableId="1259829503">
     <w:abstractNumId w:val="6"/>
   </w:num>
-  <w:num w:numId="3" w16cid:durableId="891042144">
+  <w:num w:numId="3" w16cid:durableId="765004630">
     <w:abstractNumId w:val="5"/>
   </w:num>
-  <w:num w:numId="4" w16cid:durableId="305671916">
+  <w:num w:numId="4" w16cid:durableId="1808207641">
     <w:abstractNumId w:val="4"/>
   </w:num>
-  <w:num w:numId="5" w16cid:durableId="1573196481">
+  <w:num w:numId="5" w16cid:durableId="93981545">
     <w:abstractNumId w:val="7"/>
   </w:num>
-  <w:num w:numId="6" w16cid:durableId="1880047224">
+  <w:num w:numId="6" w16cid:durableId="627593300">
     <w:abstractNumId w:val="3"/>
   </w:num>
-  <w:num w:numId="7" w16cid:durableId="409274049">
+  <w:num w:numId="7" w16cid:durableId="335886091">
     <w:abstractNumId w:val="2"/>
   </w:num>
-  <w:num w:numId="8" w16cid:durableId="1829901000">
+  <w:num w:numId="8" w16cid:durableId="1840730510">
     <w:abstractNumId w:val="1"/>
   </w:num>
-  <w:num w:numId="9" w16cid:durableId="1903061902">
+  <w:num w:numId="9" w16cid:durableId="57637771">
     <w:abstractNumId w:val="0"/>
   </w:num>
 </w:numbering>
@@ -66909,7 +71903,7 @@
     <w:autoRedefine/>
     <w:uiPriority w:val="39"/>
     <w:unhideWhenUsed/>
-    <w:rsid w:val="00756338"/>
+    <w:rsid w:val="00896A44"/>
     <w:pPr>
       <w:spacing w:after="100"/>
     </w:pPr>
@@ -66921,7 +71915,7 @@
     <w:autoRedefine/>
     <w:uiPriority w:val="39"/>
     <w:unhideWhenUsed/>
-    <w:rsid w:val="00756338"/>
+    <w:rsid w:val="00896A44"/>
     <w:pPr>
       <w:spacing w:after="100"/>
       <w:ind w:left="210"/>
@@ -66932,7 +71926,7 @@
     <w:basedOn w:val="DefaultParagraphFont"/>
     <w:uiPriority w:val="99"/>
     <w:unhideWhenUsed/>
-    <w:rsid w:val="00756338"/>
+    <w:rsid w:val="00896A44"/>
     <w:rPr>
       <w:color w:val="0000FF" w:themeColor="hyperlink"/>
       <w:u w:val="single"/>
